--- a/docs/ascs/ASCS_L1_OrmanjiNichita.docx
+++ b/docs/ascs/ASCS_L1_OrmanjiNichita.docx
@@ -60,7 +60,7 @@
     </w:p>
     <w:p>
       <w:pPr>
-        <w:spacing w:after="120" w:before="3600" w:line="276"/>
+        <w:spacing w:after="120" w:before="3400" w:line="276"/>
         <w:jc w:val="center"/>
       </w:pPr>
       <w:r>
@@ -164,13 +164,13 @@
     </w:p>
     <w:p>
       <w:pPr>
-        <w:spacing w:before="2800"/>
+        <w:spacing w:before="2600"/>
       </w:pPr>
     </w:p>
     <w:p>
       <w:pPr>
         <w:tabs>
-          <w:tab w:val="right" w:pos="9638"/>
+          <w:tab w:val="right" w:pos="10205"/>
         </w:tabs>
         <w:spacing w:line="360"/>
       </w:pPr>
@@ -194,7 +194,7 @@
     <w:p>
       <w:pPr>
         <w:tabs>
-          <w:tab w:val="right" w:pos="9638"/>
+          <w:tab w:val="right" w:pos="10205"/>
         </w:tabs>
         <w:spacing w:line="360"/>
       </w:pPr>
@@ -230,13 +230,9 @@
       </w:r>
     </w:p>
     <w:p>
-      <w:r>
-        <w:br w:type="page"/>
-      </w:r>
-    </w:p>
-    <w:p>
-      <w:pPr>
-        <w:spacing w:after="240" w:line="360"/>
+      <w:pPr>
+        <w:pageBreakBefore/>
+        <w:spacing w:after="240" w:line="240"/>
         <w:jc w:val="center"/>
       </w:pPr>
       <w:r>
@@ -244,362 +240,299 @@
           <w:rFonts w:ascii="Times New Roman" w:cs="Times New Roman" w:eastAsia="Times New Roman" w:hAnsi="Times New Roman"/>
           <w:b/>
           <w:bCs/>
-          <w:sz w:val="32"/>
-          <w:szCs w:val="32"/>
-        </w:rPr>
-        <w:t xml:space="preserve">Лабораторная работа №1</w:t>
+          <w:sz w:val="26"/>
+          <w:szCs w:val="26"/>
+        </w:rPr>
+        <w:t xml:space="preserve">СОДЕРЖАНИЕ</w:t>
+      </w:r>
+    </w:p>
+    <w:p>
+      <w:pPr>
+        <w:tabs>
+          <w:tab w:val="right" w:pos="10205" w:leader="dot"/>
+        </w:tabs>
+        <w:spacing w:line="360"/>
+      </w:pPr>
+      <w:r>
+        <w:rPr>
+          <w:rFonts w:ascii="Times New Roman" w:cs="Times New Roman" w:eastAsia="Times New Roman" w:hAnsi="Times New Roman"/>
+          <w:sz w:val="24"/>
+          <w:szCs w:val="24"/>
+        </w:rPr>
+        <w:t xml:space="preserve">СПИСОК СОКРАЩЕНИЙ И ОПРЕДЕЛЕНИЙ	3</w:t>
+      </w:r>
+    </w:p>
+    <w:p>
+      <w:pPr>
+        <w:tabs>
+          <w:tab w:val="right" w:pos="10205" w:leader="dot"/>
+        </w:tabs>
+        <w:spacing w:line="360"/>
+      </w:pPr>
+      <w:r>
+        <w:rPr>
+          <w:rFonts w:ascii="Times New Roman" w:cs="Times New Roman" w:eastAsia="Times New Roman" w:hAnsi="Times New Roman"/>
+          <w:sz w:val="24"/>
+          <w:szCs w:val="24"/>
+        </w:rPr>
+        <w:t xml:space="preserve">ВВЕДЕНИЕ	4</w:t>
+      </w:r>
+    </w:p>
+    <w:p>
+      <w:pPr>
+        <w:tabs>
+          <w:tab w:val="right" w:pos="10205" w:leader="dot"/>
+        </w:tabs>
+        <w:spacing w:line="360"/>
+      </w:pPr>
+      <w:r>
+        <w:rPr>
+          <w:rFonts w:ascii="Times New Roman" w:cs="Times New Roman" w:eastAsia="Times New Roman" w:hAnsi="Times New Roman"/>
+          <w:sz w:val="24"/>
+          <w:szCs w:val="24"/>
+        </w:rPr>
+        <w:t xml:space="preserve">1 АНАЛИЗ ПРЕДМЕТНОЙ ОБЛАСТИ	5</w:t>
+      </w:r>
+    </w:p>
+    <w:p>
+      <w:pPr>
+        <w:tabs>
+          <w:tab w:val="right" w:pos="10205" w:leader="dot"/>
+        </w:tabs>
+        <w:spacing w:line="360"/>
+        <w:ind w:left="360"/>
+      </w:pPr>
+      <w:r>
+        <w:rPr>
+          <w:rFonts w:ascii="Times New Roman" w:cs="Times New Roman" w:eastAsia="Times New Roman" w:hAnsi="Times New Roman"/>
+          <w:sz w:val="24"/>
+          <w:szCs w:val="24"/>
+        </w:rPr>
+        <w:t xml:space="preserve">1.1 Описание программного проекта	5</w:t>
+      </w:r>
+    </w:p>
+    <w:p>
+      <w:pPr>
+        <w:tabs>
+          <w:tab w:val="right" w:pos="10205" w:leader="dot"/>
+        </w:tabs>
+        <w:spacing w:line="360"/>
+        <w:ind w:left="360"/>
+      </w:pPr>
+      <w:r>
+        <w:rPr>
+          <w:rFonts w:ascii="Times New Roman" w:cs="Times New Roman" w:eastAsia="Times New Roman" w:hAnsi="Times New Roman"/>
+          <w:sz w:val="24"/>
+          <w:szCs w:val="24"/>
+        </w:rPr>
+        <w:t xml:space="preserve">1.2 Анализ предметной области	5</w:t>
+      </w:r>
+    </w:p>
+    <w:p>
+      <w:pPr>
+        <w:tabs>
+          <w:tab w:val="right" w:pos="10205" w:leader="dot"/>
+        </w:tabs>
+        <w:spacing w:line="360"/>
+        <w:ind w:left="360"/>
+      </w:pPr>
+      <w:r>
+        <w:rPr>
+          <w:rFonts w:ascii="Times New Roman" w:cs="Times New Roman" w:eastAsia="Times New Roman" w:hAnsi="Times New Roman"/>
+          <w:sz w:val="24"/>
+          <w:szCs w:val="24"/>
+        </w:rPr>
+        <w:t xml:space="preserve">1.3 Анализ существующего процесса AS-IS	6</w:t>
+      </w:r>
+    </w:p>
+    <w:p>
+      <w:pPr>
+        <w:tabs>
+          <w:tab w:val="right" w:pos="10205" w:leader="dot"/>
+        </w:tabs>
+        <w:spacing w:line="360"/>
+      </w:pPr>
+      <w:r>
+        <w:rPr>
+          <w:rFonts w:ascii="Times New Roman" w:cs="Times New Roman" w:eastAsia="Times New Roman" w:hAnsi="Times New Roman"/>
+          <w:sz w:val="24"/>
+          <w:szCs w:val="24"/>
+        </w:rPr>
+        <w:t xml:space="preserve">2 АНАЛИЗ ПРОБЛЕМ И ЗАИНТЕРЕСОВАННЫХ СТОРОН	8</w:t>
+      </w:r>
+    </w:p>
+    <w:p>
+      <w:pPr>
+        <w:tabs>
+          <w:tab w:val="right" w:pos="10205" w:leader="dot"/>
+        </w:tabs>
+        <w:spacing w:line="360"/>
+        <w:ind w:left="360"/>
+      </w:pPr>
+      <w:r>
+        <w:rPr>
+          <w:rFonts w:ascii="Times New Roman" w:cs="Times New Roman" w:eastAsia="Times New Roman" w:hAnsi="Times New Roman"/>
+          <w:sz w:val="24"/>
+          <w:szCs w:val="24"/>
+        </w:rPr>
+        <w:t xml:space="preserve">2.1 Выявленные проблемы	8</w:t>
+      </w:r>
+    </w:p>
+    <w:p>
+      <w:pPr>
+        <w:tabs>
+          <w:tab w:val="right" w:pos="10205" w:leader="dot"/>
+        </w:tabs>
+        <w:spacing w:line="360"/>
+        <w:ind w:left="360"/>
+      </w:pPr>
+      <w:r>
+        <w:rPr>
+          <w:rFonts w:ascii="Times New Roman" w:cs="Times New Roman" w:eastAsia="Times New Roman" w:hAnsi="Times New Roman"/>
+          <w:sz w:val="24"/>
+          <w:szCs w:val="24"/>
+        </w:rPr>
+        <w:t xml:space="preserve">2.2 Анализ первопричины	8</w:t>
+      </w:r>
+    </w:p>
+    <w:p>
+      <w:pPr>
+        <w:tabs>
+          <w:tab w:val="right" w:pos="10205" w:leader="dot"/>
+        </w:tabs>
+        <w:spacing w:line="360"/>
+        <w:ind w:left="360"/>
+      </w:pPr>
+      <w:r>
+        <w:rPr>
+          <w:rFonts w:ascii="Times New Roman" w:cs="Times New Roman" w:eastAsia="Times New Roman" w:hAnsi="Times New Roman"/>
+          <w:sz w:val="24"/>
+          <w:szCs w:val="24"/>
+        </w:rPr>
+        <w:t xml:space="preserve">2.3 Stakeholders и их потребности	9</w:t>
+      </w:r>
+    </w:p>
+    <w:p>
+      <w:pPr>
+        <w:tabs>
+          <w:tab w:val="right" w:pos="10205" w:leader="dot"/>
+        </w:tabs>
+        <w:spacing w:line="360"/>
+      </w:pPr>
+      <w:r>
+        <w:rPr>
+          <w:rFonts w:ascii="Times New Roman" w:cs="Times New Roman" w:eastAsia="Times New Roman" w:hAnsi="Times New Roman"/>
+          <w:sz w:val="24"/>
+          <w:szCs w:val="24"/>
+        </w:rPr>
+        <w:t xml:space="preserve">3 ПОСТАНОВКА ПРОБЛЕМЫ И ЦЕЛИ ПРОЕКТА	10</w:t>
+      </w:r>
+    </w:p>
+    <w:p>
+      <w:pPr>
+        <w:tabs>
+          <w:tab w:val="right" w:pos="10205" w:leader="dot"/>
+        </w:tabs>
+        <w:spacing w:line="360"/>
+        <w:ind w:left="360"/>
+      </w:pPr>
+      <w:r>
+        <w:rPr>
+          <w:rFonts w:ascii="Times New Roman" w:cs="Times New Roman" w:eastAsia="Times New Roman" w:hAnsi="Times New Roman"/>
+          <w:sz w:val="24"/>
+          <w:szCs w:val="24"/>
+        </w:rPr>
+        <w:t xml:space="preserve">3.1 Problem Statement	10</w:t>
+      </w:r>
+    </w:p>
+    <w:p>
+      <w:pPr>
+        <w:tabs>
+          <w:tab w:val="right" w:pos="10205" w:leader="dot"/>
+        </w:tabs>
+        <w:spacing w:line="360"/>
+        <w:ind w:left="360"/>
+      </w:pPr>
+      <w:r>
+        <w:rPr>
+          <w:rFonts w:ascii="Times New Roman" w:cs="Times New Roman" w:eastAsia="Times New Roman" w:hAnsi="Times New Roman"/>
+          <w:sz w:val="24"/>
+          <w:szCs w:val="24"/>
+        </w:rPr>
+        <w:t xml:space="preserve">3.2 Цель проекта	10</w:t>
+      </w:r>
+    </w:p>
+    <w:p>
+      <w:pPr>
+        <w:tabs>
+          <w:tab w:val="right" w:pos="10205" w:leader="dot"/>
+        </w:tabs>
+        <w:spacing w:line="360"/>
+        <w:ind w:left="360"/>
+      </w:pPr>
+      <w:r>
+        <w:rPr>
+          <w:rFonts w:ascii="Times New Roman" w:cs="Times New Roman" w:eastAsia="Times New Roman" w:hAnsi="Times New Roman"/>
+          <w:sz w:val="24"/>
+          <w:szCs w:val="24"/>
+        </w:rPr>
+        <w:t xml:space="preserve">3.3 Предварительное описание TO-BE	10</w:t>
+      </w:r>
+    </w:p>
+    <w:p>
+      <w:pPr>
+        <w:tabs>
+          <w:tab w:val="right" w:pos="10205" w:leader="dot"/>
+        </w:tabs>
+        <w:spacing w:line="360"/>
+      </w:pPr>
+      <w:r>
+        <w:rPr>
+          <w:rFonts w:ascii="Times New Roman" w:cs="Times New Roman" w:eastAsia="Times New Roman" w:hAnsi="Times New Roman"/>
+          <w:sz w:val="24"/>
+          <w:szCs w:val="24"/>
+        </w:rPr>
+        <w:t xml:space="preserve">ВЫВОДЫ	12</w:t>
+      </w:r>
+    </w:p>
+    <w:p>
+      <w:pPr>
+        <w:tabs>
+          <w:tab w:val="right" w:pos="10205" w:leader="dot"/>
+        </w:tabs>
+        <w:spacing w:line="360"/>
+      </w:pPr>
+      <w:r>
+        <w:rPr>
+          <w:rFonts w:ascii="Times New Roman" w:cs="Times New Roman" w:eastAsia="Times New Roman" w:hAnsi="Times New Roman"/>
+          <w:sz w:val="24"/>
+          <w:szCs w:val="24"/>
+        </w:rPr>
+        <w:t xml:space="preserve">БИБЛИОГРАФИЯ	13</w:t>
       </w:r>
     </w:p>
     <w:p>
       <w:pPr>
         <w:pStyle w:val="Heading1"/>
         <w:keepNext/>
-        <w:spacing w:after="120" w:before="240" w:line="360"/>
-        <w:ind w:firstLine="709"/>
+        <w:pageBreakBefore/>
+        <w:spacing w:after="240" w:before="0" w:line="240"/>
+        <w:jc w:val="center"/>
       </w:pPr>
       <w:r>
         <w:rPr>
           <w:rFonts w:ascii="Times New Roman" w:cs="Times New Roman" w:eastAsia="Times New Roman" w:hAnsi="Times New Roman"/>
           <w:b/>
           <w:bCs/>
-          <w:sz w:val="28"/>
-          <w:szCs w:val="28"/>
-        </w:rPr>
-        <w:t xml:space="preserve">Тема работы</w:t>
-      </w:r>
-    </w:p>
-    <w:p>
-      <w:pPr>
-        <w:spacing w:after="0" w:before="0" w:line="360"/>
-        <w:ind w:firstLine="709"/>
-        <w:jc w:val="both"/>
-      </w:pPr>
-      <w:r>
-        <w:rPr>
-          <w:rFonts w:ascii="Times New Roman" w:cs="Times New Roman" w:eastAsia="Times New Roman" w:hAnsi="Times New Roman"/>
-          <w:sz w:val="28"/>
-          <w:szCs w:val="28"/>
-        </w:rPr>
-        <w:t xml:space="preserve">Анализ предметной области и постановка проблемы программного проекта.</w:t>
-      </w:r>
-    </w:p>
-    <w:p>
-      <w:pPr>
-        <w:pStyle w:val="Heading1"/>
-        <w:keepNext/>
-        <w:spacing w:after="120" w:before="240" w:line="360"/>
-        <w:ind w:firstLine="709"/>
-      </w:pPr>
-      <w:r>
-        <w:rPr>
-          <w:rFonts w:ascii="Times New Roman" w:cs="Times New Roman" w:eastAsia="Times New Roman" w:hAnsi="Times New Roman"/>
-          <w:b/>
-          <w:bCs/>
-          <w:sz w:val="28"/>
-          <w:szCs w:val="28"/>
-        </w:rPr>
-        <w:t xml:space="preserve">Цель работы</w:t>
-      </w:r>
-    </w:p>
-    <w:p>
-      <w:pPr>
-        <w:spacing w:after="0" w:before="0" w:line="360"/>
-        <w:ind w:firstLine="709"/>
-        <w:jc w:val="both"/>
-      </w:pPr>
-      <w:r>
-        <w:rPr>
-          <w:rFonts w:ascii="Times New Roman" w:cs="Times New Roman" w:eastAsia="Times New Roman" w:hAnsi="Times New Roman"/>
-          <w:sz w:val="28"/>
-          <w:szCs w:val="28"/>
-        </w:rPr>
-        <w:t xml:space="preserve">Изучить предметную область будущего дипломного проекта, проанализировать существующий процесс, выявить основные проблемы и их причины, определить заинтересованные стороны и сформулировать проблему и цель разработки программного продукта.</w:t>
-      </w:r>
-    </w:p>
-    <w:p>
-      <w:pPr>
-        <w:pStyle w:val="Heading1"/>
-        <w:keepNext/>
-        <w:spacing w:after="120" w:before="240" w:line="360"/>
-        <w:ind w:firstLine="709"/>
-      </w:pPr>
-      <w:r>
-        <w:rPr>
-          <w:rFonts w:ascii="Times New Roman" w:cs="Times New Roman" w:eastAsia="Times New Roman" w:hAnsi="Times New Roman"/>
-          <w:b/>
-          <w:bCs/>
-          <w:sz w:val="28"/>
-          <w:szCs w:val="28"/>
-        </w:rPr>
-        <w:t xml:space="preserve">1. Описание программного проекта</w:t>
-      </w:r>
-    </w:p>
-    <w:p>
-      <w:pPr>
-        <w:spacing w:after="0" w:before="0" w:line="360"/>
-        <w:ind w:firstLine="709"/>
-        <w:jc w:val="both"/>
-      </w:pPr>
-      <w:r>
-        <w:rPr>
-          <w:rFonts w:ascii="Times New Roman" w:cs="Times New Roman" w:eastAsia="Times New Roman" w:hAnsi="Times New Roman"/>
-          <w:b/>
-          <w:bCs/>
-          <w:sz w:val="28"/>
-          <w:szCs w:val="28"/>
-        </w:rPr>
-        <w:t xml:space="preserve">Название проекта: </w:t>
-      </w:r>
-      <w:r>
-        <w:rPr>
-          <w:rFonts w:ascii="Times New Roman" w:cs="Times New Roman" w:eastAsia="Times New Roman" w:hAnsi="Times New Roman"/>
-          <w:sz w:val="28"/>
-          <w:szCs w:val="28"/>
-        </w:rPr>
-        <w:t xml:space="preserve">«Мобильное приложение для изучения Библии и духовного планирования с элементами социальной сети» (рабочее название — Bibly).</w:t>
-      </w:r>
-    </w:p>
-    <w:p>
-      <w:pPr>
-        <w:spacing w:after="0" w:before="0" w:line="360"/>
-        <w:ind w:firstLine="709"/>
-        <w:jc w:val="both"/>
-      </w:pPr>
-      <w:r>
-        <w:rPr>
-          <w:rFonts w:ascii="Times New Roman" w:cs="Times New Roman" w:eastAsia="Times New Roman" w:hAnsi="Times New Roman"/>
-          <w:b/>
-          <w:bCs/>
-          <w:sz w:val="28"/>
-          <w:szCs w:val="28"/>
-        </w:rPr>
-        <w:t xml:space="preserve">Тип программного продукта: </w:t>
-      </w:r>
-      <w:r>
-        <w:rPr>
-          <w:rFonts w:ascii="Times New Roman" w:cs="Times New Roman" w:eastAsia="Times New Roman" w:hAnsi="Times New Roman"/>
-          <w:sz w:val="28"/>
-          <w:szCs w:val="28"/>
-        </w:rPr>
-        <w:t xml:space="preserve">кроссплатформенное мобильное приложение (Android и iOS) с серверной частью для хранения учётных записей, личных записей и данных сообщества.</w:t>
-      </w:r>
-    </w:p>
-    <w:p>
-      <w:pPr>
-        <w:spacing w:after="0" w:before="0" w:line="360"/>
-        <w:ind w:firstLine="709"/>
-        <w:jc w:val="both"/>
-      </w:pPr>
-      <w:r>
-        <w:rPr>
-          <w:rFonts w:ascii="Times New Roman" w:cs="Times New Roman" w:eastAsia="Times New Roman" w:hAnsi="Times New Roman"/>
-          <w:b/>
-          <w:bCs/>
-          <w:sz w:val="28"/>
-          <w:szCs w:val="28"/>
-        </w:rPr>
-        <w:t xml:space="preserve">Назначение: </w:t>
-      </w:r>
-      <w:r>
-        <w:rPr>
-          <w:rFonts w:ascii="Times New Roman" w:cs="Times New Roman" w:eastAsia="Times New Roman" w:hAnsi="Times New Roman"/>
-          <w:sz w:val="28"/>
-          <w:szCs w:val="28"/>
-        </w:rPr>
-        <w:t xml:space="preserve">поддержка регулярного личного и совместного чтения Библии: планирование чтения, учёт прогресса, ведение духовного дневника и общение читателей в группах.</w:t>
-      </w:r>
-    </w:p>
-    <w:p>
-      <w:pPr>
-        <w:spacing w:after="0" w:before="0" w:line="360"/>
-        <w:ind w:firstLine="709"/>
-        <w:jc w:val="both"/>
-      </w:pPr>
-      <w:r>
-        <w:rPr>
-          <w:rFonts w:ascii="Times New Roman" w:cs="Times New Roman" w:eastAsia="Times New Roman" w:hAnsi="Times New Roman"/>
-          <w:sz w:val="28"/>
-          <w:szCs w:val="28"/>
-        </w:rPr>
-        <w:t xml:space="preserve">Приложение объединяет в одном месте текст Писания, планы чтения с ежедневными порциями, личный дневник размышлений (включая защищённый раздел для сугубо личных записей) и социальную часть — группы совместного чтения, публикации, комментарии и подписки. Система должна заменить набор разрозненных инструментов, которыми сейчас пользуются читатели и группы, и сделать прогресс чтения видимым как самому читателю, так и его группе.</w:t>
-      </w:r>
-    </w:p>
-    <w:p>
-      <w:pPr>
-        <w:pStyle w:val="Heading1"/>
-        <w:keepNext/>
-        <w:spacing w:after="120" w:before="240" w:line="360"/>
-        <w:ind w:firstLine="709"/>
-      </w:pPr>
-      <w:r>
-        <w:rPr>
-          <w:rFonts w:ascii="Times New Roman" w:cs="Times New Roman" w:eastAsia="Times New Roman" w:hAnsi="Times New Roman"/>
-          <w:b/>
-          <w:bCs/>
-          <w:sz w:val="28"/>
-          <w:szCs w:val="28"/>
-        </w:rPr>
-        <w:t xml:space="preserve">2. Анализ предметной области</w:t>
-      </w:r>
-    </w:p>
-    <w:p>
-      <w:pPr>
-        <w:spacing w:after="0" w:before="0" w:line="360"/>
-        <w:ind w:firstLine="709"/>
-        <w:jc w:val="both"/>
-      </w:pPr>
-      <w:r>
-        <w:rPr>
-          <w:rFonts w:ascii="Times New Roman" w:cs="Times New Roman" w:eastAsia="Times New Roman" w:hAnsi="Times New Roman"/>
-          <w:b/>
-          <w:bCs/>
-          <w:sz w:val="28"/>
-          <w:szCs w:val="28"/>
-        </w:rPr>
-        <w:t xml:space="preserve">Сфера деятельности. </w:t>
-      </w:r>
-      <w:r>
-        <w:rPr>
-          <w:rFonts w:ascii="Times New Roman" w:cs="Times New Roman" w:eastAsia="Times New Roman" w:hAnsi="Times New Roman"/>
-          <w:sz w:val="28"/>
-          <w:szCs w:val="28"/>
-        </w:rPr>
-        <w:t xml:space="preserve">Предметная область — личная и групповая духовная практика христиан, связанная с систематическим чтением и изучением Библии. Типичная среда — отдельные верующие, а также малые (домашние) группы при церквях и молодёжные группы численностью примерно от 5 до 30 человек, которые читают Писание по общему плану и обсуждают прочитанное.</w:t>
-      </w:r>
-    </w:p>
-    <w:p>
-      <w:pPr>
-        <w:spacing w:after="0" w:before="0" w:line="360"/>
-        <w:ind w:firstLine="709"/>
-        <w:jc w:val="both"/>
-      </w:pPr>
-      <w:r>
-        <w:rPr>
-          <w:rFonts w:ascii="Times New Roman" w:cs="Times New Roman" w:eastAsia="Times New Roman" w:hAnsi="Times New Roman"/>
-          <w:b/>
-          <w:bCs/>
-          <w:sz w:val="28"/>
-          <w:szCs w:val="28"/>
-        </w:rPr>
-        <w:t xml:space="preserve">Рассматриваемый процесс. </w:t>
-      </w:r>
-      <w:r>
-        <w:rPr>
-          <w:rFonts w:ascii="Times New Roman" w:cs="Times New Roman" w:eastAsia="Times New Roman" w:hAnsi="Times New Roman"/>
-          <w:sz w:val="28"/>
-          <w:szCs w:val="28"/>
-        </w:rPr>
-        <w:t xml:space="preserve">Процесс регулярного чтения Библии по плану: выбор плана, ежедневное чтение отрывка, фиксация прочтения, запись личных размышлений, обсуждение прочитанного с группой и контроль прохождения плана лидером группы.</w:t>
-      </w:r>
-    </w:p>
-    <w:p>
-      <w:pPr>
-        <w:spacing w:after="0" w:before="0" w:line="360"/>
-        <w:ind w:firstLine="709"/>
-        <w:jc w:val="both"/>
-      </w:pPr>
-      <w:r>
-        <w:rPr>
-          <w:rFonts w:ascii="Times New Roman" w:cs="Times New Roman" w:eastAsia="Times New Roman" w:hAnsi="Times New Roman"/>
-          <w:b/>
-          <w:bCs/>
-          <w:sz w:val="28"/>
-          <w:szCs w:val="28"/>
-        </w:rPr>
-        <w:t xml:space="preserve">Участники процесса: </w:t>
-      </w:r>
-      <w:r>
-        <w:rPr>
-          <w:rFonts w:ascii="Times New Roman" w:cs="Times New Roman" w:eastAsia="Times New Roman" w:hAnsi="Times New Roman"/>
-          <w:sz w:val="28"/>
-          <w:szCs w:val="28"/>
-        </w:rPr>
-        <w:t xml:space="preserve">читатель, участник малой группы, лидер группы (служитель), а также начинающий читатель, для которого структура Библии ещё непривычна.</w:t>
-      </w:r>
-    </w:p>
-    <w:p>
-      <w:pPr>
-        <w:spacing w:after="0" w:before="0" w:line="360"/>
-        <w:ind w:firstLine="709"/>
-        <w:jc w:val="both"/>
-      </w:pPr>
-      <w:r>
-        <w:rPr>
-          <w:rFonts w:ascii="Times New Roman" w:cs="Times New Roman" w:eastAsia="Times New Roman" w:hAnsi="Times New Roman"/>
-          <w:b/>
-          <w:bCs/>
-          <w:sz w:val="28"/>
-          <w:szCs w:val="28"/>
-        </w:rPr>
-        <w:t xml:space="preserve">Основные объекты предметной области: </w:t>
-      </w:r>
-      <w:r>
-        <w:rPr>
-          <w:rFonts w:ascii="Times New Roman" w:cs="Times New Roman" w:eastAsia="Times New Roman" w:hAnsi="Times New Roman"/>
-          <w:sz w:val="28"/>
-          <w:szCs w:val="28"/>
-        </w:rPr>
-        <w:t xml:space="preserve">книга, глава и стих Библии; план чтения и его ежедневная порция («глава дня»); отметка о прочтении и прогресс плана; запись дневника (размышление, молитва) с привязкой к стиху; закладка и выделение текста; группа совместного чтения; публикация и комментарий; подписка на пользователя; профиль пользователя.</w:t>
-      </w:r>
-    </w:p>
-    <w:p>
-      <w:pPr>
-        <w:spacing w:after="0" w:before="0" w:line="360"/>
-        <w:ind w:firstLine="709"/>
-        <w:jc w:val="both"/>
-      </w:pPr>
-      <w:r>
-        <w:rPr>
-          <w:rFonts w:ascii="Times New Roman" w:cs="Times New Roman" w:eastAsia="Times New Roman" w:hAnsi="Times New Roman"/>
-          <w:sz w:val="28"/>
-          <w:szCs w:val="28"/>
-        </w:rPr>
-        <w:t xml:space="preserve">Объекты тесно связаны: прочтение главы должно отражаться в прогрессе плана, прогресс участника — в прогрессе группы, а запись дневника — относиться к конкретному месту Писания, чтобы к ней можно было вернуться при повторном чтении.</w:t>
-      </w:r>
-    </w:p>
-    <w:p>
-      <w:pPr>
-        <w:spacing w:after="0" w:before="0" w:line="360"/>
-        <w:ind w:firstLine="709"/>
-        <w:jc w:val="both"/>
-      </w:pPr>
-      <w:r>
-        <w:rPr>
-          <w:rFonts w:ascii="Times New Roman" w:cs="Times New Roman" w:eastAsia="Times New Roman" w:hAnsi="Times New Roman"/>
-          <w:b/>
-          <w:bCs/>
-          <w:sz w:val="28"/>
-          <w:szCs w:val="28"/>
-        </w:rPr>
-        <w:t xml:space="preserve">Существующий порядок работы. </w:t>
-      </w:r>
-      <w:r>
-        <w:rPr>
-          <w:rFonts w:ascii="Times New Roman" w:cs="Times New Roman" w:eastAsia="Times New Roman" w:hAnsi="Times New Roman"/>
-          <w:sz w:val="28"/>
-          <w:szCs w:val="28"/>
-        </w:rPr>
-        <w:t xml:space="preserve">Сейчас каждый элемент процесса выполняется отдельным средством. Текст читается по печатной Библии или в приложении; план чтения хранится в виде распечатки, PDF-файла или списка в приложении; размышления записываются в тетрадь или заметки телефона; групповое обсуждение и отчёты о прочтении ведутся в мессенджере; лидер группы при необходимости ведёт таблицу прогресса участников. Используемые программные средства и их ограничения приведены в таблице 1.</w:t>
-      </w:r>
-    </w:p>
-    <w:p>
-      <w:pPr>
-        <w:keepNext/>
-        <w:spacing w:after="120" w:before="120" w:line="276"/>
-        <w:jc w:val="left"/>
-      </w:pPr>
-      <w:r>
-        <w:rPr>
-          <w:rFonts w:ascii="Times New Roman" w:cs="Times New Roman" w:eastAsia="Times New Roman" w:hAnsi="Times New Roman"/>
-          <w:sz w:val="28"/>
-          <w:szCs w:val="28"/>
-        </w:rPr>
-        <w:t xml:space="preserve">Таблица 1 – Используемые средства и их ограничения</w:t>
+          <w:sz w:val="26"/>
+          <w:szCs w:val="26"/>
+        </w:rPr>
+        <w:t xml:space="preserve">СПИСОК СОКРАЩЕНИЙ И ОПРЕДЕЛЕНИЙ</w:t>
       </w:r>
     </w:p>
     <w:tbl>
       <w:tblPr>
-        <w:tblW w:type="dxa" w:w="9638"/>
+        <w:tblW w:type="dxa" w:w="10205"/>
         <w:tblBorders>
           <w:top w:val="single" w:color="auto" w:sz="4"/>
           <w:left w:val="single" w:color="auto" w:sz="4"/>
@@ -610,9 +543,8 @@
         </w:tblBorders>
       </w:tblPr>
       <w:tblGrid>
-        <w:gridCol w:w="3281"/>
-        <w:gridCol w:w="2665"/>
-        <w:gridCol w:w="3692"/>
+        <w:gridCol w:w="2680"/>
+        <w:gridCol w:w="7525"/>
       </w:tblGrid>
       <w:tr>
         <w:trPr>
@@ -620,7 +552,7 @@
         </w:trPr>
         <w:tc>
           <w:tcPr>
-            <w:tcW w:type="dxa" w:w="3281"/>
+            <w:tcW w:type="dxa" w:w="2680"/>
             <w:tcBorders>
               <w:top w:val="single" w:color="000000" w:sz="4"/>
               <w:left w:val="single" w:color="000000" w:sz="4"/>
@@ -629,9 +561,9 @@
             </w:tcBorders>
             <w:shd w:fill="E7E6E6" w:color="auto" w:val="clear"/>
             <w:tcMar>
-              <w:top w:type="dxa" w:w="60"/>
-              <w:left w:type="dxa" w:w="100"/>
-              <w:bottom w:type="dxa" w:w="60"/>
+              <w:top w:type="dxa" w:w="40"/>
+              <w:left w:type="dxa" w:w="100"/>
+              <w:bottom w:type="dxa" w:w="40"/>
               <w:right w:type="dxa" w:w="100"/>
             </w:tcMar>
             <w:vAlign w:val="center"/>
@@ -646,16 +578,16 @@
                 <w:rFonts w:ascii="Times New Roman" w:cs="Times New Roman" w:eastAsia="Times New Roman" w:hAnsi="Times New Roman"/>
                 <w:b/>
                 <w:bCs/>
-                <w:sz w:val="24"/>
-                <w:szCs w:val="24"/>
-              </w:rPr>
-              <w:t xml:space="preserve">Средство</w:t>
-            </w:r>
-          </w:p>
-        </w:tc>
-        <w:tc>
-          <w:tcPr>
-            <w:tcW w:type="dxa" w:w="2665"/>
+                <w:sz w:val="22"/>
+                <w:szCs w:val="22"/>
+              </w:rPr>
+              <w:t xml:space="preserve">Сокращение / термин</w:t>
+            </w:r>
+          </w:p>
+        </w:tc>
+        <w:tc>
+          <w:tcPr>
+            <w:tcW w:type="dxa" w:w="7525"/>
             <w:tcBorders>
               <w:top w:val="single" w:color="000000" w:sz="4"/>
               <w:left w:val="single" w:color="000000" w:sz="4"/>
@@ -664,9 +596,9 @@
             </w:tcBorders>
             <w:shd w:fill="E7E6E6" w:color="auto" w:val="clear"/>
             <w:tcMar>
-              <w:top w:type="dxa" w:w="60"/>
-              <w:left w:type="dxa" w:w="100"/>
-              <w:bottom w:type="dxa" w:w="60"/>
+              <w:top w:type="dxa" w:w="40"/>
+              <w:left w:type="dxa" w:w="100"/>
+              <w:bottom w:type="dxa" w:w="40"/>
               <w:right w:type="dxa" w:w="100"/>
             </w:tcMar>
             <w:vAlign w:val="center"/>
@@ -681,45 +613,10 @@
                 <w:rFonts w:ascii="Times New Roman" w:cs="Times New Roman" w:eastAsia="Times New Roman" w:hAnsi="Times New Roman"/>
                 <w:b/>
                 <w:bCs/>
-                <w:sz w:val="24"/>
-                <w:szCs w:val="24"/>
-              </w:rPr>
-              <w:t xml:space="preserve">Для чего используется</w:t>
-            </w:r>
-          </w:p>
-        </w:tc>
-        <w:tc>
-          <w:tcPr>
-            <w:tcW w:type="dxa" w:w="3692"/>
-            <w:tcBorders>
-              <w:top w:val="single" w:color="000000" w:sz="4"/>
-              <w:left w:val="single" w:color="000000" w:sz="4"/>
-              <w:bottom w:val="single" w:color="000000" w:sz="4"/>
-              <w:right w:val="single" w:color="000000" w:sz="4"/>
-            </w:tcBorders>
-            <w:shd w:fill="E7E6E6" w:color="auto" w:val="clear"/>
-            <w:tcMar>
-              <w:top w:type="dxa" w:w="60"/>
-              <w:left w:type="dxa" w:w="100"/>
-              <w:bottom w:type="dxa" w:w="60"/>
-              <w:right w:type="dxa" w:w="100"/>
-            </w:tcMar>
-            <w:vAlign w:val="center"/>
-          </w:tcPr>
-          <w:p>
-            <w:pPr>
-              <w:spacing w:line="240"/>
-              <w:jc w:val="center"/>
-            </w:pPr>
-            <w:r>
-              <w:rPr>
-                <w:rFonts w:ascii="Times New Roman" w:cs="Times New Roman" w:eastAsia="Times New Roman" w:hAnsi="Times New Roman"/>
-                <w:b/>
-                <w:bCs/>
-                <w:sz w:val="24"/>
-                <w:szCs w:val="24"/>
-              </w:rPr>
-              <w:t xml:space="preserve">Ограничение</w:t>
+                <w:sz w:val="22"/>
+                <w:szCs w:val="22"/>
+              </w:rPr>
+              <w:t xml:space="preserve">Расшифровка / определение</w:t>
             </w:r>
           </w:p>
         </w:tc>
@@ -730,17 +627,17 @@
         </w:trPr>
         <w:tc>
           <w:tcPr>
-            <w:tcW w:type="dxa" w:w="3281"/>
-            <w:tcBorders>
-              <w:top w:val="single" w:color="000000" w:sz="4"/>
-              <w:left w:val="single" w:color="000000" w:sz="4"/>
-              <w:bottom w:val="single" w:color="000000" w:sz="4"/>
-              <w:right w:val="single" w:color="000000" w:sz="4"/>
-            </w:tcBorders>
-            <w:tcMar>
-              <w:top w:type="dxa" w:w="60"/>
-              <w:left w:type="dxa" w:w="100"/>
-              <w:bottom w:type="dxa" w:w="60"/>
+            <w:tcW w:type="dxa" w:w="2680"/>
+            <w:tcBorders>
+              <w:top w:val="single" w:color="000000" w:sz="4"/>
+              <w:left w:val="single" w:color="000000" w:sz="4"/>
+              <w:bottom w:val="single" w:color="000000" w:sz="4"/>
+              <w:right w:val="single" w:color="000000" w:sz="4"/>
+            </w:tcBorders>
+            <w:tcMar>
+              <w:top w:type="dxa" w:w="40"/>
+              <w:left w:type="dxa" w:w="100"/>
+              <w:bottom w:type="dxa" w:w="40"/>
               <w:right w:type="dxa" w:w="100"/>
             </w:tcMar>
             <w:vAlign w:val="center"/>
@@ -755,26 +652,26 @@
                 <w:rFonts w:ascii="Times New Roman" w:cs="Times New Roman" w:eastAsia="Times New Roman" w:hAnsi="Times New Roman"/>
                 <w:b w:val="false"/>
                 <w:bCs w:val="false"/>
-                <w:sz w:val="24"/>
-                <w:szCs w:val="24"/>
-              </w:rPr>
-              <w:t xml:space="preserve">Печатная Библия, бумажный план чтения (распечатка, закладка)</w:t>
-            </w:r>
-          </w:p>
-        </w:tc>
-        <w:tc>
-          <w:tcPr>
-            <w:tcW w:type="dxa" w:w="2665"/>
-            <w:tcBorders>
-              <w:top w:val="single" w:color="000000" w:sz="4"/>
-              <w:left w:val="single" w:color="000000" w:sz="4"/>
-              <w:bottom w:val="single" w:color="000000" w:sz="4"/>
-              <w:right w:val="single" w:color="000000" w:sz="4"/>
-            </w:tcBorders>
-            <w:tcMar>
-              <w:top w:type="dxa" w:w="60"/>
-              <w:left w:type="dxa" w:w="100"/>
-              <w:bottom w:type="dxa" w:w="60"/>
+                <w:sz w:val="22"/>
+                <w:szCs w:val="22"/>
+              </w:rPr>
+              <w:t xml:space="preserve">AS-IS</w:t>
+            </w:r>
+          </w:p>
+        </w:tc>
+        <w:tc>
+          <w:tcPr>
+            <w:tcW w:type="dxa" w:w="7525"/>
+            <w:tcBorders>
+              <w:top w:val="single" w:color="000000" w:sz="4"/>
+              <w:left w:val="single" w:color="000000" w:sz="4"/>
+              <w:bottom w:val="single" w:color="000000" w:sz="4"/>
+              <w:right w:val="single" w:color="000000" w:sz="4"/>
+            </w:tcBorders>
+            <w:tcMar>
+              <w:top w:type="dxa" w:w="40"/>
+              <w:left w:type="dxa" w:w="100"/>
+              <w:bottom w:type="dxa" w:w="40"/>
               <w:right w:type="dxa" w:w="100"/>
             </w:tcMar>
             <w:vAlign w:val="center"/>
@@ -789,44 +686,10 @@
                 <w:rFonts w:ascii="Times New Roman" w:cs="Times New Roman" w:eastAsia="Times New Roman" w:hAnsi="Times New Roman"/>
                 <w:b w:val="false"/>
                 <w:bCs w:val="false"/>
-                <w:sz w:val="24"/>
-                <w:szCs w:val="24"/>
-              </w:rPr>
-              <w:t xml:space="preserve">Чтение текста и отслеживание плана</w:t>
-            </w:r>
-          </w:p>
-        </w:tc>
-        <w:tc>
-          <w:tcPr>
-            <w:tcW w:type="dxa" w:w="3692"/>
-            <w:tcBorders>
-              <w:top w:val="single" w:color="000000" w:sz="4"/>
-              <w:left w:val="single" w:color="000000" w:sz="4"/>
-              <w:bottom w:val="single" w:color="000000" w:sz="4"/>
-              <w:right w:val="single" w:color="000000" w:sz="4"/>
-            </w:tcBorders>
-            <w:tcMar>
-              <w:top w:type="dxa" w:w="60"/>
-              <w:left w:type="dxa" w:w="100"/>
-              <w:bottom w:type="dxa" w:w="60"/>
-              <w:right w:type="dxa" w:w="100"/>
-            </w:tcMar>
-            <w:vAlign w:val="center"/>
-          </w:tcPr>
-          <w:p>
-            <w:pPr>
-              <w:spacing w:line="240"/>
-              <w:jc w:val="left"/>
-            </w:pPr>
-            <w:r>
-              <w:rPr>
-                <w:rFonts w:ascii="Times New Roman" w:cs="Times New Roman" w:eastAsia="Times New Roman" w:hAnsi="Times New Roman"/>
-                <w:b w:val="false"/>
-                <w:bCs w:val="false"/>
-                <w:sz w:val="24"/>
-                <w:szCs w:val="24"/>
-              </w:rPr>
-              <w:t xml:space="preserve">Отметки ставятся вручную или не ставятся вовсе; нет напоминаний и наглядного прогресса</w:t>
+                <w:sz w:val="22"/>
+                <w:szCs w:val="22"/>
+              </w:rPr>
+              <w:t xml:space="preserve">текущее состояние процесса до внедрения разрабатываемой системы</w:t>
             </w:r>
           </w:p>
         </w:tc>
@@ -837,17 +700,17 @@
         </w:trPr>
         <w:tc>
           <w:tcPr>
-            <w:tcW w:type="dxa" w:w="3281"/>
-            <w:tcBorders>
-              <w:top w:val="single" w:color="000000" w:sz="4"/>
-              <w:left w:val="single" w:color="000000" w:sz="4"/>
-              <w:bottom w:val="single" w:color="000000" w:sz="4"/>
-              <w:right w:val="single" w:color="000000" w:sz="4"/>
-            </w:tcBorders>
-            <w:tcMar>
-              <w:top w:type="dxa" w:w="60"/>
-              <w:left w:type="dxa" w:w="100"/>
-              <w:bottom w:type="dxa" w:w="60"/>
+            <w:tcW w:type="dxa" w:w="2680"/>
+            <w:tcBorders>
+              <w:top w:val="single" w:color="000000" w:sz="4"/>
+              <w:left w:val="single" w:color="000000" w:sz="4"/>
+              <w:bottom w:val="single" w:color="000000" w:sz="4"/>
+              <w:right w:val="single" w:color="000000" w:sz="4"/>
+            </w:tcBorders>
+            <w:tcMar>
+              <w:top w:type="dxa" w:w="40"/>
+              <w:left w:type="dxa" w:w="100"/>
+              <w:bottom w:type="dxa" w:w="40"/>
               <w:right w:type="dxa" w:w="100"/>
             </w:tcMar>
             <w:vAlign w:val="center"/>
@@ -862,26 +725,26 @@
                 <w:rFonts w:ascii="Times New Roman" w:cs="Times New Roman" w:eastAsia="Times New Roman" w:hAnsi="Times New Roman"/>
                 <w:b w:val="false"/>
                 <w:bCs w:val="false"/>
-                <w:sz w:val="24"/>
-                <w:szCs w:val="24"/>
-              </w:rPr>
-              <w:t xml:space="preserve">Универсальные Bible-приложения (например, YouVersion) и PDF/сайты с текстом</w:t>
-            </w:r>
-          </w:p>
-        </w:tc>
-        <w:tc>
-          <w:tcPr>
-            <w:tcW w:type="dxa" w:w="2665"/>
-            <w:tcBorders>
-              <w:top w:val="single" w:color="000000" w:sz="4"/>
-              <w:left w:val="single" w:color="000000" w:sz="4"/>
-              <w:bottom w:val="single" w:color="000000" w:sz="4"/>
-              <w:right w:val="single" w:color="000000" w:sz="4"/>
-            </w:tcBorders>
-            <w:tcMar>
-              <w:top w:type="dxa" w:w="60"/>
-              <w:left w:type="dxa" w:w="100"/>
-              <w:bottom w:type="dxa" w:w="60"/>
+                <w:sz w:val="22"/>
+                <w:szCs w:val="22"/>
+              </w:rPr>
+              <w:t xml:space="preserve">TO-BE</w:t>
+            </w:r>
+          </w:p>
+        </w:tc>
+        <w:tc>
+          <w:tcPr>
+            <w:tcW w:type="dxa" w:w="7525"/>
+            <w:tcBorders>
+              <w:top w:val="single" w:color="000000" w:sz="4"/>
+              <w:left w:val="single" w:color="000000" w:sz="4"/>
+              <w:bottom w:val="single" w:color="000000" w:sz="4"/>
+              <w:right w:val="single" w:color="000000" w:sz="4"/>
+            </w:tcBorders>
+            <w:tcMar>
+              <w:top w:type="dxa" w:w="40"/>
+              <w:left w:type="dxa" w:w="100"/>
+              <w:bottom w:type="dxa" w:w="40"/>
               <w:right w:type="dxa" w:w="100"/>
             </w:tcMar>
             <w:vAlign w:val="center"/>
@@ -896,44 +759,10 @@
                 <w:rFonts w:ascii="Times New Roman" w:cs="Times New Roman" w:eastAsia="Times New Roman" w:hAnsi="Times New Roman"/>
                 <w:b w:val="false"/>
                 <w:bCs w:val="false"/>
-                <w:sz w:val="24"/>
-                <w:szCs w:val="24"/>
-              </w:rPr>
-              <w:t xml:space="preserve">Чтение текста, готовые планы чтения</w:t>
-            </w:r>
-          </w:p>
-        </w:tc>
-        <w:tc>
-          <w:tcPr>
-            <w:tcW w:type="dxa" w:w="3692"/>
-            <w:tcBorders>
-              <w:top w:val="single" w:color="000000" w:sz="4"/>
-              <w:left w:val="single" w:color="000000" w:sz="4"/>
-              <w:bottom w:val="single" w:color="000000" w:sz="4"/>
-              <w:right w:val="single" w:color="000000" w:sz="4"/>
-            </w:tcBorders>
-            <w:tcMar>
-              <w:top w:type="dxa" w:w="60"/>
-              <w:left w:type="dxa" w:w="100"/>
-              <w:bottom w:type="dxa" w:w="60"/>
-              <w:right w:type="dxa" w:w="100"/>
-            </w:tcMar>
-            <w:vAlign w:val="center"/>
-          </w:tcPr>
-          <w:p>
-            <w:pPr>
-              <w:spacing w:line="240"/>
-              <w:jc w:val="left"/>
-            </w:pPr>
-            <w:r>
-              <w:rPr>
-                <w:rFonts w:ascii="Times New Roman" w:cs="Times New Roman" w:eastAsia="Times New Roman" w:hAnsi="Times New Roman"/>
-                <w:b w:val="false"/>
-                <w:bCs w:val="false"/>
-                <w:sz w:val="24"/>
-                <w:szCs w:val="24"/>
-              </w:rPr>
-              <w:t xml:space="preserve">Личные размышления, общение своей группы и учёт её прогресса, как правило, остаются в других инструментах</w:t>
+                <w:sz w:val="22"/>
+                <w:szCs w:val="22"/>
+              </w:rPr>
+              <w:t xml:space="preserve">предполагаемое состояние процесса после внедрения системы</w:t>
             </w:r>
           </w:p>
         </w:tc>
@@ -944,17 +773,17 @@
         </w:trPr>
         <w:tc>
           <w:tcPr>
-            <w:tcW w:type="dxa" w:w="3281"/>
-            <w:tcBorders>
-              <w:top w:val="single" w:color="000000" w:sz="4"/>
-              <w:left w:val="single" w:color="000000" w:sz="4"/>
-              <w:bottom w:val="single" w:color="000000" w:sz="4"/>
-              <w:right w:val="single" w:color="000000" w:sz="4"/>
-            </w:tcBorders>
-            <w:tcMar>
-              <w:top w:type="dxa" w:w="60"/>
-              <w:left w:type="dxa" w:w="100"/>
-              <w:bottom w:type="dxa" w:w="60"/>
+            <w:tcW w:type="dxa" w:w="2680"/>
+            <w:tcBorders>
+              <w:top w:val="single" w:color="000000" w:sz="4"/>
+              <w:left w:val="single" w:color="000000" w:sz="4"/>
+              <w:bottom w:val="single" w:color="000000" w:sz="4"/>
+              <w:right w:val="single" w:color="000000" w:sz="4"/>
+            </w:tcBorders>
+            <w:tcMar>
+              <w:top w:type="dxa" w:w="40"/>
+              <w:left w:type="dxa" w:w="100"/>
+              <w:bottom w:type="dxa" w:w="40"/>
               <w:right w:type="dxa" w:w="100"/>
             </w:tcMar>
             <w:vAlign w:val="center"/>
@@ -969,26 +798,26 @@
                 <w:rFonts w:ascii="Times New Roman" w:cs="Times New Roman" w:eastAsia="Times New Roman" w:hAnsi="Times New Roman"/>
                 <w:b w:val="false"/>
                 <w:bCs w:val="false"/>
-                <w:sz w:val="24"/>
-                <w:szCs w:val="24"/>
-              </w:rPr>
-              <w:t xml:space="preserve">Тетрадь, «Заметки» телефона, Google Docs</w:t>
-            </w:r>
-          </w:p>
-        </w:tc>
-        <w:tc>
-          <w:tcPr>
-            <w:tcW w:type="dxa" w:w="2665"/>
-            <w:tcBorders>
-              <w:top w:val="single" w:color="000000" w:sz="4"/>
-              <w:left w:val="single" w:color="000000" w:sz="4"/>
-              <w:bottom w:val="single" w:color="000000" w:sz="4"/>
-              <w:right w:val="single" w:color="000000" w:sz="4"/>
-            </w:tcBorders>
-            <w:tcMar>
-              <w:top w:type="dxa" w:w="60"/>
-              <w:left w:type="dxa" w:w="100"/>
-              <w:bottom w:type="dxa" w:w="60"/>
+                <w:sz w:val="22"/>
+                <w:szCs w:val="22"/>
+              </w:rPr>
+              <w:t xml:space="preserve">ASCS</w:t>
+            </w:r>
+          </w:p>
+        </w:tc>
+        <w:tc>
+          <w:tcPr>
+            <w:tcW w:type="dxa" w:w="7525"/>
+            <w:tcBorders>
+              <w:top w:val="single" w:color="000000" w:sz="4"/>
+              <w:left w:val="single" w:color="000000" w:sz="4"/>
+              <w:bottom w:val="single" w:color="000000" w:sz="4"/>
+              <w:right w:val="single" w:color="000000" w:sz="4"/>
+            </w:tcBorders>
+            <w:tcMar>
+              <w:top w:type="dxa" w:w="40"/>
+              <w:left w:type="dxa" w:w="100"/>
+              <w:bottom w:type="dxa" w:w="40"/>
               <w:right w:type="dxa" w:w="100"/>
             </w:tcMar>
             <w:vAlign w:val="center"/>
@@ -1003,44 +832,10 @@
                 <w:rFonts w:ascii="Times New Roman" w:cs="Times New Roman" w:eastAsia="Times New Roman" w:hAnsi="Times New Roman"/>
                 <w:b w:val="false"/>
                 <w:bCs w:val="false"/>
-                <w:sz w:val="24"/>
-                <w:szCs w:val="24"/>
-              </w:rPr>
-              <w:t xml:space="preserve">Личный дневник, выписки стихов, молитвенные записи</w:t>
-            </w:r>
-          </w:p>
-        </w:tc>
-        <w:tc>
-          <w:tcPr>
-            <w:tcW w:type="dxa" w:w="3692"/>
-            <w:tcBorders>
-              <w:top w:val="single" w:color="000000" w:sz="4"/>
-              <w:left w:val="single" w:color="000000" w:sz="4"/>
-              <w:bottom w:val="single" w:color="000000" w:sz="4"/>
-              <w:right w:val="single" w:color="000000" w:sz="4"/>
-            </w:tcBorders>
-            <w:tcMar>
-              <w:top w:type="dxa" w:w="60"/>
-              <w:left w:type="dxa" w:w="100"/>
-              <w:bottom w:type="dxa" w:w="60"/>
-              <w:right w:type="dxa" w:w="100"/>
-            </w:tcMar>
-            <w:vAlign w:val="center"/>
-          </w:tcPr>
-          <w:p>
-            <w:pPr>
-              <w:spacing w:line="240"/>
-              <w:jc w:val="left"/>
-            </w:pPr>
-            <w:r>
-              <w:rPr>
-                <w:rFonts w:ascii="Times New Roman" w:cs="Times New Roman" w:eastAsia="Times New Roman" w:hAnsi="Times New Roman"/>
-                <w:b w:val="false"/>
-                <w:bCs w:val="false"/>
-                <w:sz w:val="24"/>
-                <w:szCs w:val="24"/>
-              </w:rPr>
-              <w:t xml:space="preserve">Записи не связаны со стихами и планом, по ним трудно искать; нет отдельной защиты личных записей</w:t>
+                <w:sz w:val="22"/>
+                <w:szCs w:val="22"/>
+              </w:rPr>
+              <w:t xml:space="preserve">дисциплина «Анализ и спецификация требований программного обеспечения»</w:t>
             </w:r>
           </w:p>
         </w:tc>
@@ -1051,17 +846,17 @@
         </w:trPr>
         <w:tc>
           <w:tcPr>
-            <w:tcW w:type="dxa" w:w="3281"/>
-            <w:tcBorders>
-              <w:top w:val="single" w:color="000000" w:sz="4"/>
-              <w:left w:val="single" w:color="000000" w:sz="4"/>
-              <w:bottom w:val="single" w:color="000000" w:sz="4"/>
-              <w:right w:val="single" w:color="000000" w:sz="4"/>
-            </w:tcBorders>
-            <w:tcMar>
-              <w:top w:type="dxa" w:w="60"/>
-              <w:left w:type="dxa" w:w="100"/>
-              <w:bottom w:type="dxa" w:w="60"/>
+            <w:tcW w:type="dxa" w:w="2680"/>
+            <w:tcBorders>
+              <w:top w:val="single" w:color="000000" w:sz="4"/>
+              <w:left w:val="single" w:color="000000" w:sz="4"/>
+              <w:bottom w:val="single" w:color="000000" w:sz="4"/>
+              <w:right w:val="single" w:color="000000" w:sz="4"/>
+            </w:tcBorders>
+            <w:tcMar>
+              <w:top w:type="dxa" w:w="40"/>
+              <w:left w:type="dxa" w:w="100"/>
+              <w:bottom w:type="dxa" w:w="40"/>
               <w:right w:type="dxa" w:w="100"/>
             </w:tcMar>
             <w:vAlign w:val="center"/>
@@ -1076,26 +871,26 @@
                 <w:rFonts w:ascii="Times New Roman" w:cs="Times New Roman" w:eastAsia="Times New Roman" w:hAnsi="Times New Roman"/>
                 <w:b w:val="false"/>
                 <w:bCs w:val="false"/>
-                <w:sz w:val="24"/>
-                <w:szCs w:val="24"/>
-              </w:rPr>
-              <w:t xml:space="preserve">Telegram, WhatsApp, Viber (групповые чаты)</w:t>
-            </w:r>
-          </w:p>
-        </w:tc>
-        <w:tc>
-          <w:tcPr>
-            <w:tcW w:type="dxa" w:w="2665"/>
-            <w:tcBorders>
-              <w:top w:val="single" w:color="000000" w:sz="4"/>
-              <w:left w:val="single" w:color="000000" w:sz="4"/>
-              <w:bottom w:val="single" w:color="000000" w:sz="4"/>
-              <w:right w:val="single" w:color="000000" w:sz="4"/>
-            </w:tcBorders>
-            <w:tcMar>
-              <w:top w:type="dxa" w:w="60"/>
-              <w:left w:type="dxa" w:w="100"/>
-              <w:bottom w:type="dxa" w:w="60"/>
+                <w:sz w:val="22"/>
+                <w:szCs w:val="22"/>
+              </w:rPr>
+              <w:t xml:space="preserve">Stakeholder</w:t>
+            </w:r>
+          </w:p>
+        </w:tc>
+        <w:tc>
+          <w:tcPr>
+            <w:tcW w:type="dxa" w:w="7525"/>
+            <w:tcBorders>
+              <w:top w:val="single" w:color="000000" w:sz="4"/>
+              <w:left w:val="single" w:color="000000" w:sz="4"/>
+              <w:bottom w:val="single" w:color="000000" w:sz="4"/>
+              <w:right w:val="single" w:color="000000" w:sz="4"/>
+            </w:tcBorders>
+            <w:tcMar>
+              <w:top w:type="dxa" w:w="40"/>
+              <w:left w:type="dxa" w:w="100"/>
+              <w:bottom w:type="dxa" w:w="40"/>
               <w:right w:type="dxa" w:w="100"/>
             </w:tcMar>
             <w:vAlign w:val="center"/>
@@ -1110,44 +905,10 @@
                 <w:rFonts w:ascii="Times New Roman" w:cs="Times New Roman" w:eastAsia="Times New Roman" w:hAnsi="Times New Roman"/>
                 <w:b w:val="false"/>
                 <w:bCs w:val="false"/>
-                <w:sz w:val="24"/>
-                <w:szCs w:val="24"/>
-              </w:rPr>
-              <w:t xml:space="preserve">Обсуждение прочитанного, отчёты «прочитал», объявления лидера</w:t>
-            </w:r>
-          </w:p>
-        </w:tc>
-        <w:tc>
-          <w:tcPr>
-            <w:tcW w:type="dxa" w:w="3692"/>
-            <w:tcBorders>
-              <w:top w:val="single" w:color="000000" w:sz="4"/>
-              <w:left w:val="single" w:color="000000" w:sz="4"/>
-              <w:bottom w:val="single" w:color="000000" w:sz="4"/>
-              <w:right w:val="single" w:color="000000" w:sz="4"/>
-            </w:tcBorders>
-            <w:tcMar>
-              <w:top w:type="dxa" w:w="60"/>
-              <w:left w:type="dxa" w:w="100"/>
-              <w:bottom w:type="dxa" w:w="60"/>
-              <w:right w:type="dxa" w:w="100"/>
-            </w:tcMar>
-            <w:vAlign w:val="center"/>
-          </w:tcPr>
-          <w:p>
-            <w:pPr>
-              <w:spacing w:line="240"/>
-              <w:jc w:val="left"/>
-            </w:pPr>
-            <w:r>
-              <w:rPr>
-                <w:rFonts w:ascii="Times New Roman" w:cs="Times New Roman" w:eastAsia="Times New Roman" w:hAnsi="Times New Roman"/>
-                <w:b w:val="false"/>
-                <w:bCs w:val="false"/>
-                <w:sz w:val="24"/>
-                <w:szCs w:val="24"/>
-              </w:rPr>
-              <w:t xml:space="preserve">Обсуждение смешивается с остальной перепиской; сообщения теряются в потоке</w:t>
+                <w:sz w:val="22"/>
+                <w:szCs w:val="22"/>
+              </w:rPr>
+              <w:t xml:space="preserve">заинтересованная сторона — лицо или группа, на которых влияет система или которые влияют на неё</w:t>
             </w:r>
           </w:p>
         </w:tc>
@@ -1158,17 +919,17 @@
         </w:trPr>
         <w:tc>
           <w:tcPr>
-            <w:tcW w:type="dxa" w:w="3281"/>
-            <w:tcBorders>
-              <w:top w:val="single" w:color="000000" w:sz="4"/>
-              <w:left w:val="single" w:color="000000" w:sz="4"/>
-              <w:bottom w:val="single" w:color="000000" w:sz="4"/>
-              <w:right w:val="single" w:color="000000" w:sz="4"/>
-            </w:tcBorders>
-            <w:tcMar>
-              <w:top w:type="dxa" w:w="60"/>
-              <w:left w:type="dxa" w:w="100"/>
-              <w:bottom w:type="dxa" w:w="60"/>
+            <w:tcW w:type="dxa" w:w="2680"/>
+            <w:tcBorders>
+              <w:top w:val="single" w:color="000000" w:sz="4"/>
+              <w:left w:val="single" w:color="000000" w:sz="4"/>
+              <w:bottom w:val="single" w:color="000000" w:sz="4"/>
+              <w:right w:val="single" w:color="000000" w:sz="4"/>
+            </w:tcBorders>
+            <w:tcMar>
+              <w:top w:type="dxa" w:w="40"/>
+              <w:left w:type="dxa" w:w="100"/>
+              <w:bottom w:type="dxa" w:w="40"/>
               <w:right w:type="dxa" w:w="100"/>
             </w:tcMar>
             <w:vAlign w:val="center"/>
@@ -1183,26 +944,26 @@
                 <w:rFonts w:ascii="Times New Roman" w:cs="Times New Roman" w:eastAsia="Times New Roman" w:hAnsi="Times New Roman"/>
                 <w:b w:val="false"/>
                 <w:bCs w:val="false"/>
-                <w:sz w:val="24"/>
-                <w:szCs w:val="24"/>
-              </w:rPr>
-              <w:t xml:space="preserve">Google Sheets / Excel</w:t>
-            </w:r>
-          </w:p>
-        </w:tc>
-        <w:tc>
-          <w:tcPr>
-            <w:tcW w:type="dxa" w:w="2665"/>
-            <w:tcBorders>
-              <w:top w:val="single" w:color="000000" w:sz="4"/>
-              <w:left w:val="single" w:color="000000" w:sz="4"/>
-              <w:bottom w:val="single" w:color="000000" w:sz="4"/>
-              <w:right w:val="single" w:color="000000" w:sz="4"/>
-            </w:tcBorders>
-            <w:tcMar>
-              <w:top w:type="dxa" w:w="60"/>
-              <w:left w:type="dxa" w:w="100"/>
-              <w:bottom w:type="dxa" w:w="60"/>
+                <w:sz w:val="22"/>
+                <w:szCs w:val="22"/>
+              </w:rPr>
+              <w:t xml:space="preserve">Problem Statement</w:t>
+            </w:r>
+          </w:p>
+        </w:tc>
+        <w:tc>
+          <w:tcPr>
+            <w:tcW w:type="dxa" w:w="7525"/>
+            <w:tcBorders>
+              <w:top w:val="single" w:color="000000" w:sz="4"/>
+              <w:left w:val="single" w:color="000000" w:sz="4"/>
+              <w:bottom w:val="single" w:color="000000" w:sz="4"/>
+              <w:right w:val="single" w:color="000000" w:sz="4"/>
+            </w:tcBorders>
+            <w:tcMar>
+              <w:top w:type="dxa" w:w="40"/>
+              <w:left w:type="dxa" w:w="100"/>
+              <w:bottom w:type="dxa" w:w="40"/>
               <w:right w:type="dxa" w:w="100"/>
             </w:tcMar>
             <w:vAlign w:val="center"/>
@@ -1217,26 +978,31 @@
                 <w:rFonts w:ascii="Times New Roman" w:cs="Times New Roman" w:eastAsia="Times New Roman" w:hAnsi="Times New Roman"/>
                 <w:b w:val="false"/>
                 <w:bCs w:val="false"/>
-                <w:sz w:val="24"/>
-                <w:szCs w:val="24"/>
-              </w:rPr>
-              <w:t xml:space="preserve">Таблица «кто сколько прочитал» в группе</w:t>
-            </w:r>
-          </w:p>
-        </w:tc>
-        <w:tc>
-          <w:tcPr>
-            <w:tcW w:type="dxa" w:w="3692"/>
-            <w:tcBorders>
-              <w:top w:val="single" w:color="000000" w:sz="4"/>
-              <w:left w:val="single" w:color="000000" w:sz="4"/>
-              <w:bottom w:val="single" w:color="000000" w:sz="4"/>
-              <w:right w:val="single" w:color="000000" w:sz="4"/>
-            </w:tcBorders>
-            <w:tcMar>
-              <w:top w:type="dxa" w:w="60"/>
-              <w:left w:type="dxa" w:w="100"/>
-              <w:bottom w:type="dxa" w:w="60"/>
+                <w:sz w:val="22"/>
+                <w:szCs w:val="22"/>
+              </w:rPr>
+              <w:t xml:space="preserve">формулировка основной проблемы, которую решает программный проект</w:t>
+            </w:r>
+          </w:p>
+        </w:tc>
+      </w:tr>
+      <w:tr>
+        <w:trPr>
+          <w:cantSplit/>
+        </w:trPr>
+        <w:tc>
+          <w:tcPr>
+            <w:tcW w:type="dxa" w:w="2680"/>
+            <w:tcBorders>
+              <w:top w:val="single" w:color="000000" w:sz="4"/>
+              <w:left w:val="single" w:color="000000" w:sz="4"/>
+              <w:bottom w:val="single" w:color="000000" w:sz="4"/>
+              <w:right w:val="single" w:color="000000" w:sz="4"/>
+            </w:tcBorders>
+            <w:tcMar>
+              <w:top w:type="dxa" w:w="40"/>
+              <w:left w:type="dxa" w:w="100"/>
+              <w:bottom w:type="dxa" w:w="40"/>
               <w:right w:type="dxa" w:w="100"/>
             </w:tcMar>
             <w:vAlign w:val="center"/>
@@ -1251,10 +1017,190 @@
                 <w:rFonts w:ascii="Times New Roman" w:cs="Times New Roman" w:eastAsia="Times New Roman" w:hAnsi="Times New Roman"/>
                 <w:b w:val="false"/>
                 <w:bCs w:val="false"/>
-                <w:sz w:val="24"/>
-                <w:szCs w:val="24"/>
-              </w:rPr>
-              <w:t xml:space="preserve">Заполняется вручную лидером или участниками, быстро устаревает</w:t>
+                <w:sz w:val="22"/>
+                <w:szCs w:val="22"/>
+              </w:rPr>
+              <w:t xml:space="preserve">Root Cause Analysis</w:t>
+            </w:r>
+          </w:p>
+        </w:tc>
+        <w:tc>
+          <w:tcPr>
+            <w:tcW w:type="dxa" w:w="7525"/>
+            <w:tcBorders>
+              <w:top w:val="single" w:color="000000" w:sz="4"/>
+              <w:left w:val="single" w:color="000000" w:sz="4"/>
+              <w:bottom w:val="single" w:color="000000" w:sz="4"/>
+              <w:right w:val="single" w:color="000000" w:sz="4"/>
+            </w:tcBorders>
+            <w:tcMar>
+              <w:top w:type="dxa" w:w="40"/>
+              <w:left w:type="dxa" w:w="100"/>
+              <w:bottom w:type="dxa" w:w="40"/>
+              <w:right w:type="dxa" w:w="100"/>
+            </w:tcMar>
+            <w:vAlign w:val="center"/>
+          </w:tcPr>
+          <w:p>
+            <w:pPr>
+              <w:spacing w:line="240"/>
+              <w:jc w:val="left"/>
+            </w:pPr>
+            <w:r>
+              <w:rPr>
+                <w:rFonts w:ascii="Times New Roman" w:cs="Times New Roman" w:eastAsia="Times New Roman" w:hAnsi="Times New Roman"/>
+                <w:b w:val="false"/>
+                <w:bCs w:val="false"/>
+                <w:sz w:val="22"/>
+                <w:szCs w:val="22"/>
+              </w:rPr>
+              <w:t xml:space="preserve">анализ первопричины проблемы</w:t>
+            </w:r>
+          </w:p>
+        </w:tc>
+      </w:tr>
+      <w:tr>
+        <w:trPr>
+          <w:cantSplit/>
+        </w:trPr>
+        <w:tc>
+          <w:tcPr>
+            <w:tcW w:type="dxa" w:w="2680"/>
+            <w:tcBorders>
+              <w:top w:val="single" w:color="000000" w:sz="4"/>
+              <w:left w:val="single" w:color="000000" w:sz="4"/>
+              <w:bottom w:val="single" w:color="000000" w:sz="4"/>
+              <w:right w:val="single" w:color="000000" w:sz="4"/>
+            </w:tcBorders>
+            <w:tcMar>
+              <w:top w:type="dxa" w:w="40"/>
+              <w:left w:type="dxa" w:w="100"/>
+              <w:bottom w:type="dxa" w:w="40"/>
+              <w:right w:type="dxa" w:w="100"/>
+            </w:tcMar>
+            <w:vAlign w:val="center"/>
+          </w:tcPr>
+          <w:p>
+            <w:pPr>
+              <w:spacing w:line="240"/>
+              <w:jc w:val="left"/>
+            </w:pPr>
+            <w:r>
+              <w:rPr>
+                <w:rFonts w:ascii="Times New Roman" w:cs="Times New Roman" w:eastAsia="Times New Roman" w:hAnsi="Times New Roman"/>
+                <w:b w:val="false"/>
+                <w:bCs w:val="false"/>
+                <w:sz w:val="22"/>
+                <w:szCs w:val="22"/>
+              </w:rPr>
+              <w:t xml:space="preserve">5 Why («5 Почему?»)</w:t>
+            </w:r>
+          </w:p>
+        </w:tc>
+        <w:tc>
+          <w:tcPr>
+            <w:tcW w:type="dxa" w:w="7525"/>
+            <w:tcBorders>
+              <w:top w:val="single" w:color="000000" w:sz="4"/>
+              <w:left w:val="single" w:color="000000" w:sz="4"/>
+              <w:bottom w:val="single" w:color="000000" w:sz="4"/>
+              <w:right w:val="single" w:color="000000" w:sz="4"/>
+            </w:tcBorders>
+            <w:tcMar>
+              <w:top w:type="dxa" w:w="40"/>
+              <w:left w:type="dxa" w:w="100"/>
+              <w:bottom w:type="dxa" w:w="40"/>
+              <w:right w:type="dxa" w:w="100"/>
+            </w:tcMar>
+            <w:vAlign w:val="center"/>
+          </w:tcPr>
+          <w:p>
+            <w:pPr>
+              <w:spacing w:line="240"/>
+              <w:jc w:val="left"/>
+            </w:pPr>
+            <w:r>
+              <w:rPr>
+                <w:rFonts w:ascii="Times New Roman" w:cs="Times New Roman" w:eastAsia="Times New Roman" w:hAnsi="Times New Roman"/>
+                <w:b w:val="false"/>
+                <w:bCs w:val="false"/>
+                <w:sz w:val="22"/>
+                <w:szCs w:val="22"/>
+              </w:rPr>
+              <w:t xml:space="preserve">метод анализа первопричины последовательными вопросами «Почему?»</w:t>
+            </w:r>
+          </w:p>
+        </w:tc>
+      </w:tr>
+      <w:tr>
+        <w:trPr>
+          <w:cantSplit/>
+        </w:trPr>
+        <w:tc>
+          <w:tcPr>
+            <w:tcW w:type="dxa" w:w="2680"/>
+            <w:tcBorders>
+              <w:top w:val="single" w:color="000000" w:sz="4"/>
+              <w:left w:val="single" w:color="000000" w:sz="4"/>
+              <w:bottom w:val="single" w:color="000000" w:sz="4"/>
+              <w:right w:val="single" w:color="000000" w:sz="4"/>
+            </w:tcBorders>
+            <w:tcMar>
+              <w:top w:type="dxa" w:w="40"/>
+              <w:left w:type="dxa" w:w="100"/>
+              <w:bottom w:type="dxa" w:w="40"/>
+              <w:right w:type="dxa" w:w="100"/>
+            </w:tcMar>
+            <w:vAlign w:val="center"/>
+          </w:tcPr>
+          <w:p>
+            <w:pPr>
+              <w:spacing w:line="240"/>
+              <w:jc w:val="left"/>
+            </w:pPr>
+            <w:r>
+              <w:rPr>
+                <w:rFonts w:ascii="Times New Roman" w:cs="Times New Roman" w:eastAsia="Times New Roman" w:hAnsi="Times New Roman"/>
+                <w:b w:val="false"/>
+                <w:bCs w:val="false"/>
+                <w:sz w:val="22"/>
+                <w:szCs w:val="22"/>
+              </w:rPr>
+              <w:t xml:space="preserve">PDF</w:t>
+            </w:r>
+          </w:p>
+        </w:tc>
+        <w:tc>
+          <w:tcPr>
+            <w:tcW w:type="dxa" w:w="7525"/>
+            <w:tcBorders>
+              <w:top w:val="single" w:color="000000" w:sz="4"/>
+              <w:left w:val="single" w:color="000000" w:sz="4"/>
+              <w:bottom w:val="single" w:color="000000" w:sz="4"/>
+              <w:right w:val="single" w:color="000000" w:sz="4"/>
+            </w:tcBorders>
+            <w:tcMar>
+              <w:top w:type="dxa" w:w="40"/>
+              <w:left w:type="dxa" w:w="100"/>
+              <w:bottom w:type="dxa" w:w="40"/>
+              <w:right w:type="dxa" w:w="100"/>
+            </w:tcMar>
+            <w:vAlign w:val="center"/>
+          </w:tcPr>
+          <w:p>
+            <w:pPr>
+              <w:spacing w:line="240"/>
+              <w:jc w:val="left"/>
+            </w:pPr>
+            <w:r>
+              <w:rPr>
+                <w:rFonts w:ascii="Times New Roman" w:cs="Times New Roman" w:eastAsia="Times New Roman" w:hAnsi="Times New Roman"/>
+                <w:b w:val="false"/>
+                <w:bCs w:val="false"/>
+                <w:sz w:val="22"/>
+                <w:szCs w:val="22"/>
+              </w:rPr>
+              <w:t xml:space="preserve">Portable Document Format — формат электронных документов</w:t>
             </w:r>
           </w:p>
         </w:tc>
@@ -1262,35 +1208,31 @@
     </w:tbl>
     <w:p>
       <w:pPr>
-        <w:spacing w:after="0" w:before="200" w:line="360"/>
-        <w:ind w:firstLine="709"/>
-        <w:jc w:val="both"/>
-      </w:pPr>
-      <w:r>
-        <w:rPr>
-          <w:rFonts w:ascii="Times New Roman" w:cs="Times New Roman" w:eastAsia="Times New Roman" w:hAnsi="Times New Roman"/>
-          <w:sz w:val="28"/>
-          <w:szCs w:val="28"/>
-        </w:rPr>
-        <w:t xml:space="preserve">Таким образом, отдельные инструменты существуют и выполняют свои функции, однако процесс в целом держится на ручном переносе информации между ними и на самодисциплине читателя.</w:t>
-      </w:r>
+        <w:sectPr>
+          <w:footerReference w:type="default" r:id="rId7"/>
+          <w:pgSz w:w="11906" w:h="16838" w:orient="portrait"/>
+          <w:pgMar w:top="1134" w:right="567" w:bottom="1134" w:left="1134" w:header="708" w:footer="708" w:gutter="0"/>
+          <w:pgNumType/>
+          <w:docGrid w:linePitch="360"/>
+        </w:sectPr>
+      </w:pPr>
     </w:p>
     <w:p>
       <w:pPr>
         <w:pStyle w:val="Heading1"/>
         <w:keepNext/>
-        <w:spacing w:after="120" w:before="240" w:line="360"/>
-        <w:ind w:firstLine="709"/>
+        <w:spacing w:after="240" w:before="0" w:line="240"/>
+        <w:jc w:val="center"/>
       </w:pPr>
       <w:r>
         <w:rPr>
           <w:rFonts w:ascii="Times New Roman" w:cs="Times New Roman" w:eastAsia="Times New Roman" w:hAnsi="Times New Roman"/>
           <w:b/>
           <w:bCs/>
-          <w:sz w:val="28"/>
-          <w:szCs w:val="28"/>
-        </w:rPr>
-        <w:t xml:space="preserve">3. Анализ существующего процесса AS-IS</w:t>
+          <w:sz w:val="26"/>
+          <w:szCs w:val="26"/>
+        </w:rPr>
+        <w:t xml:space="preserve">ВВЕДЕНИЕ</w:t>
       </w:r>
     </w:p>
     <w:p>
@@ -1304,18 +1246,18 @@
           <w:rFonts w:ascii="Times New Roman" w:cs="Times New Roman" w:eastAsia="Times New Roman" w:hAnsi="Times New Roman"/>
           <w:b/>
           <w:bCs/>
-          <w:sz w:val="28"/>
-          <w:szCs w:val="28"/>
-        </w:rPr>
-        <w:t xml:space="preserve">Начало процесса. </w:t>
-      </w:r>
-      <w:r>
-        <w:rPr>
-          <w:rFonts w:ascii="Times New Roman" w:cs="Times New Roman" w:eastAsia="Times New Roman" w:hAnsi="Times New Roman"/>
-          <w:sz w:val="28"/>
-          <w:szCs w:val="28"/>
-        </w:rPr>
-        <w:t xml:space="preserve">Процесс начинается с решения читателя (или лидера группы) читать Библию регулярно — например, прочитать Новый Завет за год. Читатель находит план чтения в интернете, в церкви или в приложении и сохраняет его в виде распечатки, файла или списка.</w:t>
+          <w:sz w:val="24"/>
+          <w:szCs w:val="24"/>
+        </w:rPr>
+        <w:t xml:space="preserve">Тема работы: </w:t>
+      </w:r>
+      <w:r>
+        <w:rPr>
+          <w:rFonts w:ascii="Times New Roman" w:cs="Times New Roman" w:eastAsia="Times New Roman" w:hAnsi="Times New Roman"/>
+          <w:sz w:val="24"/>
+          <w:szCs w:val="24"/>
+        </w:rPr>
+        <w:t xml:space="preserve">анализ предметной области и постановка проблемы программного проекта.</w:t>
       </w:r>
     </w:p>
     <w:p>
@@ -1329,18 +1271,18 @@
           <w:rFonts w:ascii="Times New Roman" w:cs="Times New Roman" w:eastAsia="Times New Roman" w:hAnsi="Times New Roman"/>
           <w:b/>
           <w:bCs/>
-          <w:sz w:val="28"/>
-          <w:szCs w:val="28"/>
-        </w:rPr>
-        <w:t xml:space="preserve">Основные действия. </w:t>
-      </w:r>
-      <w:r>
-        <w:rPr>
-          <w:rFonts w:ascii="Times New Roman" w:cs="Times New Roman" w:eastAsia="Times New Roman" w:hAnsi="Times New Roman"/>
-          <w:sz w:val="28"/>
-          <w:szCs w:val="28"/>
-        </w:rPr>
-        <w:t xml:space="preserve">Каждый день читатель определяет по плану, какую главу читать, открывает её в печатной Библии или в приложении и читает. После чтения он вручную отмечает пункт плана (часто об этом забывают), а если хочет сохранить мысль — записывает её в тетрадь или заметки телефона без привязки к стиху.</w:t>
+          <w:sz w:val="24"/>
+          <w:szCs w:val="24"/>
+        </w:rPr>
+        <w:t xml:space="preserve">Цель работы: </w:t>
+      </w:r>
+      <w:r>
+        <w:rPr>
+          <w:rFonts w:ascii="Times New Roman" w:cs="Times New Roman" w:eastAsia="Times New Roman" w:hAnsi="Times New Roman"/>
+          <w:sz w:val="24"/>
+          <w:szCs w:val="24"/>
+        </w:rPr>
+        <w:t xml:space="preserve">изучить предметную область будущего дипломного проекта, проанализировать существующий процесс, выявить основные проблемы и их причины, определить заинтересованные стороны и сформулировать проблему и цель разработки программного продукта [1].</w:t>
       </w:r>
     </w:p>
     <w:p>
@@ -1352,20 +1294,10 @@
       <w:r>
         <w:rPr>
           <w:rFonts w:ascii="Times New Roman" w:cs="Times New Roman" w:eastAsia="Times New Roman" w:hAnsi="Times New Roman"/>
-          <w:b/>
-          <w:bCs/>
-          <w:sz w:val="28"/>
-          <w:szCs w:val="28"/>
-        </w:rPr>
-        <w:t xml:space="preserve">Передача информации. </w:t>
-      </w:r>
-      <w:r>
-        <w:rPr>
-          <w:rFonts w:ascii="Times New Roman" w:cs="Times New Roman" w:eastAsia="Times New Roman" w:hAnsi="Times New Roman"/>
-          <w:sz w:val="28"/>
-          <w:szCs w:val="28"/>
-        </w:rPr>
-        <w:t xml:space="preserve">При совместном чтении участник пишет в общий чат группы сообщение «прочитал» и, возможно, свои мысли. Лидер группы просматривает чат, вручную отмечает в таблице, кто прочитал, и пишет напоминания тем, кто отстаёт. Вопросы для обсуждения и ответы участников смешиваются в той же переписке с объявлениями и посторонними сообщениями.</w:t>
+          <w:sz w:val="24"/>
+          <w:szCs w:val="24"/>
+        </w:rPr>
+        <w:t xml:space="preserve">Работа выполняется по теме дипломного проекта [2] и является первой в цикле: её результаты используются в лабораторной работе №2 для выявления и спецификации требований и в лабораторной работе №3 для моделирования системы.</w:t>
       </w:r>
     </w:p>
     <w:p>
@@ -1377,31 +1309,449 @@
       <w:r>
         <w:rPr>
           <w:rFonts w:ascii="Times New Roman" w:cs="Times New Roman" w:eastAsia="Times New Roman" w:hAnsi="Times New Roman"/>
+          <w:sz w:val="24"/>
+          <w:szCs w:val="24"/>
+        </w:rPr>
+        <w:t xml:space="preserve">Для достижения цели решаются следующие задачи:</w:t>
+      </w:r>
+    </w:p>
+    <w:p>
+      <w:pPr>
+        <w:pStyle w:val="ListParagraph"/>
+        <w:numPr>
+          <w:ilvl w:val="0"/>
+          <w:numId w:val="2"/>
+        </w:numPr>
+        <w:spacing w:line="360"/>
+        <w:jc w:val="both"/>
+      </w:pPr>
+      <w:r>
+        <w:rPr>
+          <w:rFonts w:ascii="Times New Roman" w:cs="Times New Roman" w:eastAsia="Times New Roman" w:hAnsi="Times New Roman"/>
+          <w:sz w:val="24"/>
+          <w:szCs w:val="24"/>
+        </w:rPr>
+        <w:t xml:space="preserve">описать будущий программный проект;</w:t>
+      </w:r>
+    </w:p>
+    <w:p>
+      <w:pPr>
+        <w:pStyle w:val="ListParagraph"/>
+        <w:numPr>
+          <w:ilvl w:val="0"/>
+          <w:numId w:val="2"/>
+        </w:numPr>
+        <w:spacing w:line="360"/>
+        <w:jc w:val="both"/>
+      </w:pPr>
+      <w:r>
+        <w:rPr>
+          <w:rFonts w:ascii="Times New Roman" w:cs="Times New Roman" w:eastAsia="Times New Roman" w:hAnsi="Times New Roman"/>
+          <w:sz w:val="24"/>
+          <w:szCs w:val="24"/>
+        </w:rPr>
+        <w:t xml:space="preserve">провести анализ предметной области и исследовать существующий процесс AS-IS;</w:t>
+      </w:r>
+    </w:p>
+    <w:p>
+      <w:pPr>
+        <w:pStyle w:val="ListParagraph"/>
+        <w:numPr>
+          <w:ilvl w:val="0"/>
+          <w:numId w:val="2"/>
+        </w:numPr>
+        <w:spacing w:line="360"/>
+        <w:jc w:val="both"/>
+      </w:pPr>
+      <w:r>
+        <w:rPr>
+          <w:rFonts w:ascii="Times New Roman" w:cs="Times New Roman" w:eastAsia="Times New Roman" w:hAnsi="Times New Roman"/>
+          <w:sz w:val="24"/>
+          <w:szCs w:val="24"/>
+        </w:rPr>
+        <w:t xml:space="preserve">выявить проблемы существующего процесса, их причины и последствия;</w:t>
+      </w:r>
+    </w:p>
+    <w:p>
+      <w:pPr>
+        <w:pStyle w:val="ListParagraph"/>
+        <w:numPr>
+          <w:ilvl w:val="0"/>
+          <w:numId w:val="2"/>
+        </w:numPr>
+        <w:spacing w:line="360"/>
+        <w:jc w:val="both"/>
+      </w:pPr>
+      <w:r>
+        <w:rPr>
+          <w:rFonts w:ascii="Times New Roman" w:cs="Times New Roman" w:eastAsia="Times New Roman" w:hAnsi="Times New Roman"/>
+          <w:sz w:val="24"/>
+          <w:szCs w:val="24"/>
+        </w:rPr>
+        <w:t xml:space="preserve">провести анализ первопричины одной из основных проблем;</w:t>
+      </w:r>
+    </w:p>
+    <w:p>
+      <w:pPr>
+        <w:pStyle w:val="ListParagraph"/>
+        <w:numPr>
+          <w:ilvl w:val="0"/>
+          <w:numId w:val="2"/>
+        </w:numPr>
+        <w:spacing w:line="360"/>
+        <w:jc w:val="both"/>
+      </w:pPr>
+      <w:r>
+        <w:rPr>
+          <w:rFonts w:ascii="Times New Roman" w:cs="Times New Roman" w:eastAsia="Times New Roman" w:hAnsi="Times New Roman"/>
+          <w:sz w:val="24"/>
+          <w:szCs w:val="24"/>
+        </w:rPr>
+        <w:t xml:space="preserve">определить заинтересованные стороны (Stakeholders) и их потребности;</w:t>
+      </w:r>
+    </w:p>
+    <w:p>
+      <w:pPr>
+        <w:pStyle w:val="ListParagraph"/>
+        <w:numPr>
+          <w:ilvl w:val="0"/>
+          <w:numId w:val="2"/>
+        </w:numPr>
+        <w:spacing w:line="360"/>
+        <w:jc w:val="both"/>
+      </w:pPr>
+      <w:r>
+        <w:rPr>
+          <w:rFonts w:ascii="Times New Roman" w:cs="Times New Roman" w:eastAsia="Times New Roman" w:hAnsi="Times New Roman"/>
+          <w:sz w:val="24"/>
+          <w:szCs w:val="24"/>
+        </w:rPr>
+        <w:t xml:space="preserve">сформулировать Problem Statement и цель программного проекта;</w:t>
+      </w:r>
+    </w:p>
+    <w:p>
+      <w:pPr>
+        <w:pStyle w:val="ListParagraph"/>
+        <w:numPr>
+          <w:ilvl w:val="0"/>
+          <w:numId w:val="2"/>
+        </w:numPr>
+        <w:spacing w:line="360"/>
+        <w:jc w:val="both"/>
+      </w:pPr>
+      <w:r>
+        <w:rPr>
+          <w:rFonts w:ascii="Times New Roman" w:cs="Times New Roman" w:eastAsia="Times New Roman" w:hAnsi="Times New Roman"/>
+          <w:sz w:val="24"/>
+          <w:szCs w:val="24"/>
+        </w:rPr>
+        <w:t xml:space="preserve">представить предварительное описание будущего процесса TO-BE.</w:t>
+      </w:r>
+    </w:p>
+    <w:p>
+      <w:pPr>
+        <w:pStyle w:val="Heading1"/>
+        <w:keepNext/>
+        <w:pageBreakBefore/>
+        <w:spacing w:after="240" w:before="0" w:line="240"/>
+        <w:jc w:val="center"/>
+      </w:pPr>
+      <w:r>
+        <w:rPr>
+          <w:rFonts w:ascii="Times New Roman" w:cs="Times New Roman" w:eastAsia="Times New Roman" w:hAnsi="Times New Roman"/>
           <w:b/>
           <w:bCs/>
-          <w:sz w:val="28"/>
-          <w:szCs w:val="28"/>
-        </w:rPr>
-        <w:t xml:space="preserve">Результат процесса. </w:t>
-      </w:r>
-      <w:r>
-        <w:rPr>
-          <w:rFonts w:ascii="Times New Roman" w:cs="Times New Roman" w:eastAsia="Times New Roman" w:hAnsi="Times New Roman"/>
-          <w:sz w:val="28"/>
-          <w:szCs w:val="28"/>
-        </w:rPr>
-        <w:t xml:space="preserve">План либо завершается, либо — при накоплении пропусков — бросается. Личные записи остаются в разных местах, а обсуждения группы — в истории мессенджера, где их сложно найти. Схема процесса AS-IS показана на рисунке 1.</w:t>
-      </w:r>
-    </w:p>
-    <w:p>
-      <w:pPr>
+          <w:sz w:val="26"/>
+          <w:szCs w:val="26"/>
+        </w:rPr>
+        <w:t xml:space="preserve">1 АНАЛИЗ ПРЕДМЕТНОЙ ОБЛАСТИ</w:t>
+      </w:r>
+    </w:p>
+    <w:p>
+      <w:pPr>
+        <w:pStyle w:val="Heading2"/>
         <w:keepNext/>
-        <w:spacing w:before="120"/>
-      </w:pPr>
+        <w:spacing w:after="120" w:before="240" w:line="240"/>
+        <w:ind w:firstLine="709"/>
+        <w:jc w:val="left"/>
+      </w:pPr>
+      <w:r>
+        <w:rPr>
+          <w:rFonts w:ascii="Times New Roman" w:cs="Times New Roman" w:eastAsia="Times New Roman" w:hAnsi="Times New Roman"/>
+          <w:b/>
+          <w:bCs/>
+          <w:sz w:val="24"/>
+          <w:szCs w:val="24"/>
+        </w:rPr>
+        <w:t xml:space="preserve">1.1 Описание программного проекта</w:t>
+      </w:r>
+    </w:p>
+    <w:p>
+      <w:pPr>
+        <w:spacing w:after="0" w:before="0" w:line="360"/>
+        <w:ind w:firstLine="709"/>
+        <w:jc w:val="both"/>
+      </w:pPr>
+      <w:r>
+        <w:rPr>
+          <w:rFonts w:ascii="Times New Roman" w:cs="Times New Roman" w:eastAsia="Times New Roman" w:hAnsi="Times New Roman"/>
+          <w:b/>
+          <w:bCs/>
+          <w:sz w:val="24"/>
+          <w:szCs w:val="24"/>
+        </w:rPr>
+        <w:t xml:space="preserve">Название проекта: </w:t>
+      </w:r>
+      <w:r>
+        <w:rPr>
+          <w:rFonts w:ascii="Times New Roman" w:cs="Times New Roman" w:eastAsia="Times New Roman" w:hAnsi="Times New Roman"/>
+          <w:sz w:val="24"/>
+          <w:szCs w:val="24"/>
+        </w:rPr>
+        <w:t xml:space="preserve">«Мобильное приложение для изучения Библии и духовного планирования с элементами социальной сети» (рабочее название — Bibly) [2].</w:t>
+      </w:r>
+    </w:p>
+    <w:p>
+      <w:pPr>
+        <w:spacing w:after="0" w:before="0" w:line="360"/>
+        <w:ind w:firstLine="709"/>
+        <w:jc w:val="both"/>
+      </w:pPr>
+      <w:r>
+        <w:rPr>
+          <w:rFonts w:ascii="Times New Roman" w:cs="Times New Roman" w:eastAsia="Times New Roman" w:hAnsi="Times New Roman"/>
+          <w:b/>
+          <w:bCs/>
+          <w:sz w:val="24"/>
+          <w:szCs w:val="24"/>
+        </w:rPr>
+        <w:t xml:space="preserve">Тип программного продукта: </w:t>
+      </w:r>
+      <w:r>
+        <w:rPr>
+          <w:rFonts w:ascii="Times New Roman" w:cs="Times New Roman" w:eastAsia="Times New Roman" w:hAnsi="Times New Roman"/>
+          <w:sz w:val="24"/>
+          <w:szCs w:val="24"/>
+        </w:rPr>
+        <w:t xml:space="preserve">кроссплатформенное мобильное приложение (Android и iOS) с серверной частью для хранения учётных записей, личных записей и данных сообщества.</w:t>
+      </w:r>
+    </w:p>
+    <w:p>
+      <w:pPr>
+        <w:spacing w:after="0" w:before="0" w:line="360"/>
+        <w:ind w:firstLine="709"/>
+        <w:jc w:val="both"/>
+      </w:pPr>
+      <w:r>
+        <w:rPr>
+          <w:rFonts w:ascii="Times New Roman" w:cs="Times New Roman" w:eastAsia="Times New Roman" w:hAnsi="Times New Roman"/>
+          <w:b/>
+          <w:bCs/>
+          <w:sz w:val="24"/>
+          <w:szCs w:val="24"/>
+        </w:rPr>
+        <w:t xml:space="preserve">Назначение: </w:t>
+      </w:r>
+      <w:r>
+        <w:rPr>
+          <w:rFonts w:ascii="Times New Roman" w:cs="Times New Roman" w:eastAsia="Times New Roman" w:hAnsi="Times New Roman"/>
+          <w:sz w:val="24"/>
+          <w:szCs w:val="24"/>
+        </w:rPr>
+        <w:t xml:space="preserve">поддержка регулярного личного и совместного чтения Библии: планирование чтения, учёт прогресса, ведение духовного дневника и общение читателей в группах.</w:t>
+      </w:r>
+    </w:p>
+    <w:p>
+      <w:pPr>
+        <w:spacing w:after="0" w:before="0" w:line="360"/>
+        <w:ind w:firstLine="709"/>
+        <w:jc w:val="both"/>
+      </w:pPr>
+      <w:r>
+        <w:rPr>
+          <w:rFonts w:ascii="Times New Roman" w:cs="Times New Roman" w:eastAsia="Times New Roman" w:hAnsi="Times New Roman"/>
+          <w:sz w:val="24"/>
+          <w:szCs w:val="24"/>
+        </w:rPr>
+        <w:t xml:space="preserve">Приложение объединяет в одном месте текст Писания, планы чтения с ежедневными порциями, личный дневник размышлений (включая защищённый раздел для сугубо личных записей) и социальную часть — группы совместного чтения, публикации, комментарии и подписки. Система должна заменить набор разрозненных инструментов, которыми сейчас пользуются читатели и группы, и сделать прогресс чтения видимым как самому читателю, так и его группе.</w:t>
+      </w:r>
+    </w:p>
+    <w:p>
+      <w:pPr>
+        <w:pStyle w:val="Heading2"/>
+        <w:keepNext/>
+        <w:spacing w:after="120" w:before="240" w:line="240"/>
+        <w:ind w:firstLine="709"/>
+        <w:jc w:val="left"/>
+      </w:pPr>
+      <w:r>
+        <w:rPr>
+          <w:rFonts w:ascii="Times New Roman" w:cs="Times New Roman" w:eastAsia="Times New Roman" w:hAnsi="Times New Roman"/>
+          <w:b/>
+          <w:bCs/>
+          <w:sz w:val="24"/>
+          <w:szCs w:val="24"/>
+        </w:rPr>
+        <w:t xml:space="preserve">1.2 Анализ предметной области</w:t>
+      </w:r>
+    </w:p>
+    <w:p>
+      <w:pPr>
+        <w:spacing w:after="0" w:before="0" w:line="360"/>
+        <w:ind w:firstLine="709"/>
+        <w:jc w:val="both"/>
+      </w:pPr>
+      <w:r>
+        <w:rPr>
+          <w:rFonts w:ascii="Times New Roman" w:cs="Times New Roman" w:eastAsia="Times New Roman" w:hAnsi="Times New Roman"/>
+          <w:b/>
+          <w:bCs/>
+          <w:sz w:val="24"/>
+          <w:szCs w:val="24"/>
+        </w:rPr>
+        <w:t xml:space="preserve">Сфера деятельности. </w:t>
+      </w:r>
+      <w:r>
+        <w:rPr>
+          <w:rFonts w:ascii="Times New Roman" w:cs="Times New Roman" w:eastAsia="Times New Roman" w:hAnsi="Times New Roman"/>
+          <w:sz w:val="24"/>
+          <w:szCs w:val="24"/>
+        </w:rPr>
+        <w:t xml:space="preserve">Предметная область — личная и групповая духовная практика христиан, связанная с систематическим чтением и изучением Библии. Типичная среда — отдельные верующие, а также малые (домашние) группы при церквях и молодёжные группы численностью примерно от 5 до 30 человек, которые читают Писание по общему плану и обсуждают прочитанное.</w:t>
+      </w:r>
+    </w:p>
+    <w:p>
+      <w:pPr>
+        <w:spacing w:after="0" w:before="0" w:line="360"/>
+        <w:ind w:firstLine="709"/>
+        <w:jc w:val="both"/>
+      </w:pPr>
+      <w:r>
+        <w:rPr>
+          <w:rFonts w:ascii="Times New Roman" w:cs="Times New Roman" w:eastAsia="Times New Roman" w:hAnsi="Times New Roman"/>
+          <w:b/>
+          <w:bCs/>
+          <w:sz w:val="24"/>
+          <w:szCs w:val="24"/>
+        </w:rPr>
+        <w:t xml:space="preserve">Рассматриваемый процесс. </w:t>
+      </w:r>
+      <w:r>
+        <w:rPr>
+          <w:rFonts w:ascii="Times New Roman" w:cs="Times New Roman" w:eastAsia="Times New Roman" w:hAnsi="Times New Roman"/>
+          <w:sz w:val="24"/>
+          <w:szCs w:val="24"/>
+        </w:rPr>
+        <w:t xml:space="preserve">Процесс регулярного чтения Библии по плану: выбор плана, ежедневное чтение отрывка, фиксация прочтения, запись личных размышлений, обсуждение прочитанного с группой и контроль прохождения плана лидером группы.</w:t>
+      </w:r>
+    </w:p>
+    <w:p>
+      <w:pPr>
+        <w:spacing w:after="0" w:before="0" w:line="360"/>
+        <w:ind w:firstLine="709"/>
+        <w:jc w:val="both"/>
+      </w:pPr>
+      <w:r>
+        <w:rPr>
+          <w:rFonts w:ascii="Times New Roman" w:cs="Times New Roman" w:eastAsia="Times New Roman" w:hAnsi="Times New Roman"/>
+          <w:b/>
+          <w:bCs/>
+          <w:sz w:val="24"/>
+          <w:szCs w:val="24"/>
+        </w:rPr>
+        <w:t xml:space="preserve">Участники процесса: </w:t>
+      </w:r>
+      <w:r>
+        <w:rPr>
+          <w:rFonts w:ascii="Times New Roman" w:cs="Times New Roman" w:eastAsia="Times New Roman" w:hAnsi="Times New Roman"/>
+          <w:sz w:val="24"/>
+          <w:szCs w:val="24"/>
+        </w:rPr>
+        <w:t xml:space="preserve">читатель, участник малой группы, лидер группы (служитель), а также начинающий читатель, для которого структура Библии ещё непривычна.</w:t>
+      </w:r>
+    </w:p>
+    <w:p>
+      <w:pPr>
+        <w:spacing w:after="0" w:before="0" w:line="360"/>
+        <w:ind w:firstLine="709"/>
+        <w:jc w:val="both"/>
+      </w:pPr>
+      <w:r>
+        <w:rPr>
+          <w:rFonts w:ascii="Times New Roman" w:cs="Times New Roman" w:eastAsia="Times New Roman" w:hAnsi="Times New Roman"/>
+          <w:b/>
+          <w:bCs/>
+          <w:sz w:val="24"/>
+          <w:szCs w:val="24"/>
+        </w:rPr>
+        <w:t xml:space="preserve">Основные объекты предметной области: </w:t>
+      </w:r>
+      <w:r>
+        <w:rPr>
+          <w:rFonts w:ascii="Times New Roman" w:cs="Times New Roman" w:eastAsia="Times New Roman" w:hAnsi="Times New Roman"/>
+          <w:sz w:val="24"/>
+          <w:szCs w:val="24"/>
+        </w:rPr>
+        <w:t xml:space="preserve">книга, глава и стих Библии; план чтения и его ежедневная порция («глава дня»); отметка о прочтении и прогресс плана; запись дневника (размышление, молитва) с привязкой к стиху; закладка и выделение текста; группа совместного чтения; публикация и комментарий; подписка на пользователя; профиль пользователя.</w:t>
+      </w:r>
+    </w:p>
+    <w:p>
+      <w:pPr>
+        <w:spacing w:after="0" w:before="0" w:line="360"/>
+        <w:ind w:firstLine="709"/>
+        <w:jc w:val="both"/>
+      </w:pPr>
+      <w:r>
+        <w:rPr>
+          <w:rFonts w:ascii="Times New Roman" w:cs="Times New Roman" w:eastAsia="Times New Roman" w:hAnsi="Times New Roman"/>
+          <w:sz w:val="24"/>
+          <w:szCs w:val="24"/>
+        </w:rPr>
+        <w:t xml:space="preserve">Объекты тесно связаны: прочтение главы должно отражаться в прогрессе плана, прогресс участника — в прогрессе группы, а запись дневника — относиться к конкретному месту Писания, чтобы к ней можно было вернуться при повторном чтении.</w:t>
+      </w:r>
+    </w:p>
+    <w:p>
+      <w:pPr>
+        <w:spacing w:after="0" w:before="0" w:line="360"/>
+        <w:ind w:firstLine="709"/>
+        <w:jc w:val="both"/>
+      </w:pPr>
+      <w:r>
+        <w:rPr>
+          <w:rFonts w:ascii="Times New Roman" w:cs="Times New Roman" w:eastAsia="Times New Roman" w:hAnsi="Times New Roman"/>
+          <w:b/>
+          <w:bCs/>
+          <w:sz w:val="24"/>
+          <w:szCs w:val="24"/>
+        </w:rPr>
+        <w:t xml:space="preserve">Существующий порядок работы. </w:t>
+      </w:r>
+      <w:r>
+        <w:rPr>
+          <w:rFonts w:ascii="Times New Roman" w:cs="Times New Roman" w:eastAsia="Times New Roman" w:hAnsi="Times New Roman"/>
+          <w:sz w:val="24"/>
+          <w:szCs w:val="24"/>
+        </w:rPr>
+        <w:t xml:space="preserve">Сейчас каждый элемент процесса выполняется отдельным средством. Текст читается по печатной Библии или в приложении; план чтения хранится в виде распечатки, PDF-файла или списка в приложении; размышления записываются в тетрадь или заметки телефона; групповое обсуждение и отчёты о прочтении ведутся в мессенджере; лидер группы при необходимости ведёт таблицу прогресса участников. Используемые программные средства и их ограничения приведены в таблице 1.</w:t>
+      </w:r>
+    </w:p>
+    <w:p>
+      <w:pPr>
+        <w:keepNext/>
+        <w:spacing w:after="60" w:before="120" w:line="240"/>
+      </w:pPr>
+      <w:r>
+        <w:rPr>
+          <w:rFonts w:ascii="Times New Roman" w:cs="Times New Roman" w:eastAsia="Times New Roman" w:hAnsi="Times New Roman"/>
+          <w:sz w:val="24"/>
+          <w:szCs w:val="24"/>
+        </w:rPr>
+        <w:t xml:space="preserve">Таблица 1 – Используемые средства и их ограничения</w:t>
+      </w:r>
     </w:p>
     <w:tbl>
       <w:tblPr>
-        <w:tblW w:type="dxa" w:w="9638"/>
+        <w:tblW w:type="dxa" w:w="10205"/>
         <w:tblBorders>
           <w:top w:val="single" w:color="auto" w:sz="4"/>
           <w:left w:val="single" w:color="auto" w:sz="4"/>
@@ -1412,7 +1762,804 @@
         </w:tblBorders>
       </w:tblPr>
       <w:tblGrid>
-        <w:gridCol w:w="9638"/>
+        <w:gridCol w:w="3474"/>
+        <w:gridCol w:w="2822"/>
+        <w:gridCol w:w="3909"/>
+      </w:tblGrid>
+      <w:tr>
+        <w:trPr>
+          <w:tblHeader/>
+        </w:trPr>
+        <w:tc>
+          <w:tcPr>
+            <w:tcW w:type="dxa" w:w="3474"/>
+            <w:tcBorders>
+              <w:top w:val="single" w:color="000000" w:sz="4"/>
+              <w:left w:val="single" w:color="000000" w:sz="4"/>
+              <w:bottom w:val="single" w:color="000000" w:sz="4"/>
+              <w:right w:val="single" w:color="000000" w:sz="4"/>
+            </w:tcBorders>
+            <w:shd w:fill="E7E6E6" w:color="auto" w:val="clear"/>
+            <w:tcMar>
+              <w:top w:type="dxa" w:w="40"/>
+              <w:left w:type="dxa" w:w="100"/>
+              <w:bottom w:type="dxa" w:w="40"/>
+              <w:right w:type="dxa" w:w="100"/>
+            </w:tcMar>
+            <w:vAlign w:val="center"/>
+          </w:tcPr>
+          <w:p>
+            <w:pPr>
+              <w:spacing w:line="240"/>
+              <w:jc w:val="center"/>
+            </w:pPr>
+            <w:r>
+              <w:rPr>
+                <w:rFonts w:ascii="Times New Roman" w:cs="Times New Roman" w:eastAsia="Times New Roman" w:hAnsi="Times New Roman"/>
+                <w:b/>
+                <w:bCs/>
+                <w:sz w:val="22"/>
+                <w:szCs w:val="22"/>
+              </w:rPr>
+              <w:t xml:space="preserve">Средство</w:t>
+            </w:r>
+          </w:p>
+        </w:tc>
+        <w:tc>
+          <w:tcPr>
+            <w:tcW w:type="dxa" w:w="2822"/>
+            <w:tcBorders>
+              <w:top w:val="single" w:color="000000" w:sz="4"/>
+              <w:left w:val="single" w:color="000000" w:sz="4"/>
+              <w:bottom w:val="single" w:color="000000" w:sz="4"/>
+              <w:right w:val="single" w:color="000000" w:sz="4"/>
+            </w:tcBorders>
+            <w:shd w:fill="E7E6E6" w:color="auto" w:val="clear"/>
+            <w:tcMar>
+              <w:top w:type="dxa" w:w="40"/>
+              <w:left w:type="dxa" w:w="100"/>
+              <w:bottom w:type="dxa" w:w="40"/>
+              <w:right w:type="dxa" w:w="100"/>
+            </w:tcMar>
+            <w:vAlign w:val="center"/>
+          </w:tcPr>
+          <w:p>
+            <w:pPr>
+              <w:spacing w:line="240"/>
+              <w:jc w:val="center"/>
+            </w:pPr>
+            <w:r>
+              <w:rPr>
+                <w:rFonts w:ascii="Times New Roman" w:cs="Times New Roman" w:eastAsia="Times New Roman" w:hAnsi="Times New Roman"/>
+                <w:b/>
+                <w:bCs/>
+                <w:sz w:val="22"/>
+                <w:szCs w:val="22"/>
+              </w:rPr>
+              <w:t xml:space="preserve">Для чего используется</w:t>
+            </w:r>
+          </w:p>
+        </w:tc>
+        <w:tc>
+          <w:tcPr>
+            <w:tcW w:type="dxa" w:w="3909"/>
+            <w:tcBorders>
+              <w:top w:val="single" w:color="000000" w:sz="4"/>
+              <w:left w:val="single" w:color="000000" w:sz="4"/>
+              <w:bottom w:val="single" w:color="000000" w:sz="4"/>
+              <w:right w:val="single" w:color="000000" w:sz="4"/>
+            </w:tcBorders>
+            <w:shd w:fill="E7E6E6" w:color="auto" w:val="clear"/>
+            <w:tcMar>
+              <w:top w:type="dxa" w:w="40"/>
+              <w:left w:type="dxa" w:w="100"/>
+              <w:bottom w:type="dxa" w:w="40"/>
+              <w:right w:type="dxa" w:w="100"/>
+            </w:tcMar>
+            <w:vAlign w:val="center"/>
+          </w:tcPr>
+          <w:p>
+            <w:pPr>
+              <w:spacing w:line="240"/>
+              <w:jc w:val="center"/>
+            </w:pPr>
+            <w:r>
+              <w:rPr>
+                <w:rFonts w:ascii="Times New Roman" w:cs="Times New Roman" w:eastAsia="Times New Roman" w:hAnsi="Times New Roman"/>
+                <w:b/>
+                <w:bCs/>
+                <w:sz w:val="22"/>
+                <w:szCs w:val="22"/>
+              </w:rPr>
+              <w:t xml:space="preserve">Ограничение</w:t>
+            </w:r>
+          </w:p>
+        </w:tc>
+      </w:tr>
+      <w:tr>
+        <w:trPr>
+          <w:cantSplit/>
+        </w:trPr>
+        <w:tc>
+          <w:tcPr>
+            <w:tcW w:type="dxa" w:w="3474"/>
+            <w:tcBorders>
+              <w:top w:val="single" w:color="000000" w:sz="4"/>
+              <w:left w:val="single" w:color="000000" w:sz="4"/>
+              <w:bottom w:val="single" w:color="000000" w:sz="4"/>
+              <w:right w:val="single" w:color="000000" w:sz="4"/>
+            </w:tcBorders>
+            <w:tcMar>
+              <w:top w:type="dxa" w:w="40"/>
+              <w:left w:type="dxa" w:w="100"/>
+              <w:bottom w:type="dxa" w:w="40"/>
+              <w:right w:type="dxa" w:w="100"/>
+            </w:tcMar>
+            <w:vAlign w:val="center"/>
+          </w:tcPr>
+          <w:p>
+            <w:pPr>
+              <w:spacing w:line="240"/>
+              <w:jc w:val="left"/>
+            </w:pPr>
+            <w:r>
+              <w:rPr>
+                <w:rFonts w:ascii="Times New Roman" w:cs="Times New Roman" w:eastAsia="Times New Roman" w:hAnsi="Times New Roman"/>
+                <w:b w:val="false"/>
+                <w:bCs w:val="false"/>
+                <w:sz w:val="22"/>
+                <w:szCs w:val="22"/>
+              </w:rPr>
+              <w:t xml:space="preserve">Печатная Библия, бумажный план чтения (распечатка, закладка)</w:t>
+            </w:r>
+          </w:p>
+        </w:tc>
+        <w:tc>
+          <w:tcPr>
+            <w:tcW w:type="dxa" w:w="2822"/>
+            <w:tcBorders>
+              <w:top w:val="single" w:color="000000" w:sz="4"/>
+              <w:left w:val="single" w:color="000000" w:sz="4"/>
+              <w:bottom w:val="single" w:color="000000" w:sz="4"/>
+              <w:right w:val="single" w:color="000000" w:sz="4"/>
+            </w:tcBorders>
+            <w:tcMar>
+              <w:top w:type="dxa" w:w="40"/>
+              <w:left w:type="dxa" w:w="100"/>
+              <w:bottom w:type="dxa" w:w="40"/>
+              <w:right w:type="dxa" w:w="100"/>
+            </w:tcMar>
+            <w:vAlign w:val="center"/>
+          </w:tcPr>
+          <w:p>
+            <w:pPr>
+              <w:spacing w:line="240"/>
+              <w:jc w:val="left"/>
+            </w:pPr>
+            <w:r>
+              <w:rPr>
+                <w:rFonts w:ascii="Times New Roman" w:cs="Times New Roman" w:eastAsia="Times New Roman" w:hAnsi="Times New Roman"/>
+                <w:b w:val="false"/>
+                <w:bCs w:val="false"/>
+                <w:sz w:val="22"/>
+                <w:szCs w:val="22"/>
+              </w:rPr>
+              <w:t xml:space="preserve">Чтение текста и отслеживание плана</w:t>
+            </w:r>
+          </w:p>
+        </w:tc>
+        <w:tc>
+          <w:tcPr>
+            <w:tcW w:type="dxa" w:w="3909"/>
+            <w:tcBorders>
+              <w:top w:val="single" w:color="000000" w:sz="4"/>
+              <w:left w:val="single" w:color="000000" w:sz="4"/>
+              <w:bottom w:val="single" w:color="000000" w:sz="4"/>
+              <w:right w:val="single" w:color="000000" w:sz="4"/>
+            </w:tcBorders>
+            <w:tcMar>
+              <w:top w:type="dxa" w:w="40"/>
+              <w:left w:type="dxa" w:w="100"/>
+              <w:bottom w:type="dxa" w:w="40"/>
+              <w:right w:type="dxa" w:w="100"/>
+            </w:tcMar>
+            <w:vAlign w:val="center"/>
+          </w:tcPr>
+          <w:p>
+            <w:pPr>
+              <w:spacing w:line="240"/>
+              <w:jc w:val="left"/>
+            </w:pPr>
+            <w:r>
+              <w:rPr>
+                <w:rFonts w:ascii="Times New Roman" w:cs="Times New Roman" w:eastAsia="Times New Roman" w:hAnsi="Times New Roman"/>
+                <w:b w:val="false"/>
+                <w:bCs w:val="false"/>
+                <w:sz w:val="22"/>
+                <w:szCs w:val="22"/>
+              </w:rPr>
+              <w:t xml:space="preserve">Отметки ставятся вручную или не ставятся вовсе; нет напоминаний и наглядного прогресса</w:t>
+            </w:r>
+          </w:p>
+        </w:tc>
+      </w:tr>
+      <w:tr>
+        <w:trPr>
+          <w:cantSplit/>
+        </w:trPr>
+        <w:tc>
+          <w:tcPr>
+            <w:tcW w:type="dxa" w:w="3474"/>
+            <w:tcBorders>
+              <w:top w:val="single" w:color="000000" w:sz="4"/>
+              <w:left w:val="single" w:color="000000" w:sz="4"/>
+              <w:bottom w:val="single" w:color="000000" w:sz="4"/>
+              <w:right w:val="single" w:color="000000" w:sz="4"/>
+            </w:tcBorders>
+            <w:tcMar>
+              <w:top w:type="dxa" w:w="40"/>
+              <w:left w:type="dxa" w:w="100"/>
+              <w:bottom w:type="dxa" w:w="40"/>
+              <w:right w:type="dxa" w:w="100"/>
+            </w:tcMar>
+            <w:vAlign w:val="center"/>
+          </w:tcPr>
+          <w:p>
+            <w:pPr>
+              <w:spacing w:line="240"/>
+              <w:jc w:val="left"/>
+            </w:pPr>
+            <w:r>
+              <w:rPr>
+                <w:rFonts w:ascii="Times New Roman" w:cs="Times New Roman" w:eastAsia="Times New Roman" w:hAnsi="Times New Roman"/>
+                <w:b w:val="false"/>
+                <w:bCs w:val="false"/>
+                <w:sz w:val="22"/>
+                <w:szCs w:val="22"/>
+              </w:rPr>
+              <w:t xml:space="preserve">Универсальные Bible-приложения (например, YouVersion [4]) и PDF/сайты с текстом</w:t>
+            </w:r>
+          </w:p>
+        </w:tc>
+        <w:tc>
+          <w:tcPr>
+            <w:tcW w:type="dxa" w:w="2822"/>
+            <w:tcBorders>
+              <w:top w:val="single" w:color="000000" w:sz="4"/>
+              <w:left w:val="single" w:color="000000" w:sz="4"/>
+              <w:bottom w:val="single" w:color="000000" w:sz="4"/>
+              <w:right w:val="single" w:color="000000" w:sz="4"/>
+            </w:tcBorders>
+            <w:tcMar>
+              <w:top w:type="dxa" w:w="40"/>
+              <w:left w:type="dxa" w:w="100"/>
+              <w:bottom w:type="dxa" w:w="40"/>
+              <w:right w:type="dxa" w:w="100"/>
+            </w:tcMar>
+            <w:vAlign w:val="center"/>
+          </w:tcPr>
+          <w:p>
+            <w:pPr>
+              <w:spacing w:line="240"/>
+              <w:jc w:val="left"/>
+            </w:pPr>
+            <w:r>
+              <w:rPr>
+                <w:rFonts w:ascii="Times New Roman" w:cs="Times New Roman" w:eastAsia="Times New Roman" w:hAnsi="Times New Roman"/>
+                <w:b w:val="false"/>
+                <w:bCs w:val="false"/>
+                <w:sz w:val="22"/>
+                <w:szCs w:val="22"/>
+              </w:rPr>
+              <w:t xml:space="preserve">Чтение текста, готовые планы чтения</w:t>
+            </w:r>
+          </w:p>
+        </w:tc>
+        <w:tc>
+          <w:tcPr>
+            <w:tcW w:type="dxa" w:w="3909"/>
+            <w:tcBorders>
+              <w:top w:val="single" w:color="000000" w:sz="4"/>
+              <w:left w:val="single" w:color="000000" w:sz="4"/>
+              <w:bottom w:val="single" w:color="000000" w:sz="4"/>
+              <w:right w:val="single" w:color="000000" w:sz="4"/>
+            </w:tcBorders>
+            <w:tcMar>
+              <w:top w:type="dxa" w:w="40"/>
+              <w:left w:type="dxa" w:w="100"/>
+              <w:bottom w:type="dxa" w:w="40"/>
+              <w:right w:type="dxa" w:w="100"/>
+            </w:tcMar>
+            <w:vAlign w:val="center"/>
+          </w:tcPr>
+          <w:p>
+            <w:pPr>
+              <w:spacing w:line="240"/>
+              <w:jc w:val="left"/>
+            </w:pPr>
+            <w:r>
+              <w:rPr>
+                <w:rFonts w:ascii="Times New Roman" w:cs="Times New Roman" w:eastAsia="Times New Roman" w:hAnsi="Times New Roman"/>
+                <w:b w:val="false"/>
+                <w:bCs w:val="false"/>
+                <w:sz w:val="22"/>
+                <w:szCs w:val="22"/>
+              </w:rPr>
+              <w:t xml:space="preserve">Личные размышления, общение своей группы и учёт её прогресса, как правило, остаются в других инструментах</w:t>
+            </w:r>
+          </w:p>
+        </w:tc>
+      </w:tr>
+      <w:tr>
+        <w:trPr>
+          <w:cantSplit/>
+        </w:trPr>
+        <w:tc>
+          <w:tcPr>
+            <w:tcW w:type="dxa" w:w="3474"/>
+            <w:tcBorders>
+              <w:top w:val="single" w:color="000000" w:sz="4"/>
+              <w:left w:val="single" w:color="000000" w:sz="4"/>
+              <w:bottom w:val="single" w:color="000000" w:sz="4"/>
+              <w:right w:val="single" w:color="000000" w:sz="4"/>
+            </w:tcBorders>
+            <w:tcMar>
+              <w:top w:type="dxa" w:w="40"/>
+              <w:left w:type="dxa" w:w="100"/>
+              <w:bottom w:type="dxa" w:w="40"/>
+              <w:right w:type="dxa" w:w="100"/>
+            </w:tcMar>
+            <w:vAlign w:val="center"/>
+          </w:tcPr>
+          <w:p>
+            <w:pPr>
+              <w:spacing w:line="240"/>
+              <w:jc w:val="left"/>
+            </w:pPr>
+            <w:r>
+              <w:rPr>
+                <w:rFonts w:ascii="Times New Roman" w:cs="Times New Roman" w:eastAsia="Times New Roman" w:hAnsi="Times New Roman"/>
+                <w:b w:val="false"/>
+                <w:bCs w:val="false"/>
+                <w:sz w:val="22"/>
+                <w:szCs w:val="22"/>
+              </w:rPr>
+              <w:t xml:space="preserve">Тетрадь, «Заметки» телефона, Google Docs</w:t>
+            </w:r>
+          </w:p>
+        </w:tc>
+        <w:tc>
+          <w:tcPr>
+            <w:tcW w:type="dxa" w:w="2822"/>
+            <w:tcBorders>
+              <w:top w:val="single" w:color="000000" w:sz="4"/>
+              <w:left w:val="single" w:color="000000" w:sz="4"/>
+              <w:bottom w:val="single" w:color="000000" w:sz="4"/>
+              <w:right w:val="single" w:color="000000" w:sz="4"/>
+            </w:tcBorders>
+            <w:tcMar>
+              <w:top w:type="dxa" w:w="40"/>
+              <w:left w:type="dxa" w:w="100"/>
+              <w:bottom w:type="dxa" w:w="40"/>
+              <w:right w:type="dxa" w:w="100"/>
+            </w:tcMar>
+            <w:vAlign w:val="center"/>
+          </w:tcPr>
+          <w:p>
+            <w:pPr>
+              <w:spacing w:line="240"/>
+              <w:jc w:val="left"/>
+            </w:pPr>
+            <w:r>
+              <w:rPr>
+                <w:rFonts w:ascii="Times New Roman" w:cs="Times New Roman" w:eastAsia="Times New Roman" w:hAnsi="Times New Roman"/>
+                <w:b w:val="false"/>
+                <w:bCs w:val="false"/>
+                <w:sz w:val="22"/>
+                <w:szCs w:val="22"/>
+              </w:rPr>
+              <w:t xml:space="preserve">Личный дневник, выписки стихов, молитвенные записи</w:t>
+            </w:r>
+          </w:p>
+        </w:tc>
+        <w:tc>
+          <w:tcPr>
+            <w:tcW w:type="dxa" w:w="3909"/>
+            <w:tcBorders>
+              <w:top w:val="single" w:color="000000" w:sz="4"/>
+              <w:left w:val="single" w:color="000000" w:sz="4"/>
+              <w:bottom w:val="single" w:color="000000" w:sz="4"/>
+              <w:right w:val="single" w:color="000000" w:sz="4"/>
+            </w:tcBorders>
+            <w:tcMar>
+              <w:top w:type="dxa" w:w="40"/>
+              <w:left w:type="dxa" w:w="100"/>
+              <w:bottom w:type="dxa" w:w="40"/>
+              <w:right w:type="dxa" w:w="100"/>
+            </w:tcMar>
+            <w:vAlign w:val="center"/>
+          </w:tcPr>
+          <w:p>
+            <w:pPr>
+              <w:spacing w:line="240"/>
+              <w:jc w:val="left"/>
+            </w:pPr>
+            <w:r>
+              <w:rPr>
+                <w:rFonts w:ascii="Times New Roman" w:cs="Times New Roman" w:eastAsia="Times New Roman" w:hAnsi="Times New Roman"/>
+                <w:b w:val="false"/>
+                <w:bCs w:val="false"/>
+                <w:sz w:val="22"/>
+                <w:szCs w:val="22"/>
+              </w:rPr>
+              <w:t xml:space="preserve">Записи не связаны со стихами и планом, по ним трудно искать; нет отдельной защиты личных записей</w:t>
+            </w:r>
+          </w:p>
+        </w:tc>
+      </w:tr>
+      <w:tr>
+        <w:trPr>
+          <w:cantSplit/>
+        </w:trPr>
+        <w:tc>
+          <w:tcPr>
+            <w:tcW w:type="dxa" w:w="3474"/>
+            <w:tcBorders>
+              <w:top w:val="single" w:color="000000" w:sz="4"/>
+              <w:left w:val="single" w:color="000000" w:sz="4"/>
+              <w:bottom w:val="single" w:color="000000" w:sz="4"/>
+              <w:right w:val="single" w:color="000000" w:sz="4"/>
+            </w:tcBorders>
+            <w:tcMar>
+              <w:top w:type="dxa" w:w="40"/>
+              <w:left w:type="dxa" w:w="100"/>
+              <w:bottom w:type="dxa" w:w="40"/>
+              <w:right w:type="dxa" w:w="100"/>
+            </w:tcMar>
+            <w:vAlign w:val="center"/>
+          </w:tcPr>
+          <w:p>
+            <w:pPr>
+              <w:spacing w:line="240"/>
+              <w:jc w:val="left"/>
+            </w:pPr>
+            <w:r>
+              <w:rPr>
+                <w:rFonts w:ascii="Times New Roman" w:cs="Times New Roman" w:eastAsia="Times New Roman" w:hAnsi="Times New Roman"/>
+                <w:b w:val="false"/>
+                <w:bCs w:val="false"/>
+                <w:sz w:val="22"/>
+                <w:szCs w:val="22"/>
+              </w:rPr>
+              <w:t xml:space="preserve">Telegram, WhatsApp, Viber (групповые чаты)</w:t>
+            </w:r>
+          </w:p>
+        </w:tc>
+        <w:tc>
+          <w:tcPr>
+            <w:tcW w:type="dxa" w:w="2822"/>
+            <w:tcBorders>
+              <w:top w:val="single" w:color="000000" w:sz="4"/>
+              <w:left w:val="single" w:color="000000" w:sz="4"/>
+              <w:bottom w:val="single" w:color="000000" w:sz="4"/>
+              <w:right w:val="single" w:color="000000" w:sz="4"/>
+            </w:tcBorders>
+            <w:tcMar>
+              <w:top w:type="dxa" w:w="40"/>
+              <w:left w:type="dxa" w:w="100"/>
+              <w:bottom w:type="dxa" w:w="40"/>
+              <w:right w:type="dxa" w:w="100"/>
+            </w:tcMar>
+            <w:vAlign w:val="center"/>
+          </w:tcPr>
+          <w:p>
+            <w:pPr>
+              <w:spacing w:line="240"/>
+              <w:jc w:val="left"/>
+            </w:pPr>
+            <w:r>
+              <w:rPr>
+                <w:rFonts w:ascii="Times New Roman" w:cs="Times New Roman" w:eastAsia="Times New Roman" w:hAnsi="Times New Roman"/>
+                <w:b w:val="false"/>
+                <w:bCs w:val="false"/>
+                <w:sz w:val="22"/>
+                <w:szCs w:val="22"/>
+              </w:rPr>
+              <w:t xml:space="preserve">Обсуждение прочитанного, отчёты «прочитал», объявления лидера</w:t>
+            </w:r>
+          </w:p>
+        </w:tc>
+        <w:tc>
+          <w:tcPr>
+            <w:tcW w:type="dxa" w:w="3909"/>
+            <w:tcBorders>
+              <w:top w:val="single" w:color="000000" w:sz="4"/>
+              <w:left w:val="single" w:color="000000" w:sz="4"/>
+              <w:bottom w:val="single" w:color="000000" w:sz="4"/>
+              <w:right w:val="single" w:color="000000" w:sz="4"/>
+            </w:tcBorders>
+            <w:tcMar>
+              <w:top w:type="dxa" w:w="40"/>
+              <w:left w:type="dxa" w:w="100"/>
+              <w:bottom w:type="dxa" w:w="40"/>
+              <w:right w:type="dxa" w:w="100"/>
+            </w:tcMar>
+            <w:vAlign w:val="center"/>
+          </w:tcPr>
+          <w:p>
+            <w:pPr>
+              <w:spacing w:line="240"/>
+              <w:jc w:val="left"/>
+            </w:pPr>
+            <w:r>
+              <w:rPr>
+                <w:rFonts w:ascii="Times New Roman" w:cs="Times New Roman" w:eastAsia="Times New Roman" w:hAnsi="Times New Roman"/>
+                <w:b w:val="false"/>
+                <w:bCs w:val="false"/>
+                <w:sz w:val="22"/>
+                <w:szCs w:val="22"/>
+              </w:rPr>
+              <w:t xml:space="preserve">Обсуждение смешивается с остальной перепиской; сообщения теряются в потоке</w:t>
+            </w:r>
+          </w:p>
+        </w:tc>
+      </w:tr>
+      <w:tr>
+        <w:trPr>
+          <w:cantSplit/>
+        </w:trPr>
+        <w:tc>
+          <w:tcPr>
+            <w:tcW w:type="dxa" w:w="3474"/>
+            <w:tcBorders>
+              <w:top w:val="single" w:color="000000" w:sz="4"/>
+              <w:left w:val="single" w:color="000000" w:sz="4"/>
+              <w:bottom w:val="single" w:color="000000" w:sz="4"/>
+              <w:right w:val="single" w:color="000000" w:sz="4"/>
+            </w:tcBorders>
+            <w:tcMar>
+              <w:top w:type="dxa" w:w="40"/>
+              <w:left w:type="dxa" w:w="100"/>
+              <w:bottom w:type="dxa" w:w="40"/>
+              <w:right w:type="dxa" w:w="100"/>
+            </w:tcMar>
+            <w:vAlign w:val="center"/>
+          </w:tcPr>
+          <w:p>
+            <w:pPr>
+              <w:spacing w:line="240"/>
+              <w:jc w:val="left"/>
+            </w:pPr>
+            <w:r>
+              <w:rPr>
+                <w:rFonts w:ascii="Times New Roman" w:cs="Times New Roman" w:eastAsia="Times New Roman" w:hAnsi="Times New Roman"/>
+                <w:b w:val="false"/>
+                <w:bCs w:val="false"/>
+                <w:sz w:val="22"/>
+                <w:szCs w:val="22"/>
+              </w:rPr>
+              <w:t xml:space="preserve">Google Sheets / Excel</w:t>
+            </w:r>
+          </w:p>
+        </w:tc>
+        <w:tc>
+          <w:tcPr>
+            <w:tcW w:type="dxa" w:w="2822"/>
+            <w:tcBorders>
+              <w:top w:val="single" w:color="000000" w:sz="4"/>
+              <w:left w:val="single" w:color="000000" w:sz="4"/>
+              <w:bottom w:val="single" w:color="000000" w:sz="4"/>
+              <w:right w:val="single" w:color="000000" w:sz="4"/>
+            </w:tcBorders>
+            <w:tcMar>
+              <w:top w:type="dxa" w:w="40"/>
+              <w:left w:type="dxa" w:w="100"/>
+              <w:bottom w:type="dxa" w:w="40"/>
+              <w:right w:type="dxa" w:w="100"/>
+            </w:tcMar>
+            <w:vAlign w:val="center"/>
+          </w:tcPr>
+          <w:p>
+            <w:pPr>
+              <w:spacing w:line="240"/>
+              <w:jc w:val="left"/>
+            </w:pPr>
+            <w:r>
+              <w:rPr>
+                <w:rFonts w:ascii="Times New Roman" w:cs="Times New Roman" w:eastAsia="Times New Roman" w:hAnsi="Times New Roman"/>
+                <w:b w:val="false"/>
+                <w:bCs w:val="false"/>
+                <w:sz w:val="22"/>
+                <w:szCs w:val="22"/>
+              </w:rPr>
+              <w:t xml:space="preserve">Таблица «кто сколько прочитал» в группе</w:t>
+            </w:r>
+          </w:p>
+        </w:tc>
+        <w:tc>
+          <w:tcPr>
+            <w:tcW w:type="dxa" w:w="3909"/>
+            <w:tcBorders>
+              <w:top w:val="single" w:color="000000" w:sz="4"/>
+              <w:left w:val="single" w:color="000000" w:sz="4"/>
+              <w:bottom w:val="single" w:color="000000" w:sz="4"/>
+              <w:right w:val="single" w:color="000000" w:sz="4"/>
+            </w:tcBorders>
+            <w:tcMar>
+              <w:top w:type="dxa" w:w="40"/>
+              <w:left w:type="dxa" w:w="100"/>
+              <w:bottom w:type="dxa" w:w="40"/>
+              <w:right w:type="dxa" w:w="100"/>
+            </w:tcMar>
+            <w:vAlign w:val="center"/>
+          </w:tcPr>
+          <w:p>
+            <w:pPr>
+              <w:spacing w:line="240"/>
+              <w:jc w:val="left"/>
+            </w:pPr>
+            <w:r>
+              <w:rPr>
+                <w:rFonts w:ascii="Times New Roman" w:cs="Times New Roman" w:eastAsia="Times New Roman" w:hAnsi="Times New Roman"/>
+                <w:b w:val="false"/>
+                <w:bCs w:val="false"/>
+                <w:sz w:val="22"/>
+                <w:szCs w:val="22"/>
+              </w:rPr>
+              <w:t xml:space="preserve">Заполняется вручную лидером или участниками, быстро устаревает</w:t>
+            </w:r>
+          </w:p>
+        </w:tc>
+      </w:tr>
+    </w:tbl>
+    <w:p>
+      <w:pPr>
+        <w:spacing w:after="0" w:before="120" w:line="360"/>
+        <w:ind w:firstLine="709"/>
+        <w:jc w:val="both"/>
+      </w:pPr>
+      <w:r>
+        <w:rPr>
+          <w:rFonts w:ascii="Times New Roman" w:cs="Times New Roman" w:eastAsia="Times New Roman" w:hAnsi="Times New Roman"/>
+          <w:sz w:val="24"/>
+          <w:szCs w:val="24"/>
+        </w:rPr>
+        <w:t xml:space="preserve">Таким образом, отдельные инструменты существуют и выполняют свои функции, однако процесс в целом держится на ручном переносе информации между ними и на самодисциплине читателя.</w:t>
+      </w:r>
+    </w:p>
+    <w:p>
+      <w:pPr>
+        <w:pStyle w:val="Heading2"/>
+        <w:keepNext/>
+        <w:spacing w:after="120" w:before="240" w:line="240"/>
+        <w:ind w:firstLine="709"/>
+        <w:jc w:val="left"/>
+      </w:pPr>
+      <w:r>
+        <w:rPr>
+          <w:rFonts w:ascii="Times New Roman" w:cs="Times New Roman" w:eastAsia="Times New Roman" w:hAnsi="Times New Roman"/>
+          <w:b/>
+          <w:bCs/>
+          <w:sz w:val="24"/>
+          <w:szCs w:val="24"/>
+        </w:rPr>
+        <w:t xml:space="preserve">1.3 Анализ существующего процесса AS-IS</w:t>
+      </w:r>
+    </w:p>
+    <w:p>
+      <w:pPr>
+        <w:spacing w:after="0" w:before="0" w:line="360"/>
+        <w:ind w:firstLine="709"/>
+        <w:jc w:val="both"/>
+      </w:pPr>
+      <w:r>
+        <w:rPr>
+          <w:rFonts w:ascii="Times New Roman" w:cs="Times New Roman" w:eastAsia="Times New Roman" w:hAnsi="Times New Roman"/>
+          <w:b/>
+          <w:bCs/>
+          <w:sz w:val="24"/>
+          <w:szCs w:val="24"/>
+        </w:rPr>
+        <w:t xml:space="preserve">Начало процесса. </w:t>
+      </w:r>
+      <w:r>
+        <w:rPr>
+          <w:rFonts w:ascii="Times New Roman" w:cs="Times New Roman" w:eastAsia="Times New Roman" w:hAnsi="Times New Roman"/>
+          <w:sz w:val="24"/>
+          <w:szCs w:val="24"/>
+        </w:rPr>
+        <w:t xml:space="preserve">Процесс начинается с решения читателя (или лидера группы) читать Библию регулярно — например, прочитать Новый Завет за год. Читатель находит план чтения в интернете, в церкви или в приложении и сохраняет его в виде распечатки, файла или списка.</w:t>
+      </w:r>
+    </w:p>
+    <w:p>
+      <w:pPr>
+        <w:spacing w:after="0" w:before="0" w:line="360"/>
+        <w:ind w:firstLine="709"/>
+        <w:jc w:val="both"/>
+      </w:pPr>
+      <w:r>
+        <w:rPr>
+          <w:rFonts w:ascii="Times New Roman" w:cs="Times New Roman" w:eastAsia="Times New Roman" w:hAnsi="Times New Roman"/>
+          <w:b/>
+          <w:bCs/>
+          <w:sz w:val="24"/>
+          <w:szCs w:val="24"/>
+        </w:rPr>
+        <w:t xml:space="preserve">Основные действия. </w:t>
+      </w:r>
+      <w:r>
+        <w:rPr>
+          <w:rFonts w:ascii="Times New Roman" w:cs="Times New Roman" w:eastAsia="Times New Roman" w:hAnsi="Times New Roman"/>
+          <w:sz w:val="24"/>
+          <w:szCs w:val="24"/>
+        </w:rPr>
+        <w:t xml:space="preserve">Каждый день читатель определяет по плану, какую главу читать, открывает её в печатной Библии или в приложении и читает. После чтения он вручную отмечает пункт плана (часто об этом забывают), а если хочет сохранить мысль — записывает её в тетрадь или заметки телефона без привязки к стиху.</w:t>
+      </w:r>
+    </w:p>
+    <w:p>
+      <w:pPr>
+        <w:spacing w:after="0" w:before="0" w:line="360"/>
+        <w:ind w:firstLine="709"/>
+        <w:jc w:val="both"/>
+      </w:pPr>
+      <w:r>
+        <w:rPr>
+          <w:rFonts w:ascii="Times New Roman" w:cs="Times New Roman" w:eastAsia="Times New Roman" w:hAnsi="Times New Roman"/>
+          <w:b/>
+          <w:bCs/>
+          <w:sz w:val="24"/>
+          <w:szCs w:val="24"/>
+        </w:rPr>
+        <w:t xml:space="preserve">Передача информации. </w:t>
+      </w:r>
+      <w:r>
+        <w:rPr>
+          <w:rFonts w:ascii="Times New Roman" w:cs="Times New Roman" w:eastAsia="Times New Roman" w:hAnsi="Times New Roman"/>
+          <w:sz w:val="24"/>
+          <w:szCs w:val="24"/>
+        </w:rPr>
+        <w:t xml:space="preserve">При совместном чтении участник пишет в общий чат группы сообщение «прочитал» и, возможно, свои мысли. Лидер группы просматривает чат, вручную отмечает в таблице, кто прочитал, и пишет напоминания тем, кто отстаёт. Вопросы для обсуждения и ответы участников смешиваются в той же переписке с объявлениями и посторонними сообщениями.</w:t>
+      </w:r>
+    </w:p>
+    <w:p>
+      <w:pPr>
+        <w:spacing w:after="0" w:before="0" w:line="360"/>
+        <w:ind w:firstLine="709"/>
+        <w:jc w:val="both"/>
+      </w:pPr>
+      <w:r>
+        <w:rPr>
+          <w:rFonts w:ascii="Times New Roman" w:cs="Times New Roman" w:eastAsia="Times New Roman" w:hAnsi="Times New Roman"/>
+          <w:b/>
+          <w:bCs/>
+          <w:sz w:val="24"/>
+          <w:szCs w:val="24"/>
+        </w:rPr>
+        <w:t xml:space="preserve">Результат процесса. </w:t>
+      </w:r>
+      <w:r>
+        <w:rPr>
+          <w:rFonts w:ascii="Times New Roman" w:cs="Times New Roman" w:eastAsia="Times New Roman" w:hAnsi="Times New Roman"/>
+          <w:sz w:val="24"/>
+          <w:szCs w:val="24"/>
+        </w:rPr>
+        <w:t xml:space="preserve">План либо завершается, либо — при накоплении пропусков — бросается. Личные записи остаются в разных местах, а обсуждения группы — в истории мессенджера, где их сложно найти. Схема процесса AS-IS показана на рисунке 1.</w:t>
+      </w:r>
+    </w:p>
+    <w:tbl>
+      <w:tblPr>
+        <w:tblW w:type="dxa" w:w="10205"/>
+        <w:tblBorders>
+          <w:top w:val="single" w:color="auto" w:sz="4"/>
+          <w:left w:val="single" w:color="auto" w:sz="4"/>
+          <w:bottom w:val="single" w:color="auto" w:sz="4"/>
+          <w:right w:val="single" w:color="auto" w:sz="4"/>
+          <w:insideH w:val="single" w:color="auto" w:sz="4"/>
+          <w:insideV w:val="single" w:color="auto" w:sz="4"/>
+        </w:tblBorders>
+      </w:tblPr>
+      <w:tblGrid>
+        <w:gridCol w:w="10205"/>
       </w:tblGrid>
       <w:tr>
         <w:trPr>
@@ -1420,7 +2567,7 @@
         </w:trPr>
         <w:tc>
           <w:tcPr>
-            <w:tcW w:type="dxa" w:w="9638"/>
+            <w:tcW w:type="dxa" w:w="10205"/>
             <w:tcBorders>
               <w:top w:val="none" w:color="FFFFFF" w:sz="0"/>
               <w:left w:val="none" w:color="FFFFFF" w:sz="0"/>
@@ -1428,6 +2575,11 @@
               <w:right w:val="none" w:color="FFFFFF" w:sz="0"/>
             </w:tcBorders>
           </w:tcPr>
+          <w:p>
+            <w:pPr>
+              <w:spacing w:line="240"/>
+            </w:pPr>
+          </w:p>
           <w:tbl>
             <w:tblPr>
               <w:tblW w:type="dxa" w:w="6800"/>
@@ -1459,15 +2611,14 @@
                   </w:tcBorders>
                   <w:shd w:fill="F2F2F2" w:color="auto" w:val="clear"/>
                   <w:tcMar>
-                    <w:top w:type="dxa" w:w="60"/>
+                    <w:top w:type="dxa" w:w="50"/>
                     <w:left w:type="dxa" w:w="120"/>
-                    <w:bottom w:type="dxa" w:w="60"/>
+                    <w:bottom w:type="dxa" w:w="50"/>
                     <w:right w:type="dxa" w:w="120"/>
                   </w:tcMar>
                 </w:tcPr>
                 <w:p>
                   <w:pPr>
-                    <w:keepNext/>
                     <w:spacing w:line="240"/>
                     <w:jc w:val="center"/>
                   </w:pPr>
@@ -1476,15 +2627,14 @@
                       <w:rFonts w:ascii="Times New Roman" w:cs="Times New Roman" w:eastAsia="Times New Roman" w:hAnsi="Times New Roman"/>
                       <w:b/>
                       <w:bCs/>
-                      <w:sz w:val="24"/>
-                      <w:szCs w:val="24"/>
+                      <w:sz w:val="22"/>
+                      <w:szCs w:val="22"/>
                     </w:rPr>
                     <w:t xml:space="preserve">1. Решение начать регулярное чтение</w:t>
                   </w:r>
                 </w:p>
                 <w:p>
                   <w:pPr>
-                    <w:keepNext/>
                     <w:spacing w:line="240"/>
                     <w:jc w:val="center"/>
                   </w:pPr>
@@ -1504,7 +2654,6 @@
           </w:tbl>
           <w:p>
             <w:pPr>
-              <w:keepNext/>
               <w:spacing w:line="240"/>
               <w:jc w:val="center"/>
             </w:pPr>
@@ -1513,8 +2662,8 @@
                 <w:rFonts w:ascii="Times New Roman" w:cs="Times New Roman" w:eastAsia="Times New Roman" w:hAnsi="Times New Roman"/>
                 <w:b/>
                 <w:bCs/>
-                <w:sz w:val="28"/>
-                <w:szCs w:val="28"/>
+                <w:sz w:val="24"/>
+                <w:szCs w:val="24"/>
               </w:rPr>
               <w:t xml:space="preserve">↓</w:t>
             </w:r>
@@ -1550,15 +2699,14 @@
                   </w:tcBorders>
                   <w:shd w:fill="F2F2F2" w:color="auto" w:val="clear"/>
                   <w:tcMar>
-                    <w:top w:type="dxa" w:w="60"/>
+                    <w:top w:type="dxa" w:w="50"/>
                     <w:left w:type="dxa" w:w="120"/>
-                    <w:bottom w:type="dxa" w:w="60"/>
+                    <w:bottom w:type="dxa" w:w="50"/>
                     <w:right w:type="dxa" w:w="120"/>
                   </w:tcMar>
                 </w:tcPr>
                 <w:p>
                   <w:pPr>
-                    <w:keepNext/>
                     <w:spacing w:line="240"/>
                     <w:jc w:val="center"/>
                   </w:pPr>
@@ -1567,15 +2715,14 @@
                       <w:rFonts w:ascii="Times New Roman" w:cs="Times New Roman" w:eastAsia="Times New Roman" w:hAnsi="Times New Roman"/>
                       <w:b/>
                       <w:bCs/>
-                      <w:sz w:val="24"/>
-                      <w:szCs w:val="24"/>
+                      <w:sz w:val="22"/>
+                      <w:szCs w:val="22"/>
                     </w:rPr>
                     <w:t xml:space="preserve">2. Поиск и выбор плана: распечатка, PDF, сайт или отдельное приложение</w:t>
                   </w:r>
                 </w:p>
                 <w:p>
                   <w:pPr>
-                    <w:keepNext/>
                     <w:spacing w:line="240"/>
                     <w:jc w:val="center"/>
                   </w:pPr>
@@ -1595,7 +2742,6 @@
           </w:tbl>
           <w:p>
             <w:pPr>
-              <w:keepNext/>
               <w:spacing w:line="240"/>
               <w:jc w:val="center"/>
             </w:pPr>
@@ -1604,8 +2750,8 @@
                 <w:rFonts w:ascii="Times New Roman" w:cs="Times New Roman" w:eastAsia="Times New Roman" w:hAnsi="Times New Roman"/>
                 <w:b/>
                 <w:bCs/>
-                <w:sz w:val="28"/>
-                <w:szCs w:val="28"/>
+                <w:sz w:val="24"/>
+                <w:szCs w:val="24"/>
               </w:rPr>
               <w:t xml:space="preserve">↓</w:t>
             </w:r>
@@ -1641,15 +2787,14 @@
                   </w:tcBorders>
                   <w:shd w:fill="F2F2F2" w:color="auto" w:val="clear"/>
                   <w:tcMar>
-                    <w:top w:type="dxa" w:w="60"/>
+                    <w:top w:type="dxa" w:w="50"/>
                     <w:left w:type="dxa" w:w="120"/>
-                    <w:bottom w:type="dxa" w:w="60"/>
+                    <w:bottom w:type="dxa" w:w="50"/>
                     <w:right w:type="dxa" w:w="120"/>
                   </w:tcMar>
                 </w:tcPr>
                 <w:p>
                   <w:pPr>
-                    <w:keepNext/>
                     <w:spacing w:line="240"/>
                     <w:jc w:val="center"/>
                   </w:pPr>
@@ -1658,15 +2803,14 @@
                       <w:rFonts w:ascii="Times New Roman" w:cs="Times New Roman" w:eastAsia="Times New Roman" w:hAnsi="Times New Roman"/>
                       <w:b/>
                       <w:bCs/>
-                      <w:sz w:val="24"/>
-                      <w:szCs w:val="24"/>
+                      <w:sz w:val="22"/>
+                      <w:szCs w:val="22"/>
                     </w:rPr>
                     <w:t xml:space="preserve">3. Ежедневное чтение главы по печатной Библии или в отдельном приложении</w:t>
                   </w:r>
                 </w:p>
                 <w:p>
                   <w:pPr>
-                    <w:keepNext/>
                     <w:spacing w:line="240"/>
                     <w:jc w:val="center"/>
                   </w:pPr>
@@ -1686,7 +2830,6 @@
           </w:tbl>
           <w:p>
             <w:pPr>
-              <w:keepNext/>
               <w:spacing w:line="240"/>
               <w:jc w:val="center"/>
             </w:pPr>
@@ -1695,8 +2838,8 @@
                 <w:rFonts w:ascii="Times New Roman" w:cs="Times New Roman" w:eastAsia="Times New Roman" w:hAnsi="Times New Roman"/>
                 <w:b/>
                 <w:bCs/>
-                <w:sz w:val="28"/>
-                <w:szCs w:val="28"/>
+                <w:sz w:val="24"/>
+                <w:szCs w:val="24"/>
               </w:rPr>
               <w:t xml:space="preserve">↓</w:t>
             </w:r>
@@ -1732,15 +2875,14 @@
                   </w:tcBorders>
                   <w:shd w:fill="F2F2F2" w:color="auto" w:val="clear"/>
                   <w:tcMar>
-                    <w:top w:type="dxa" w:w="60"/>
+                    <w:top w:type="dxa" w:w="50"/>
                     <w:left w:type="dxa" w:w="120"/>
-                    <w:bottom w:type="dxa" w:w="60"/>
+                    <w:bottom w:type="dxa" w:w="50"/>
                     <w:right w:type="dxa" w:w="120"/>
                   </w:tcMar>
                 </w:tcPr>
                 <w:p>
                   <w:pPr>
-                    <w:keepNext/>
                     <w:spacing w:line="240"/>
                     <w:jc w:val="center"/>
                   </w:pPr>
@@ -1749,15 +2891,14 @@
                       <w:rFonts w:ascii="Times New Roman" w:cs="Times New Roman" w:eastAsia="Times New Roman" w:hAnsi="Times New Roman"/>
                       <w:b/>
                       <w:bCs/>
-                      <w:sz w:val="24"/>
-                      <w:szCs w:val="24"/>
+                      <w:sz w:val="22"/>
+                      <w:szCs w:val="22"/>
                     </w:rPr>
                     <w:t xml:space="preserve">4. Ручная отметка в плане (если не забыл)</w:t>
                   </w:r>
                 </w:p>
                 <w:p>
                   <w:pPr>
-                    <w:keepNext/>
                     <w:spacing w:line="240"/>
                     <w:jc w:val="center"/>
                   </w:pPr>
@@ -1777,7 +2918,6 @@
           </w:tbl>
           <w:p>
             <w:pPr>
-              <w:keepNext/>
               <w:spacing w:line="240"/>
               <w:jc w:val="center"/>
             </w:pPr>
@@ -1786,8 +2926,8 @@
                 <w:rFonts w:ascii="Times New Roman" w:cs="Times New Roman" w:eastAsia="Times New Roman" w:hAnsi="Times New Roman"/>
                 <w:b/>
                 <w:bCs/>
-                <w:sz w:val="28"/>
-                <w:szCs w:val="28"/>
+                <w:sz w:val="24"/>
+                <w:szCs w:val="24"/>
               </w:rPr>
               <w:t xml:space="preserve">↓</w:t>
             </w:r>
@@ -1823,15 +2963,14 @@
                   </w:tcBorders>
                   <w:shd w:fill="F2F2F2" w:color="auto" w:val="clear"/>
                   <w:tcMar>
-                    <w:top w:type="dxa" w:w="60"/>
+                    <w:top w:type="dxa" w:w="50"/>
                     <w:left w:type="dxa" w:w="120"/>
-                    <w:bottom w:type="dxa" w:w="60"/>
+                    <w:bottom w:type="dxa" w:w="50"/>
                     <w:right w:type="dxa" w:w="120"/>
                   </w:tcMar>
                 </w:tcPr>
                 <w:p>
                   <w:pPr>
-                    <w:keepNext/>
                     <w:spacing w:line="240"/>
                     <w:jc w:val="center"/>
                   </w:pPr>
@@ -1840,15 +2979,14 @@
                       <w:rFonts w:ascii="Times New Roman" w:cs="Times New Roman" w:eastAsia="Times New Roman" w:hAnsi="Times New Roman"/>
                       <w:b/>
                       <w:bCs/>
-                      <w:sz w:val="24"/>
-                      <w:szCs w:val="24"/>
+                      <w:sz w:val="22"/>
+                      <w:szCs w:val="22"/>
                     </w:rPr>
                     <w:t xml:space="preserve">5. Запись размышлений в тетрадь или заметки телефона</w:t>
                   </w:r>
                 </w:p>
                 <w:p>
                   <w:pPr>
-                    <w:keepNext/>
                     <w:spacing w:line="240"/>
                     <w:jc w:val="center"/>
                   </w:pPr>
@@ -1868,7 +3006,6 @@
           </w:tbl>
           <w:p>
             <w:pPr>
-              <w:keepNext/>
               <w:spacing w:line="240"/>
               <w:jc w:val="center"/>
             </w:pPr>
@@ -1877,8 +3014,8 @@
                 <w:rFonts w:ascii="Times New Roman" w:cs="Times New Roman" w:eastAsia="Times New Roman" w:hAnsi="Times New Roman"/>
                 <w:b/>
                 <w:bCs/>
-                <w:sz w:val="28"/>
-                <w:szCs w:val="28"/>
+                <w:sz w:val="24"/>
+                <w:szCs w:val="24"/>
               </w:rPr>
               <w:t xml:space="preserve">↓</w:t>
             </w:r>
@@ -1914,15 +3051,14 @@
                   </w:tcBorders>
                   <w:shd w:fill="F2F2F2" w:color="auto" w:val="clear"/>
                   <w:tcMar>
-                    <w:top w:type="dxa" w:w="60"/>
+                    <w:top w:type="dxa" w:w="50"/>
                     <w:left w:type="dxa" w:w="120"/>
-                    <w:bottom w:type="dxa" w:w="60"/>
+                    <w:bottom w:type="dxa" w:w="50"/>
                     <w:right w:type="dxa" w:w="120"/>
                   </w:tcMar>
                 </w:tcPr>
                 <w:p>
                   <w:pPr>
-                    <w:keepNext/>
                     <w:spacing w:line="240"/>
                     <w:jc w:val="center"/>
                   </w:pPr>
@@ -1931,15 +3067,14 @@
                       <w:rFonts w:ascii="Times New Roman" w:cs="Times New Roman" w:eastAsia="Times New Roman" w:hAnsi="Times New Roman"/>
                       <w:b/>
                       <w:bCs/>
-                      <w:sz w:val="24"/>
-                      <w:szCs w:val="24"/>
+                      <w:sz w:val="22"/>
+                      <w:szCs w:val="22"/>
                     </w:rPr>
                     <w:t xml:space="preserve">6. Отчёт «прочитал» и мысли — сообщением в общий чат</w:t>
                   </w:r>
                 </w:p>
                 <w:p>
                   <w:pPr>
-                    <w:keepNext/>
                     <w:spacing w:line="240"/>
                     <w:jc w:val="center"/>
                   </w:pPr>
@@ -1959,7 +3094,6 @@
           </w:tbl>
           <w:p>
             <w:pPr>
-              <w:keepNext/>
               <w:spacing w:line="240"/>
               <w:jc w:val="center"/>
             </w:pPr>
@@ -1968,8 +3102,8 @@
                 <w:rFonts w:ascii="Times New Roman" w:cs="Times New Roman" w:eastAsia="Times New Roman" w:hAnsi="Times New Roman"/>
                 <w:b/>
                 <w:bCs/>
-                <w:sz w:val="28"/>
-                <w:szCs w:val="28"/>
+                <w:sz w:val="24"/>
+                <w:szCs w:val="24"/>
               </w:rPr>
               <w:t xml:space="preserve">↓</w:t>
             </w:r>
@@ -2005,15 +3139,14 @@
                   </w:tcBorders>
                   <w:shd w:fill="F2F2F2" w:color="auto" w:val="clear"/>
                   <w:tcMar>
-                    <w:top w:type="dxa" w:w="60"/>
+                    <w:top w:type="dxa" w:w="50"/>
                     <w:left w:type="dxa" w:w="120"/>
-                    <w:bottom w:type="dxa" w:w="60"/>
+                    <w:bottom w:type="dxa" w:w="50"/>
                     <w:right w:type="dxa" w:w="120"/>
                   </w:tcMar>
                 </w:tcPr>
                 <w:p>
                   <w:pPr>
-                    <w:keepNext/>
                     <w:spacing w:line="240"/>
                     <w:jc w:val="center"/>
                   </w:pPr>
@@ -2022,15 +3155,14 @@
                       <w:rFonts w:ascii="Times New Roman" w:cs="Times New Roman" w:eastAsia="Times New Roman" w:hAnsi="Times New Roman"/>
                       <w:b/>
                       <w:bCs/>
-                      <w:sz w:val="24"/>
-                      <w:szCs w:val="24"/>
+                      <w:sz w:val="22"/>
+                      <w:szCs w:val="22"/>
                     </w:rPr>
                     <w:t xml:space="preserve">7. Ручной сбор отчётов, заполнение таблицы, напоминания отстающим</w:t>
                   </w:r>
                 </w:p>
                 <w:p>
                   <w:pPr>
-                    <w:keepNext/>
                     <w:spacing w:line="240"/>
                     <w:jc w:val="center"/>
                   </w:pPr>
@@ -2050,7 +3182,6 @@
           </w:tbl>
           <w:p>
             <w:pPr>
-              <w:keepNext/>
               <w:spacing w:line="240"/>
               <w:jc w:val="center"/>
             </w:pPr>
@@ -2059,8 +3190,8 @@
                 <w:rFonts w:ascii="Times New Roman" w:cs="Times New Roman" w:eastAsia="Times New Roman" w:hAnsi="Times New Roman"/>
                 <w:b/>
                 <w:bCs/>
-                <w:sz w:val="28"/>
-                <w:szCs w:val="28"/>
+                <w:sz w:val="24"/>
+                <w:szCs w:val="24"/>
               </w:rPr>
               <w:t xml:space="preserve">↓</w:t>
             </w:r>
@@ -2096,15 +3227,14 @@
                   </w:tcBorders>
                   <w:shd w:fill="F2F2F2" w:color="auto" w:val="clear"/>
                   <w:tcMar>
-                    <w:top w:type="dxa" w:w="60"/>
+                    <w:top w:type="dxa" w:w="50"/>
                     <w:left w:type="dxa" w:w="120"/>
-                    <w:bottom w:type="dxa" w:w="60"/>
+                    <w:bottom w:type="dxa" w:w="50"/>
                     <w:right w:type="dxa" w:w="120"/>
                   </w:tcMar>
                 </w:tcPr>
                 <w:p>
                   <w:pPr>
-                    <w:keepNext/>
                     <w:spacing w:line="240"/>
                     <w:jc w:val="center"/>
                   </w:pPr>
@@ -2113,15 +3243,14 @@
                       <w:rFonts w:ascii="Times New Roman" w:cs="Times New Roman" w:eastAsia="Times New Roman" w:hAnsi="Times New Roman"/>
                       <w:b/>
                       <w:bCs/>
-                      <w:sz w:val="24"/>
-                      <w:szCs w:val="24"/>
+                      <w:sz w:val="22"/>
+                      <w:szCs w:val="22"/>
                     </w:rPr>
                     <w:t xml:space="preserve">8. Результат: план завершён или брошен; записи и обсуждения разрознены</w:t>
                   </w:r>
                 </w:p>
                 <w:p>
                   <w:pPr>
-                    <w:keepNext/>
                     <w:spacing w:line="240"/>
                     <w:jc w:val="center"/>
                   </w:pPr>
@@ -2139,25 +3268,20 @@
               </w:tc>
             </w:tr>
           </w:tbl>
-          <w:p>
-            <w:pPr>
-              <w:spacing w:line="240"/>
-            </w:pPr>
-          </w:p>
+          <w:p/>
         </w:tc>
       </w:tr>
     </w:tbl>
     <w:p>
       <w:pPr>
-        <w:keepNext w:val="false"/>
-        <w:spacing w:after="120" w:before="120" w:line="276"/>
+        <w:spacing w:after="120" w:before="60" w:line="240"/>
         <w:jc w:val="center"/>
       </w:pPr>
       <w:r>
         <w:rPr>
           <w:rFonts w:ascii="Times New Roman" w:cs="Times New Roman" w:eastAsia="Times New Roman" w:hAnsi="Times New Roman"/>
-          <w:sz w:val="28"/>
-          <w:szCs w:val="28"/>
+          <w:sz w:val="24"/>
+          <w:szCs w:val="24"/>
         </w:rPr>
         <w:t xml:space="preserve">Рисунок 1 – Схема существующего процесса AS-IS</w:t>
       </w:r>
@@ -2166,18 +3290,38 @@
       <w:pPr>
         <w:pStyle w:val="Heading1"/>
         <w:keepNext/>
-        <w:spacing w:after="120" w:before="240" w:line="360"/>
-        <w:ind w:firstLine="709"/>
+        <w:pageBreakBefore/>
+        <w:spacing w:after="240" w:before="0" w:line="240"/>
+        <w:jc w:val="center"/>
       </w:pPr>
       <w:r>
         <w:rPr>
           <w:rFonts w:ascii="Times New Roman" w:cs="Times New Roman" w:eastAsia="Times New Roman" w:hAnsi="Times New Roman"/>
           <w:b/>
           <w:bCs/>
-          <w:sz w:val="28"/>
-          <w:szCs w:val="28"/>
-        </w:rPr>
-        <w:t xml:space="preserve">4. Анализ проблем</w:t>
+          <w:sz w:val="26"/>
+          <w:szCs w:val="26"/>
+        </w:rPr>
+        <w:t xml:space="preserve">2 АНАЛИЗ ПРОБЛЕМ И ЗАИНТЕРЕСОВАННЫХ СТОРОН</w:t>
+      </w:r>
+    </w:p>
+    <w:p>
+      <w:pPr>
+        <w:pStyle w:val="Heading2"/>
+        <w:keepNext/>
+        <w:spacing w:after="120" w:before="240" w:line="240"/>
+        <w:ind w:firstLine="709"/>
+        <w:jc w:val="left"/>
+      </w:pPr>
+      <w:r>
+        <w:rPr>
+          <w:rFonts w:ascii="Times New Roman" w:cs="Times New Roman" w:eastAsia="Times New Roman" w:hAnsi="Times New Roman"/>
+          <w:b/>
+          <w:bCs/>
+          <w:sz w:val="24"/>
+          <w:szCs w:val="24"/>
+        </w:rPr>
+        <w:t xml:space="preserve">2.1 Выявленные проблемы</w:t>
       </w:r>
     </w:p>
     <w:p>
@@ -2189,30 +3333,29 @@
       <w:r>
         <w:rPr>
           <w:rFonts w:ascii="Times New Roman" w:cs="Times New Roman" w:eastAsia="Times New Roman" w:hAnsi="Times New Roman"/>
-          <w:sz w:val="28"/>
-          <w:szCs w:val="28"/>
-        </w:rPr>
-        <w:t xml:space="preserve">В существующем процессе выявлены следующие проблемы, их причины и последствия (таблица 2).</w:t>
+          <w:sz w:val="24"/>
+          <w:szCs w:val="24"/>
+        </w:rPr>
+        <w:t xml:space="preserve">В существующем процессе выявлены следующие проблемы, их причины и последствия (таблица 2). Проблемы сформулированы через последствия для участников процесса, а не через отсутствие программного средства [1].</w:t>
       </w:r>
     </w:p>
     <w:p>
       <w:pPr>
         <w:keepNext/>
-        <w:spacing w:after="120" w:before="120" w:line="276"/>
-        <w:jc w:val="left"/>
-      </w:pPr>
-      <w:r>
-        <w:rPr>
-          <w:rFonts w:ascii="Times New Roman" w:cs="Times New Roman" w:eastAsia="Times New Roman" w:hAnsi="Times New Roman"/>
-          <w:sz w:val="28"/>
-          <w:szCs w:val="28"/>
+        <w:spacing w:after="60" w:before="120" w:line="240"/>
+      </w:pPr>
+      <w:r>
+        <w:rPr>
+          <w:rFonts w:ascii="Times New Roman" w:cs="Times New Roman" w:eastAsia="Times New Roman" w:hAnsi="Times New Roman"/>
+          <w:sz w:val="24"/>
+          <w:szCs w:val="24"/>
         </w:rPr>
         <w:t xml:space="preserve">Таблица 2 – Проблемы существующего процесса</w:t>
       </w:r>
     </w:p>
     <w:tbl>
       <w:tblPr>
-        <w:tblW w:type="dxa" w:w="9638"/>
+        <w:tblW w:type="dxa" w:w="10205"/>
         <w:tblBorders>
           <w:top w:val="single" w:color="auto" w:sz="4"/>
           <w:left w:val="single" w:color="auto" w:sz="4"/>
@@ -2223,10 +3366,10 @@
         </w:tblBorders>
       </w:tblPr>
       <w:tblGrid>
-        <w:gridCol w:w="486"/>
-        <w:gridCol w:w="2920"/>
-        <w:gridCol w:w="3115"/>
-        <w:gridCol w:w="3117"/>
+        <w:gridCol w:w="515"/>
+        <w:gridCol w:w="3092"/>
+        <w:gridCol w:w="3298"/>
+        <w:gridCol w:w="3300"/>
       </w:tblGrid>
       <w:tr>
         <w:trPr>
@@ -2234,7 +3377,7 @@
         </w:trPr>
         <w:tc>
           <w:tcPr>
-            <w:tcW w:type="dxa" w:w="486"/>
+            <w:tcW w:type="dxa" w:w="515"/>
             <w:tcBorders>
               <w:top w:val="single" w:color="000000" w:sz="4"/>
               <w:left w:val="single" w:color="000000" w:sz="4"/>
@@ -2243,9 +3386,9 @@
             </w:tcBorders>
             <w:shd w:fill="E7E6E6" w:color="auto" w:val="clear"/>
             <w:tcMar>
-              <w:top w:type="dxa" w:w="60"/>
-              <w:left w:type="dxa" w:w="100"/>
-              <w:bottom w:type="dxa" w:w="60"/>
+              <w:top w:type="dxa" w:w="40"/>
+              <w:left w:type="dxa" w:w="100"/>
+              <w:bottom w:type="dxa" w:w="40"/>
               <w:right w:type="dxa" w:w="100"/>
             </w:tcMar>
             <w:vAlign w:val="center"/>
@@ -2260,8 +3403,8 @@
                 <w:rFonts w:ascii="Times New Roman" w:cs="Times New Roman" w:eastAsia="Times New Roman" w:hAnsi="Times New Roman"/>
                 <w:b/>
                 <w:bCs/>
-                <w:sz w:val="24"/>
-                <w:szCs w:val="24"/>
+                <w:sz w:val="22"/>
+                <w:szCs w:val="22"/>
               </w:rPr>
               <w:t xml:space="preserve">№</w:t>
             </w:r>
@@ -2269,7 +3412,7 @@
         </w:tc>
         <w:tc>
           <w:tcPr>
-            <w:tcW w:type="dxa" w:w="2920"/>
+            <w:tcW w:type="dxa" w:w="3092"/>
             <w:tcBorders>
               <w:top w:val="single" w:color="000000" w:sz="4"/>
               <w:left w:val="single" w:color="000000" w:sz="4"/>
@@ -2278,9 +3421,9 @@
             </w:tcBorders>
             <w:shd w:fill="E7E6E6" w:color="auto" w:val="clear"/>
             <w:tcMar>
-              <w:top w:type="dxa" w:w="60"/>
-              <w:left w:type="dxa" w:w="100"/>
-              <w:bottom w:type="dxa" w:w="60"/>
+              <w:top w:type="dxa" w:w="40"/>
+              <w:left w:type="dxa" w:w="100"/>
+              <w:bottom w:type="dxa" w:w="40"/>
               <w:right w:type="dxa" w:w="100"/>
             </w:tcMar>
             <w:vAlign w:val="center"/>
@@ -2295,8 +3438,8 @@
                 <w:rFonts w:ascii="Times New Roman" w:cs="Times New Roman" w:eastAsia="Times New Roman" w:hAnsi="Times New Roman"/>
                 <w:b/>
                 <w:bCs/>
-                <w:sz w:val="24"/>
-                <w:szCs w:val="24"/>
+                <w:sz w:val="22"/>
+                <w:szCs w:val="22"/>
               </w:rPr>
               <w:t xml:space="preserve">Проблема</w:t>
             </w:r>
@@ -2304,7 +3447,7 @@
         </w:tc>
         <w:tc>
           <w:tcPr>
-            <w:tcW w:type="dxa" w:w="3115"/>
+            <w:tcW w:type="dxa" w:w="3298"/>
             <w:tcBorders>
               <w:top w:val="single" w:color="000000" w:sz="4"/>
               <w:left w:val="single" w:color="000000" w:sz="4"/>
@@ -2313,9 +3456,9 @@
             </w:tcBorders>
             <w:shd w:fill="E7E6E6" w:color="auto" w:val="clear"/>
             <w:tcMar>
-              <w:top w:type="dxa" w:w="60"/>
-              <w:left w:type="dxa" w:w="100"/>
-              <w:bottom w:type="dxa" w:w="60"/>
+              <w:top w:type="dxa" w:w="40"/>
+              <w:left w:type="dxa" w:w="100"/>
+              <w:bottom w:type="dxa" w:w="40"/>
               <w:right w:type="dxa" w:w="100"/>
             </w:tcMar>
             <w:vAlign w:val="center"/>
@@ -2330,8 +3473,8 @@
                 <w:rFonts w:ascii="Times New Roman" w:cs="Times New Roman" w:eastAsia="Times New Roman" w:hAnsi="Times New Roman"/>
                 <w:b/>
                 <w:bCs/>
-                <w:sz w:val="24"/>
-                <w:szCs w:val="24"/>
+                <w:sz w:val="22"/>
+                <w:szCs w:val="22"/>
               </w:rPr>
               <w:t xml:space="preserve">Причина</w:t>
             </w:r>
@@ -2339,7 +3482,7 @@
         </w:tc>
         <w:tc>
           <w:tcPr>
-            <w:tcW w:type="dxa" w:w="3117"/>
+            <w:tcW w:type="dxa" w:w="3300"/>
             <w:tcBorders>
               <w:top w:val="single" w:color="000000" w:sz="4"/>
               <w:left w:val="single" w:color="000000" w:sz="4"/>
@@ -2348,9 +3491,9 @@
             </w:tcBorders>
             <w:shd w:fill="E7E6E6" w:color="auto" w:val="clear"/>
             <w:tcMar>
-              <w:top w:type="dxa" w:w="60"/>
-              <w:left w:type="dxa" w:w="100"/>
-              <w:bottom w:type="dxa" w:w="60"/>
+              <w:top w:type="dxa" w:w="40"/>
+              <w:left w:type="dxa" w:w="100"/>
+              <w:bottom w:type="dxa" w:w="40"/>
               <w:right w:type="dxa" w:w="100"/>
             </w:tcMar>
             <w:vAlign w:val="center"/>
@@ -2365,8 +3508,8 @@
                 <w:rFonts w:ascii="Times New Roman" w:cs="Times New Roman" w:eastAsia="Times New Roman" w:hAnsi="Times New Roman"/>
                 <w:b/>
                 <w:bCs/>
-                <w:sz w:val="24"/>
-                <w:szCs w:val="24"/>
+                <w:sz w:val="22"/>
+                <w:szCs w:val="22"/>
               </w:rPr>
               <w:t xml:space="preserve">Последствие</w:t>
             </w:r>
@@ -2379,17 +3522,17 @@
         </w:trPr>
         <w:tc>
           <w:tcPr>
-            <w:tcW w:type="dxa" w:w="486"/>
-            <w:tcBorders>
-              <w:top w:val="single" w:color="000000" w:sz="4"/>
-              <w:left w:val="single" w:color="000000" w:sz="4"/>
-              <w:bottom w:val="single" w:color="000000" w:sz="4"/>
-              <w:right w:val="single" w:color="000000" w:sz="4"/>
-            </w:tcBorders>
-            <w:tcMar>
-              <w:top w:type="dxa" w:w="60"/>
-              <w:left w:type="dxa" w:w="100"/>
-              <w:bottom w:type="dxa" w:w="60"/>
+            <w:tcW w:type="dxa" w:w="515"/>
+            <w:tcBorders>
+              <w:top w:val="single" w:color="000000" w:sz="4"/>
+              <w:left w:val="single" w:color="000000" w:sz="4"/>
+              <w:bottom w:val="single" w:color="000000" w:sz="4"/>
+              <w:right w:val="single" w:color="000000" w:sz="4"/>
+            </w:tcBorders>
+            <w:tcMar>
+              <w:top w:type="dxa" w:w="40"/>
+              <w:left w:type="dxa" w:w="100"/>
+              <w:bottom w:type="dxa" w:w="40"/>
               <w:right w:type="dxa" w:w="100"/>
             </w:tcMar>
             <w:vAlign w:val="center"/>
@@ -2404,8 +3547,8 @@
                 <w:rFonts w:ascii="Times New Roman" w:cs="Times New Roman" w:eastAsia="Times New Roman" w:hAnsi="Times New Roman"/>
                 <w:b w:val="false"/>
                 <w:bCs w:val="false"/>
-                <w:sz w:val="24"/>
-                <w:szCs w:val="24"/>
+                <w:sz w:val="22"/>
+                <w:szCs w:val="22"/>
               </w:rPr>
               <w:t xml:space="preserve">1</w:t>
             </w:r>
@@ -2413,17 +3556,17 @@
         </w:tc>
         <w:tc>
           <w:tcPr>
-            <w:tcW w:type="dxa" w:w="2920"/>
-            <w:tcBorders>
-              <w:top w:val="single" w:color="000000" w:sz="4"/>
-              <w:left w:val="single" w:color="000000" w:sz="4"/>
-              <w:bottom w:val="single" w:color="000000" w:sz="4"/>
-              <w:right w:val="single" w:color="000000" w:sz="4"/>
-            </w:tcBorders>
-            <w:tcMar>
-              <w:top w:type="dxa" w:w="60"/>
-              <w:left w:type="dxa" w:w="100"/>
-              <w:bottom w:type="dxa" w:w="60"/>
+            <w:tcW w:type="dxa" w:w="3092"/>
+            <w:tcBorders>
+              <w:top w:val="single" w:color="000000" w:sz="4"/>
+              <w:left w:val="single" w:color="000000" w:sz="4"/>
+              <w:bottom w:val="single" w:color="000000" w:sz="4"/>
+              <w:right w:val="single" w:color="000000" w:sz="4"/>
+            </w:tcBorders>
+            <w:tcMar>
+              <w:top w:type="dxa" w:w="40"/>
+              <w:left w:type="dxa" w:w="100"/>
+              <w:bottom w:type="dxa" w:w="40"/>
               <w:right w:type="dxa" w:w="100"/>
             </w:tcMar>
             <w:vAlign w:val="center"/>
@@ -2438,8 +3581,8 @@
                 <w:rFonts w:ascii="Times New Roman" w:cs="Times New Roman" w:eastAsia="Times New Roman" w:hAnsi="Times New Roman"/>
                 <w:b w:val="false"/>
                 <w:bCs w:val="false"/>
-                <w:sz w:val="24"/>
-                <w:szCs w:val="24"/>
+                <w:sz w:val="22"/>
+                <w:szCs w:val="22"/>
               </w:rPr>
               <w:t xml:space="preserve">Читатели не выдерживают регулярности и бросают план чтения, не завершив его</w:t>
             </w:r>
@@ -2447,17 +3590,17 @@
         </w:tc>
         <w:tc>
           <w:tcPr>
-            <w:tcW w:type="dxa" w:w="3115"/>
-            <w:tcBorders>
-              <w:top w:val="single" w:color="000000" w:sz="4"/>
-              <w:left w:val="single" w:color="000000" w:sz="4"/>
-              <w:bottom w:val="single" w:color="000000" w:sz="4"/>
-              <w:right w:val="single" w:color="000000" w:sz="4"/>
-            </w:tcBorders>
-            <w:tcMar>
-              <w:top w:type="dxa" w:w="60"/>
-              <w:left w:type="dxa" w:w="100"/>
-              <w:bottom w:type="dxa" w:w="60"/>
+            <w:tcW w:type="dxa" w:w="3298"/>
+            <w:tcBorders>
+              <w:top w:val="single" w:color="000000" w:sz="4"/>
+              <w:left w:val="single" w:color="000000" w:sz="4"/>
+              <w:bottom w:val="single" w:color="000000" w:sz="4"/>
+              <w:right w:val="single" w:color="000000" w:sz="4"/>
+            </w:tcBorders>
+            <w:tcMar>
+              <w:top w:type="dxa" w:w="40"/>
+              <w:left w:type="dxa" w:w="100"/>
+              <w:bottom w:type="dxa" w:w="40"/>
               <w:right w:type="dxa" w:w="100"/>
             </w:tcMar>
             <w:vAlign w:val="center"/>
@@ -2472,8 +3615,8 @@
                 <w:rFonts w:ascii="Times New Roman" w:cs="Times New Roman" w:eastAsia="Times New Roman" w:hAnsi="Times New Roman"/>
                 <w:b w:val="false"/>
                 <w:bCs w:val="false"/>
-                <w:sz w:val="24"/>
-                <w:szCs w:val="24"/>
+                <w:sz w:val="22"/>
+                <w:szCs w:val="22"/>
               </w:rPr>
               <w:t xml:space="preserve">План хранится отдельно от текста, отметки о прочтении ставятся вручную, напоминаний и наглядного прогресса нет</w:t>
             </w:r>
@@ -2481,17 +3624,17 @@
         </w:tc>
         <w:tc>
           <w:tcPr>
-            <w:tcW w:type="dxa" w:w="3117"/>
-            <w:tcBorders>
-              <w:top w:val="single" w:color="000000" w:sz="4"/>
-              <w:left w:val="single" w:color="000000" w:sz="4"/>
-              <w:bottom w:val="single" w:color="000000" w:sz="4"/>
-              <w:right w:val="single" w:color="000000" w:sz="4"/>
-            </w:tcBorders>
-            <w:tcMar>
-              <w:top w:type="dxa" w:w="60"/>
-              <w:left w:type="dxa" w:w="100"/>
-              <w:bottom w:type="dxa" w:w="60"/>
+            <w:tcW w:type="dxa" w:w="3300"/>
+            <w:tcBorders>
+              <w:top w:val="single" w:color="000000" w:sz="4"/>
+              <w:left w:val="single" w:color="000000" w:sz="4"/>
+              <w:bottom w:val="single" w:color="000000" w:sz="4"/>
+              <w:right w:val="single" w:color="000000" w:sz="4"/>
+            </w:tcBorders>
+            <w:tcMar>
+              <w:top w:type="dxa" w:w="40"/>
+              <w:left w:type="dxa" w:w="100"/>
+              <w:bottom w:type="dxa" w:w="40"/>
               <w:right w:type="dxa" w:w="100"/>
             </w:tcMar>
             <w:vAlign w:val="center"/>
@@ -2506,8 +3649,8 @@
                 <w:rFonts w:ascii="Times New Roman" w:cs="Times New Roman" w:eastAsia="Times New Roman" w:hAnsi="Times New Roman"/>
                 <w:b w:val="false"/>
                 <w:bCs w:val="false"/>
-                <w:sz w:val="24"/>
-                <w:szCs w:val="24"/>
+                <w:sz w:val="22"/>
+                <w:szCs w:val="22"/>
               </w:rPr>
               <w:t xml:space="preserve">Пропущенные дни накапливаются, мотивация снижается, план остаётся незавершённым</w:t>
             </w:r>
@@ -2520,17 +3663,17 @@
         </w:trPr>
         <w:tc>
           <w:tcPr>
-            <w:tcW w:type="dxa" w:w="486"/>
-            <w:tcBorders>
-              <w:top w:val="single" w:color="000000" w:sz="4"/>
-              <w:left w:val="single" w:color="000000" w:sz="4"/>
-              <w:bottom w:val="single" w:color="000000" w:sz="4"/>
-              <w:right w:val="single" w:color="000000" w:sz="4"/>
-            </w:tcBorders>
-            <w:tcMar>
-              <w:top w:type="dxa" w:w="60"/>
-              <w:left w:type="dxa" w:w="100"/>
-              <w:bottom w:type="dxa" w:w="60"/>
+            <w:tcW w:type="dxa" w:w="515"/>
+            <w:tcBorders>
+              <w:top w:val="single" w:color="000000" w:sz="4"/>
+              <w:left w:val="single" w:color="000000" w:sz="4"/>
+              <w:bottom w:val="single" w:color="000000" w:sz="4"/>
+              <w:right w:val="single" w:color="000000" w:sz="4"/>
+            </w:tcBorders>
+            <w:tcMar>
+              <w:top w:type="dxa" w:w="40"/>
+              <w:left w:type="dxa" w:w="100"/>
+              <w:bottom w:type="dxa" w:w="40"/>
               <w:right w:type="dxa" w:w="100"/>
             </w:tcMar>
             <w:vAlign w:val="center"/>
@@ -2545,8 +3688,8 @@
                 <w:rFonts w:ascii="Times New Roman" w:cs="Times New Roman" w:eastAsia="Times New Roman" w:hAnsi="Times New Roman"/>
                 <w:b w:val="false"/>
                 <w:bCs w:val="false"/>
-                <w:sz w:val="24"/>
-                <w:szCs w:val="24"/>
+                <w:sz w:val="22"/>
+                <w:szCs w:val="22"/>
               </w:rPr>
               <w:t xml:space="preserve">2</w:t>
             </w:r>
@@ -2554,17 +3697,17 @@
         </w:tc>
         <w:tc>
           <w:tcPr>
-            <w:tcW w:type="dxa" w:w="2920"/>
-            <w:tcBorders>
-              <w:top w:val="single" w:color="000000" w:sz="4"/>
-              <w:left w:val="single" w:color="000000" w:sz="4"/>
-              <w:bottom w:val="single" w:color="000000" w:sz="4"/>
-              <w:right w:val="single" w:color="000000" w:sz="4"/>
-            </w:tcBorders>
-            <w:tcMar>
-              <w:top w:type="dxa" w:w="60"/>
-              <w:left w:type="dxa" w:w="100"/>
-              <w:bottom w:type="dxa" w:w="60"/>
+            <w:tcW w:type="dxa" w:w="3092"/>
+            <w:tcBorders>
+              <w:top w:val="single" w:color="000000" w:sz="4"/>
+              <w:left w:val="single" w:color="000000" w:sz="4"/>
+              <w:bottom w:val="single" w:color="000000" w:sz="4"/>
+              <w:right w:val="single" w:color="000000" w:sz="4"/>
+            </w:tcBorders>
+            <w:tcMar>
+              <w:top w:type="dxa" w:w="40"/>
+              <w:left w:type="dxa" w:w="100"/>
+              <w:bottom w:type="dxa" w:w="40"/>
               <w:right w:type="dxa" w:w="100"/>
             </w:tcMar>
             <w:vAlign w:val="center"/>
@@ -2579,8 +3722,8 @@
                 <w:rFonts w:ascii="Times New Roman" w:cs="Times New Roman" w:eastAsia="Times New Roman" w:hAnsi="Times New Roman"/>
                 <w:b w:val="false"/>
                 <w:bCs w:val="false"/>
-                <w:sz w:val="24"/>
-                <w:szCs w:val="24"/>
+                <w:sz w:val="22"/>
+                <w:szCs w:val="22"/>
               </w:rPr>
               <w:t xml:space="preserve">Личные размышления о прочитанном разрознены и со временем теряются</w:t>
             </w:r>
@@ -2588,17 +3731,17 @@
         </w:tc>
         <w:tc>
           <w:tcPr>
-            <w:tcW w:type="dxa" w:w="3115"/>
-            <w:tcBorders>
-              <w:top w:val="single" w:color="000000" w:sz="4"/>
-              <w:left w:val="single" w:color="000000" w:sz="4"/>
-              <w:bottom w:val="single" w:color="000000" w:sz="4"/>
-              <w:right w:val="single" w:color="000000" w:sz="4"/>
-            </w:tcBorders>
-            <w:tcMar>
-              <w:top w:type="dxa" w:w="60"/>
-              <w:left w:type="dxa" w:w="100"/>
-              <w:bottom w:type="dxa" w:w="60"/>
+            <w:tcW w:type="dxa" w:w="3298"/>
+            <w:tcBorders>
+              <w:top w:val="single" w:color="000000" w:sz="4"/>
+              <w:left w:val="single" w:color="000000" w:sz="4"/>
+              <w:bottom w:val="single" w:color="000000" w:sz="4"/>
+              <w:right w:val="single" w:color="000000" w:sz="4"/>
+            </w:tcBorders>
+            <w:tcMar>
+              <w:top w:type="dxa" w:w="40"/>
+              <w:left w:type="dxa" w:w="100"/>
+              <w:bottom w:type="dxa" w:w="40"/>
               <w:right w:type="dxa" w:w="100"/>
             </w:tcMar>
             <w:vAlign w:val="center"/>
@@ -2613,8 +3756,8 @@
                 <w:rFonts w:ascii="Times New Roman" w:cs="Times New Roman" w:eastAsia="Times New Roman" w:hAnsi="Times New Roman"/>
                 <w:b w:val="false"/>
                 <w:bCs w:val="false"/>
-                <w:sz w:val="24"/>
-                <w:szCs w:val="24"/>
+                <w:sz w:val="22"/>
+                <w:szCs w:val="22"/>
               </w:rPr>
               <w:t xml:space="preserve">Записи ведутся в тетрадях и разных приложениях и не привязаны к конкретной главе или стиху</w:t>
             </w:r>
@@ -2622,17 +3765,17 @@
         </w:tc>
         <w:tc>
           <w:tcPr>
-            <w:tcW w:type="dxa" w:w="3117"/>
-            <w:tcBorders>
-              <w:top w:val="single" w:color="000000" w:sz="4"/>
-              <w:left w:val="single" w:color="000000" w:sz="4"/>
-              <w:bottom w:val="single" w:color="000000" w:sz="4"/>
-              <w:right w:val="single" w:color="000000" w:sz="4"/>
-            </w:tcBorders>
-            <w:tcMar>
-              <w:top w:type="dxa" w:w="60"/>
-              <w:left w:type="dxa" w:w="100"/>
-              <w:bottom w:type="dxa" w:w="60"/>
+            <w:tcW w:type="dxa" w:w="3300"/>
+            <w:tcBorders>
+              <w:top w:val="single" w:color="000000" w:sz="4"/>
+              <w:left w:val="single" w:color="000000" w:sz="4"/>
+              <w:bottom w:val="single" w:color="000000" w:sz="4"/>
+              <w:right w:val="single" w:color="000000" w:sz="4"/>
+            </w:tcBorders>
+            <w:tcMar>
+              <w:top w:type="dxa" w:w="40"/>
+              <w:left w:type="dxa" w:w="100"/>
+              <w:bottom w:type="dxa" w:w="40"/>
               <w:right w:type="dxa" w:w="100"/>
             </w:tcMar>
             <w:vAlign w:val="center"/>
@@ -2647,8 +3790,8 @@
                 <w:rFonts w:ascii="Times New Roman" w:cs="Times New Roman" w:eastAsia="Times New Roman" w:hAnsi="Times New Roman"/>
                 <w:b w:val="false"/>
                 <w:bCs w:val="false"/>
-                <w:sz w:val="24"/>
-                <w:szCs w:val="24"/>
+                <w:sz w:val="22"/>
+                <w:szCs w:val="22"/>
               </w:rPr>
               <w:t xml:space="preserve">К прежним мыслям невозможно вернуться, нельзя найти запись по стиху или дате, опыт не накапливается</w:t>
             </w:r>
@@ -2661,17 +3804,17 @@
         </w:trPr>
         <w:tc>
           <w:tcPr>
-            <w:tcW w:type="dxa" w:w="486"/>
-            <w:tcBorders>
-              <w:top w:val="single" w:color="000000" w:sz="4"/>
-              <w:left w:val="single" w:color="000000" w:sz="4"/>
-              <w:bottom w:val="single" w:color="000000" w:sz="4"/>
-              <w:right w:val="single" w:color="000000" w:sz="4"/>
-            </w:tcBorders>
-            <w:tcMar>
-              <w:top w:type="dxa" w:w="60"/>
-              <w:left w:type="dxa" w:w="100"/>
-              <w:bottom w:type="dxa" w:w="60"/>
+            <w:tcW w:type="dxa" w:w="515"/>
+            <w:tcBorders>
+              <w:top w:val="single" w:color="000000" w:sz="4"/>
+              <w:left w:val="single" w:color="000000" w:sz="4"/>
+              <w:bottom w:val="single" w:color="000000" w:sz="4"/>
+              <w:right w:val="single" w:color="000000" w:sz="4"/>
+            </w:tcBorders>
+            <w:tcMar>
+              <w:top w:type="dxa" w:w="40"/>
+              <w:left w:type="dxa" w:w="100"/>
+              <w:bottom w:type="dxa" w:w="40"/>
               <w:right w:type="dxa" w:w="100"/>
             </w:tcMar>
             <w:vAlign w:val="center"/>
@@ -2686,8 +3829,8 @@
                 <w:rFonts w:ascii="Times New Roman" w:cs="Times New Roman" w:eastAsia="Times New Roman" w:hAnsi="Times New Roman"/>
                 <w:b w:val="false"/>
                 <w:bCs w:val="false"/>
-                <w:sz w:val="24"/>
-                <w:szCs w:val="24"/>
+                <w:sz w:val="22"/>
+                <w:szCs w:val="22"/>
               </w:rPr>
               <w:t xml:space="preserve">3</w:t>
             </w:r>
@@ -2695,17 +3838,17 @@
         </w:tc>
         <w:tc>
           <w:tcPr>
-            <w:tcW w:type="dxa" w:w="2920"/>
-            <w:tcBorders>
-              <w:top w:val="single" w:color="000000" w:sz="4"/>
-              <w:left w:val="single" w:color="000000" w:sz="4"/>
-              <w:bottom w:val="single" w:color="000000" w:sz="4"/>
-              <w:right w:val="single" w:color="000000" w:sz="4"/>
-            </w:tcBorders>
-            <w:tcMar>
-              <w:top w:type="dxa" w:w="60"/>
-              <w:left w:type="dxa" w:w="100"/>
-              <w:bottom w:type="dxa" w:w="60"/>
+            <w:tcW w:type="dxa" w:w="3092"/>
+            <w:tcBorders>
+              <w:top w:val="single" w:color="000000" w:sz="4"/>
+              <w:left w:val="single" w:color="000000" w:sz="4"/>
+              <w:bottom w:val="single" w:color="000000" w:sz="4"/>
+              <w:right w:val="single" w:color="000000" w:sz="4"/>
+            </w:tcBorders>
+            <w:tcMar>
+              <w:top w:type="dxa" w:w="40"/>
+              <w:left w:type="dxa" w:w="100"/>
+              <w:bottom w:type="dxa" w:w="40"/>
               <w:right w:type="dxa" w:w="100"/>
             </w:tcMar>
             <w:vAlign w:val="center"/>
@@ -2720,8 +3863,8 @@
                 <w:rFonts w:ascii="Times New Roman" w:cs="Times New Roman" w:eastAsia="Times New Roman" w:hAnsi="Times New Roman"/>
                 <w:b w:val="false"/>
                 <w:bCs w:val="false"/>
-                <w:sz w:val="24"/>
-                <w:szCs w:val="24"/>
+                <w:sz w:val="22"/>
+                <w:szCs w:val="22"/>
               </w:rPr>
               <w:t xml:space="preserve">Лидер группы не видит, как продвигается совместное чтение участников</w:t>
             </w:r>
@@ -2729,17 +3872,17 @@
         </w:tc>
         <w:tc>
           <w:tcPr>
-            <w:tcW w:type="dxa" w:w="3115"/>
-            <w:tcBorders>
-              <w:top w:val="single" w:color="000000" w:sz="4"/>
-              <w:left w:val="single" w:color="000000" w:sz="4"/>
-              <w:bottom w:val="single" w:color="000000" w:sz="4"/>
-              <w:right w:val="single" w:color="000000" w:sz="4"/>
-            </w:tcBorders>
-            <w:tcMar>
-              <w:top w:type="dxa" w:w="60"/>
-              <w:left w:type="dxa" w:w="100"/>
-              <w:bottom w:type="dxa" w:w="60"/>
+            <w:tcW w:type="dxa" w:w="3298"/>
+            <w:tcBorders>
+              <w:top w:val="single" w:color="000000" w:sz="4"/>
+              <w:left w:val="single" w:color="000000" w:sz="4"/>
+              <w:bottom w:val="single" w:color="000000" w:sz="4"/>
+              <w:right w:val="single" w:color="000000" w:sz="4"/>
+            </w:tcBorders>
+            <w:tcMar>
+              <w:top w:type="dxa" w:w="40"/>
+              <w:left w:type="dxa" w:w="100"/>
+              <w:bottom w:type="dxa" w:w="40"/>
               <w:right w:type="dxa" w:w="100"/>
             </w:tcMar>
             <w:vAlign w:val="center"/>
@@ -2754,8 +3897,8 @@
                 <w:rFonts w:ascii="Times New Roman" w:cs="Times New Roman" w:eastAsia="Times New Roman" w:hAnsi="Times New Roman"/>
                 <w:b w:val="false"/>
                 <w:bCs w:val="false"/>
-                <w:sz w:val="24"/>
-                <w:szCs w:val="24"/>
+                <w:sz w:val="22"/>
+                <w:szCs w:val="22"/>
               </w:rPr>
               <w:t xml:space="preserve">Прогресс собирается вручную — вопросами в чате или в общей таблице, которую заполняют не все</w:t>
             </w:r>
@@ -2763,17 +3906,17 @@
         </w:tc>
         <w:tc>
           <w:tcPr>
-            <w:tcW w:type="dxa" w:w="3117"/>
-            <w:tcBorders>
-              <w:top w:val="single" w:color="000000" w:sz="4"/>
-              <w:left w:val="single" w:color="000000" w:sz="4"/>
-              <w:bottom w:val="single" w:color="000000" w:sz="4"/>
-              <w:right w:val="single" w:color="000000" w:sz="4"/>
-            </w:tcBorders>
-            <w:tcMar>
-              <w:top w:type="dxa" w:w="60"/>
-              <w:left w:type="dxa" w:w="100"/>
-              <w:bottom w:type="dxa" w:w="60"/>
+            <w:tcW w:type="dxa" w:w="3300"/>
+            <w:tcBorders>
+              <w:top w:val="single" w:color="000000" w:sz="4"/>
+              <w:left w:val="single" w:color="000000" w:sz="4"/>
+              <w:bottom w:val="single" w:color="000000" w:sz="4"/>
+              <w:right w:val="single" w:color="000000" w:sz="4"/>
+            </w:tcBorders>
+            <w:tcMar>
+              <w:top w:type="dxa" w:w="40"/>
+              <w:left w:type="dxa" w:w="100"/>
+              <w:bottom w:type="dxa" w:w="40"/>
               <w:right w:type="dxa" w:w="100"/>
             </w:tcMar>
             <w:vAlign w:val="center"/>
@@ -2788,8 +3931,8 @@
                 <w:rFonts w:ascii="Times New Roman" w:cs="Times New Roman" w:eastAsia="Times New Roman" w:hAnsi="Times New Roman"/>
                 <w:b w:val="false"/>
                 <w:bCs w:val="false"/>
-                <w:sz w:val="24"/>
-                <w:szCs w:val="24"/>
+                <w:sz w:val="22"/>
+                <w:szCs w:val="22"/>
               </w:rPr>
               <w:t xml:space="preserve">Лидер тратит время на сбор отчётов, отстающие участники остаются незамеченными, группа теряет синхронность</w:t>
             </w:r>
@@ -2802,17 +3945,17 @@
         </w:trPr>
         <w:tc>
           <w:tcPr>
-            <w:tcW w:type="dxa" w:w="486"/>
-            <w:tcBorders>
-              <w:top w:val="single" w:color="000000" w:sz="4"/>
-              <w:left w:val="single" w:color="000000" w:sz="4"/>
-              <w:bottom w:val="single" w:color="000000" w:sz="4"/>
-              <w:right w:val="single" w:color="000000" w:sz="4"/>
-            </w:tcBorders>
-            <w:tcMar>
-              <w:top w:type="dxa" w:w="60"/>
-              <w:left w:type="dxa" w:w="100"/>
-              <w:bottom w:type="dxa" w:w="60"/>
+            <w:tcW w:type="dxa" w:w="515"/>
+            <w:tcBorders>
+              <w:top w:val="single" w:color="000000" w:sz="4"/>
+              <w:left w:val="single" w:color="000000" w:sz="4"/>
+              <w:bottom w:val="single" w:color="000000" w:sz="4"/>
+              <w:right w:val="single" w:color="000000" w:sz="4"/>
+            </w:tcBorders>
+            <w:tcMar>
+              <w:top w:type="dxa" w:w="40"/>
+              <w:left w:type="dxa" w:w="100"/>
+              <w:bottom w:type="dxa" w:w="40"/>
               <w:right w:type="dxa" w:w="100"/>
             </w:tcMar>
             <w:vAlign w:val="center"/>
@@ -2827,8 +3970,8 @@
                 <w:rFonts w:ascii="Times New Roman" w:cs="Times New Roman" w:eastAsia="Times New Roman" w:hAnsi="Times New Roman"/>
                 <w:b w:val="false"/>
                 <w:bCs w:val="false"/>
-                <w:sz w:val="24"/>
-                <w:szCs w:val="24"/>
+                <w:sz w:val="22"/>
+                <w:szCs w:val="22"/>
               </w:rPr>
               <w:t xml:space="preserve">4</w:t>
             </w:r>
@@ -2836,17 +3979,17 @@
         </w:tc>
         <w:tc>
           <w:tcPr>
-            <w:tcW w:type="dxa" w:w="2920"/>
-            <w:tcBorders>
-              <w:top w:val="single" w:color="000000" w:sz="4"/>
-              <w:left w:val="single" w:color="000000" w:sz="4"/>
-              <w:bottom w:val="single" w:color="000000" w:sz="4"/>
-              <w:right w:val="single" w:color="000000" w:sz="4"/>
-            </w:tcBorders>
-            <w:tcMar>
-              <w:top w:type="dxa" w:w="60"/>
-              <w:left w:type="dxa" w:w="100"/>
-              <w:bottom w:type="dxa" w:w="60"/>
+            <w:tcW w:type="dxa" w:w="3092"/>
+            <w:tcBorders>
+              <w:top w:val="single" w:color="000000" w:sz="4"/>
+              <w:left w:val="single" w:color="000000" w:sz="4"/>
+              <w:bottom w:val="single" w:color="000000" w:sz="4"/>
+              <w:right w:val="single" w:color="000000" w:sz="4"/>
+            </w:tcBorders>
+            <w:tcMar>
+              <w:top w:type="dxa" w:w="40"/>
+              <w:left w:type="dxa" w:w="100"/>
+              <w:bottom w:type="dxa" w:w="40"/>
               <w:right w:type="dxa" w:w="100"/>
             </w:tcMar>
             <w:vAlign w:val="center"/>
@@ -2861,8 +4004,8 @@
                 <w:rFonts w:ascii="Times New Roman" w:cs="Times New Roman" w:eastAsia="Times New Roman" w:hAnsi="Times New Roman"/>
                 <w:b w:val="false"/>
                 <w:bCs w:val="false"/>
-                <w:sz w:val="24"/>
-                <w:szCs w:val="24"/>
+                <w:sz w:val="22"/>
+                <w:szCs w:val="22"/>
               </w:rPr>
               <w:t xml:space="preserve">Обсуждение прочитанного в группе теряется и не доходит до всех участников</w:t>
             </w:r>
@@ -2870,17 +4013,17 @@
         </w:tc>
         <w:tc>
           <w:tcPr>
-            <w:tcW w:type="dxa" w:w="3115"/>
-            <w:tcBorders>
-              <w:top w:val="single" w:color="000000" w:sz="4"/>
-              <w:left w:val="single" w:color="000000" w:sz="4"/>
-              <w:bottom w:val="single" w:color="000000" w:sz="4"/>
-              <w:right w:val="single" w:color="000000" w:sz="4"/>
-            </w:tcBorders>
-            <w:tcMar>
-              <w:top w:type="dxa" w:w="60"/>
-              <w:left w:type="dxa" w:w="100"/>
-              <w:bottom w:type="dxa" w:w="60"/>
+            <w:tcW w:type="dxa" w:w="3298"/>
+            <w:tcBorders>
+              <w:top w:val="single" w:color="000000" w:sz="4"/>
+              <w:left w:val="single" w:color="000000" w:sz="4"/>
+              <w:bottom w:val="single" w:color="000000" w:sz="4"/>
+              <w:right w:val="single" w:color="000000" w:sz="4"/>
+            </w:tcBorders>
+            <w:tcMar>
+              <w:top w:type="dxa" w:w="40"/>
+              <w:left w:type="dxa" w:w="100"/>
+              <w:bottom w:type="dxa" w:w="40"/>
               <w:right w:type="dxa" w:w="100"/>
             </w:tcMar>
             <w:vAlign w:val="center"/>
@@ -2895,8 +4038,8 @@
                 <w:rFonts w:ascii="Times New Roman" w:cs="Times New Roman" w:eastAsia="Times New Roman" w:hAnsi="Times New Roman"/>
                 <w:b w:val="false"/>
                 <w:bCs w:val="false"/>
-                <w:sz w:val="24"/>
-                <w:szCs w:val="24"/>
+                <w:sz w:val="22"/>
+                <w:szCs w:val="22"/>
               </w:rPr>
               <w:t xml:space="preserve">Обсуждение ведётся в общем мессенджере вперемешку с объявлениями и посторонними сообщениями</w:t>
             </w:r>
@@ -2904,17 +4047,17 @@
         </w:tc>
         <w:tc>
           <w:tcPr>
-            <w:tcW w:type="dxa" w:w="3117"/>
-            <w:tcBorders>
-              <w:top w:val="single" w:color="000000" w:sz="4"/>
-              <w:left w:val="single" w:color="000000" w:sz="4"/>
-              <w:bottom w:val="single" w:color="000000" w:sz="4"/>
-              <w:right w:val="single" w:color="000000" w:sz="4"/>
-            </w:tcBorders>
-            <w:tcMar>
-              <w:top w:type="dxa" w:w="60"/>
-              <w:left w:type="dxa" w:w="100"/>
-              <w:bottom w:type="dxa" w:w="60"/>
+            <w:tcW w:type="dxa" w:w="3300"/>
+            <w:tcBorders>
+              <w:top w:val="single" w:color="000000" w:sz="4"/>
+              <w:left w:val="single" w:color="000000" w:sz="4"/>
+              <w:bottom w:val="single" w:color="000000" w:sz="4"/>
+              <w:right w:val="single" w:color="000000" w:sz="4"/>
+            </w:tcBorders>
+            <w:tcMar>
+              <w:top w:type="dxa" w:w="40"/>
+              <w:left w:type="dxa" w:w="100"/>
+              <w:bottom w:type="dxa" w:w="40"/>
               <w:right w:type="dxa" w:w="100"/>
             </w:tcMar>
             <w:vAlign w:val="center"/>
@@ -2929,8 +4072,8 @@
                 <w:rFonts w:ascii="Times New Roman" w:cs="Times New Roman" w:eastAsia="Times New Roman" w:hAnsi="Times New Roman"/>
                 <w:b w:val="false"/>
                 <w:bCs w:val="false"/>
-                <w:sz w:val="24"/>
-                <w:szCs w:val="24"/>
+                <w:sz w:val="22"/>
+                <w:szCs w:val="22"/>
               </w:rPr>
               <w:t xml:space="preserve">Ценные мысли «тонут» в ленте, новые участники не находят обсуждений, часть группы не участвует</w:t>
             </w:r>
@@ -2943,17 +4086,17 @@
         </w:trPr>
         <w:tc>
           <w:tcPr>
-            <w:tcW w:type="dxa" w:w="486"/>
-            <w:tcBorders>
-              <w:top w:val="single" w:color="000000" w:sz="4"/>
-              <w:left w:val="single" w:color="000000" w:sz="4"/>
-              <w:bottom w:val="single" w:color="000000" w:sz="4"/>
-              <w:right w:val="single" w:color="000000" w:sz="4"/>
-            </w:tcBorders>
-            <w:tcMar>
-              <w:top w:type="dxa" w:w="60"/>
-              <w:left w:type="dxa" w:w="100"/>
-              <w:bottom w:type="dxa" w:w="60"/>
+            <w:tcW w:type="dxa" w:w="515"/>
+            <w:tcBorders>
+              <w:top w:val="single" w:color="000000" w:sz="4"/>
+              <w:left w:val="single" w:color="000000" w:sz="4"/>
+              <w:bottom w:val="single" w:color="000000" w:sz="4"/>
+              <w:right w:val="single" w:color="000000" w:sz="4"/>
+            </w:tcBorders>
+            <w:tcMar>
+              <w:top w:type="dxa" w:w="40"/>
+              <w:left w:type="dxa" w:w="100"/>
+              <w:bottom w:type="dxa" w:w="40"/>
               <w:right w:type="dxa" w:w="100"/>
             </w:tcMar>
             <w:vAlign w:val="center"/>
@@ -2968,8 +4111,8 @@
                 <w:rFonts w:ascii="Times New Roman" w:cs="Times New Roman" w:eastAsia="Times New Roman" w:hAnsi="Times New Roman"/>
                 <w:b w:val="false"/>
                 <w:bCs w:val="false"/>
-                <w:sz w:val="24"/>
-                <w:szCs w:val="24"/>
+                <w:sz w:val="22"/>
+                <w:szCs w:val="22"/>
               </w:rPr>
               <w:t xml:space="preserve">5</w:t>
             </w:r>
@@ -2977,17 +4120,17 @@
         </w:tc>
         <w:tc>
           <w:tcPr>
-            <w:tcW w:type="dxa" w:w="2920"/>
-            <w:tcBorders>
-              <w:top w:val="single" w:color="000000" w:sz="4"/>
-              <w:left w:val="single" w:color="000000" w:sz="4"/>
-              <w:bottom w:val="single" w:color="000000" w:sz="4"/>
-              <w:right w:val="single" w:color="000000" w:sz="4"/>
-            </w:tcBorders>
-            <w:tcMar>
-              <w:top w:type="dxa" w:w="60"/>
-              <w:left w:type="dxa" w:w="100"/>
-              <w:bottom w:type="dxa" w:w="60"/>
+            <w:tcW w:type="dxa" w:w="3092"/>
+            <w:tcBorders>
+              <w:top w:val="single" w:color="000000" w:sz="4"/>
+              <w:left w:val="single" w:color="000000" w:sz="4"/>
+              <w:bottom w:val="single" w:color="000000" w:sz="4"/>
+              <w:right w:val="single" w:color="000000" w:sz="4"/>
+            </w:tcBorders>
+            <w:tcMar>
+              <w:top w:type="dxa" w:w="40"/>
+              <w:left w:type="dxa" w:w="100"/>
+              <w:bottom w:type="dxa" w:w="40"/>
               <w:right w:type="dxa" w:w="100"/>
             </w:tcMar>
             <w:vAlign w:val="center"/>
@@ -3002,8 +4145,8 @@
                 <w:rFonts w:ascii="Times New Roman" w:cs="Times New Roman" w:eastAsia="Times New Roman" w:hAnsi="Times New Roman"/>
                 <w:b w:val="false"/>
                 <w:bCs w:val="false"/>
-                <w:sz w:val="24"/>
-                <w:szCs w:val="24"/>
+                <w:sz w:val="22"/>
+                <w:szCs w:val="22"/>
               </w:rPr>
               <w:t xml:space="preserve">Пользователи избегают записывать сугубо личное (молитвы, переживания)</w:t>
             </w:r>
@@ -3011,17 +4154,17 @@
         </w:tc>
         <w:tc>
           <w:tcPr>
-            <w:tcW w:type="dxa" w:w="3115"/>
-            <w:tcBorders>
-              <w:top w:val="single" w:color="000000" w:sz="4"/>
-              <w:left w:val="single" w:color="000000" w:sz="4"/>
-              <w:bottom w:val="single" w:color="000000" w:sz="4"/>
-              <w:right w:val="single" w:color="000000" w:sz="4"/>
-            </w:tcBorders>
-            <w:tcMar>
-              <w:top w:type="dxa" w:w="60"/>
-              <w:left w:type="dxa" w:w="100"/>
-              <w:bottom w:type="dxa" w:w="60"/>
+            <w:tcW w:type="dxa" w:w="3298"/>
+            <w:tcBorders>
+              <w:top w:val="single" w:color="000000" w:sz="4"/>
+              <w:left w:val="single" w:color="000000" w:sz="4"/>
+              <w:bottom w:val="single" w:color="000000" w:sz="4"/>
+              <w:right w:val="single" w:color="000000" w:sz="4"/>
+            </w:tcBorders>
+            <w:tcMar>
+              <w:top w:type="dxa" w:w="40"/>
+              <w:left w:type="dxa" w:w="100"/>
+              <w:bottom w:type="dxa" w:w="40"/>
               <w:right w:type="dxa" w:w="100"/>
             </w:tcMar>
             <w:vAlign w:val="center"/>
@@ -3036,8 +4179,8 @@
                 <w:rFonts w:ascii="Times New Roman" w:cs="Times New Roman" w:eastAsia="Times New Roman" w:hAnsi="Times New Roman"/>
                 <w:b w:val="false"/>
                 <w:bCs w:val="false"/>
-                <w:sz w:val="24"/>
-                <w:szCs w:val="24"/>
+                <w:sz w:val="22"/>
+                <w:szCs w:val="22"/>
               </w:rPr>
               <w:t xml:space="preserve">Используемые средства (общие заметки, облачные документы, тетрадь) не дают отдельного защищённого пространства</w:t>
             </w:r>
@@ -3045,17 +4188,17 @@
         </w:tc>
         <w:tc>
           <w:tcPr>
-            <w:tcW w:type="dxa" w:w="3117"/>
-            <w:tcBorders>
-              <w:top w:val="single" w:color="000000" w:sz="4"/>
-              <w:left w:val="single" w:color="000000" w:sz="4"/>
-              <w:bottom w:val="single" w:color="000000" w:sz="4"/>
-              <w:right w:val="single" w:color="000000" w:sz="4"/>
-            </w:tcBorders>
-            <w:tcMar>
-              <w:top w:type="dxa" w:w="60"/>
-              <w:left w:type="dxa" w:w="100"/>
-              <w:bottom w:type="dxa" w:w="60"/>
+            <w:tcW w:type="dxa" w:w="3300"/>
+            <w:tcBorders>
+              <w:top w:val="single" w:color="000000" w:sz="4"/>
+              <w:left w:val="single" w:color="000000" w:sz="4"/>
+              <w:bottom w:val="single" w:color="000000" w:sz="4"/>
+              <w:right w:val="single" w:color="000000" w:sz="4"/>
+            </w:tcBorders>
+            <w:tcMar>
+              <w:top w:type="dxa" w:w="40"/>
+              <w:left w:type="dxa" w:w="100"/>
+              <w:bottom w:type="dxa" w:w="40"/>
               <w:right w:type="dxa" w:w="100"/>
             </w:tcMar>
             <w:vAlign w:val="center"/>
@@ -3070,8 +4213,8 @@
                 <w:rFonts w:ascii="Times New Roman" w:cs="Times New Roman" w:eastAsia="Times New Roman" w:hAnsi="Times New Roman"/>
                 <w:b w:val="false"/>
                 <w:bCs w:val="false"/>
-                <w:sz w:val="24"/>
-                <w:szCs w:val="24"/>
+                <w:sz w:val="22"/>
+                <w:szCs w:val="22"/>
               </w:rPr>
               <w:t xml:space="preserve">Важная часть духовной практики не фиксируется, либо возникает риск, что личные записи увидят другие</w:t>
             </w:r>
@@ -3084,17 +4227,17 @@
         </w:trPr>
         <w:tc>
           <w:tcPr>
-            <w:tcW w:type="dxa" w:w="486"/>
-            <w:tcBorders>
-              <w:top w:val="single" w:color="000000" w:sz="4"/>
-              <w:left w:val="single" w:color="000000" w:sz="4"/>
-              <w:bottom w:val="single" w:color="000000" w:sz="4"/>
-              <w:right w:val="single" w:color="000000" w:sz="4"/>
-            </w:tcBorders>
-            <w:tcMar>
-              <w:top w:type="dxa" w:w="60"/>
-              <w:left w:type="dxa" w:w="100"/>
-              <w:bottom w:type="dxa" w:w="60"/>
+            <w:tcW w:type="dxa" w:w="515"/>
+            <w:tcBorders>
+              <w:top w:val="single" w:color="000000" w:sz="4"/>
+              <w:left w:val="single" w:color="000000" w:sz="4"/>
+              <w:bottom w:val="single" w:color="000000" w:sz="4"/>
+              <w:right w:val="single" w:color="000000" w:sz="4"/>
+            </w:tcBorders>
+            <w:tcMar>
+              <w:top w:type="dxa" w:w="40"/>
+              <w:left w:type="dxa" w:w="100"/>
+              <w:bottom w:type="dxa" w:w="40"/>
               <w:right w:type="dxa" w:w="100"/>
             </w:tcMar>
             <w:vAlign w:val="center"/>
@@ -3109,8 +4252,8 @@
                 <w:rFonts w:ascii="Times New Roman" w:cs="Times New Roman" w:eastAsia="Times New Roman" w:hAnsi="Times New Roman"/>
                 <w:b w:val="false"/>
                 <w:bCs w:val="false"/>
-                <w:sz w:val="24"/>
-                <w:szCs w:val="24"/>
+                <w:sz w:val="22"/>
+                <w:szCs w:val="22"/>
               </w:rPr>
               <w:t xml:space="preserve">6</w:t>
             </w:r>
@@ -3118,17 +4261,17 @@
         </w:tc>
         <w:tc>
           <w:tcPr>
-            <w:tcW w:type="dxa" w:w="2920"/>
-            <w:tcBorders>
-              <w:top w:val="single" w:color="000000" w:sz="4"/>
-              <w:left w:val="single" w:color="000000" w:sz="4"/>
-              <w:bottom w:val="single" w:color="000000" w:sz="4"/>
-              <w:right w:val="single" w:color="000000" w:sz="4"/>
-            </w:tcBorders>
-            <w:tcMar>
-              <w:top w:type="dxa" w:w="60"/>
-              <w:left w:type="dxa" w:w="100"/>
-              <w:bottom w:type="dxa" w:w="60"/>
+            <w:tcW w:type="dxa" w:w="3092"/>
+            <w:tcBorders>
+              <w:top w:val="single" w:color="000000" w:sz="4"/>
+              <w:left w:val="single" w:color="000000" w:sz="4"/>
+              <w:bottom w:val="single" w:color="000000" w:sz="4"/>
+              <w:right w:val="single" w:color="000000" w:sz="4"/>
+            </w:tcBorders>
+            <w:tcMar>
+              <w:top w:type="dxa" w:w="40"/>
+              <w:left w:type="dxa" w:w="100"/>
+              <w:bottom w:type="dxa" w:w="40"/>
               <w:right w:type="dxa" w:w="100"/>
             </w:tcMar>
             <w:vAlign w:val="center"/>
@@ -3143,8 +4286,8 @@
                 <w:rFonts w:ascii="Times New Roman" w:cs="Times New Roman" w:eastAsia="Times New Roman" w:hAnsi="Times New Roman"/>
                 <w:b w:val="false"/>
                 <w:bCs w:val="false"/>
-                <w:sz w:val="24"/>
-                <w:szCs w:val="24"/>
+                <w:sz w:val="22"/>
+                <w:szCs w:val="22"/>
               </w:rPr>
               <w:t xml:space="preserve">Духовная практика требует постоянного переключения между несколькими приложениями</w:t>
             </w:r>
@@ -3152,17 +4295,17 @@
         </w:tc>
         <w:tc>
           <w:tcPr>
-            <w:tcW w:type="dxa" w:w="3115"/>
-            <w:tcBorders>
-              <w:top w:val="single" w:color="000000" w:sz="4"/>
-              <w:left w:val="single" w:color="000000" w:sz="4"/>
-              <w:bottom w:val="single" w:color="000000" w:sz="4"/>
-              <w:right w:val="single" w:color="000000" w:sz="4"/>
-            </w:tcBorders>
-            <w:tcMar>
-              <w:top w:type="dxa" w:w="60"/>
-              <w:left w:type="dxa" w:w="100"/>
-              <w:bottom w:type="dxa" w:w="60"/>
+            <w:tcW w:type="dxa" w:w="3298"/>
+            <w:tcBorders>
+              <w:top w:val="single" w:color="000000" w:sz="4"/>
+              <w:left w:val="single" w:color="000000" w:sz="4"/>
+              <w:bottom w:val="single" w:color="000000" w:sz="4"/>
+              <w:right w:val="single" w:color="000000" w:sz="4"/>
+            </w:tcBorders>
+            <w:tcMar>
+              <w:top w:type="dxa" w:w="40"/>
+              <w:left w:type="dxa" w:w="100"/>
+              <w:bottom w:type="dxa" w:w="40"/>
               <w:right w:type="dxa" w:w="100"/>
             </w:tcMar>
             <w:vAlign w:val="center"/>
@@ -3177,8 +4320,8 @@
                 <w:rFonts w:ascii="Times New Roman" w:cs="Times New Roman" w:eastAsia="Times New Roman" w:hAnsi="Times New Roman"/>
                 <w:b w:val="false"/>
                 <w:bCs w:val="false"/>
-                <w:sz w:val="24"/>
-                <w:szCs w:val="24"/>
+                <w:sz w:val="22"/>
+                <w:szCs w:val="22"/>
               </w:rPr>
               <w:t xml:space="preserve">Текст, план, дневник и общение находятся в разных инструментах</w:t>
             </w:r>
@@ -3186,17 +4329,17 @@
         </w:tc>
         <w:tc>
           <w:tcPr>
-            <w:tcW w:type="dxa" w:w="3117"/>
-            <w:tcBorders>
-              <w:top w:val="single" w:color="000000" w:sz="4"/>
-              <w:left w:val="single" w:color="000000" w:sz="4"/>
-              <w:bottom w:val="single" w:color="000000" w:sz="4"/>
-              <w:right w:val="single" w:color="000000" w:sz="4"/>
-            </w:tcBorders>
-            <w:tcMar>
-              <w:top w:type="dxa" w:w="60"/>
-              <w:left w:type="dxa" w:w="100"/>
-              <w:bottom w:type="dxa" w:w="60"/>
+            <w:tcW w:type="dxa" w:w="3300"/>
+            <w:tcBorders>
+              <w:top w:val="single" w:color="000000" w:sz="4"/>
+              <w:left w:val="single" w:color="000000" w:sz="4"/>
+              <w:bottom w:val="single" w:color="000000" w:sz="4"/>
+              <w:right w:val="single" w:color="000000" w:sz="4"/>
+            </w:tcBorders>
+            <w:tcMar>
+              <w:top w:type="dxa" w:w="40"/>
+              <w:left w:type="dxa" w:w="100"/>
+              <w:bottom w:type="dxa" w:w="40"/>
               <w:right w:type="dxa" w:w="100"/>
             </w:tcMar>
             <w:vAlign w:val="center"/>
@@ -3211,8 +4354,8 @@
                 <w:rFonts w:ascii="Times New Roman" w:cs="Times New Roman" w:eastAsia="Times New Roman" w:hAnsi="Times New Roman"/>
                 <w:b w:val="false"/>
                 <w:bCs w:val="false"/>
-                <w:sz w:val="24"/>
-                <w:szCs w:val="24"/>
+                <w:sz w:val="22"/>
+                <w:szCs w:val="22"/>
               </w:rPr>
               <w:t xml:space="preserve">Тратится время, отвлекают уведомления мессенджеров, часть действий (отметка, запись) пропускается</w:t>
             </w:r>
@@ -3222,20 +4365,21 @@
     </w:tbl>
     <w:p>
       <w:pPr>
-        <w:pStyle w:val="Heading1"/>
+        <w:pStyle w:val="Heading2"/>
         <w:keepNext/>
-        <w:spacing w:after="120" w:before="240" w:line="360"/>
+        <w:spacing w:after="120" w:before="240" w:line="240"/>
         <w:ind w:firstLine="709"/>
+        <w:jc w:val="left"/>
       </w:pPr>
       <w:r>
         <w:rPr>
           <w:rFonts w:ascii="Times New Roman" w:cs="Times New Roman" w:eastAsia="Times New Roman" w:hAnsi="Times New Roman"/>
           <w:b/>
           <w:bCs/>
-          <w:sz w:val="28"/>
-          <w:szCs w:val="28"/>
-        </w:rPr>
-        <w:t xml:space="preserve">5. Анализ первопричины</w:t>
+          <w:sz w:val="24"/>
+          <w:szCs w:val="24"/>
+        </w:rPr>
+        <w:t xml:space="preserve">2.2 Анализ первопричины</w:t>
       </w:r>
     </w:p>
     <w:p>
@@ -3247,8 +4391,8 @@
       <w:r>
         <w:rPr>
           <w:rFonts w:ascii="Times New Roman" w:cs="Times New Roman" w:eastAsia="Times New Roman" w:hAnsi="Times New Roman"/>
-          <w:sz w:val="28"/>
-          <w:szCs w:val="28"/>
+          <w:sz w:val="24"/>
+          <w:szCs w:val="24"/>
         </w:rPr>
         <w:t xml:space="preserve">Для анализа выбрана наиболее значимая проблема — проблема №1, поскольку регулярное чтение является основой всего процесса: без него теряют смысл и дневник, и групповое обсуждение. Анализ выполнен методом «5 Почему?» (таблица 3).</w:t>
       </w:r>
@@ -3264,16 +4408,16 @@
           <w:rFonts w:ascii="Times New Roman" w:cs="Times New Roman" w:eastAsia="Times New Roman" w:hAnsi="Times New Roman"/>
           <w:b/>
           <w:bCs/>
-          <w:sz w:val="28"/>
-          <w:szCs w:val="28"/>
+          <w:sz w:val="24"/>
+          <w:szCs w:val="24"/>
         </w:rPr>
         <w:t xml:space="preserve">Проблема: </w:t>
       </w:r>
       <w:r>
         <w:rPr>
           <w:rFonts w:ascii="Times New Roman" w:cs="Times New Roman" w:eastAsia="Times New Roman" w:hAnsi="Times New Roman"/>
-          <w:sz w:val="28"/>
-          <w:szCs w:val="28"/>
+          <w:sz w:val="24"/>
+          <w:szCs w:val="24"/>
         </w:rPr>
         <w:t xml:space="preserve">читатели не выдерживают регулярности и бросают план чтения, не завершив его.</w:t>
       </w:r>
@@ -3281,21 +4425,20 @@
     <w:p>
       <w:pPr>
         <w:keepNext/>
-        <w:spacing w:after="120" w:before="120" w:line="276"/>
-        <w:jc w:val="left"/>
-      </w:pPr>
-      <w:r>
-        <w:rPr>
-          <w:rFonts w:ascii="Times New Roman" w:cs="Times New Roman" w:eastAsia="Times New Roman" w:hAnsi="Times New Roman"/>
-          <w:sz w:val="28"/>
-          <w:szCs w:val="28"/>
+        <w:spacing w:after="60" w:before="120" w:line="240"/>
+      </w:pPr>
+      <w:r>
+        <w:rPr>
+          <w:rFonts w:ascii="Times New Roman" w:cs="Times New Roman" w:eastAsia="Times New Roman" w:hAnsi="Times New Roman"/>
+          <w:sz w:val="24"/>
+          <w:szCs w:val="24"/>
         </w:rPr>
         <w:t xml:space="preserve">Таблица 3 – Анализ первопричины методом «5 Почему?»</w:t>
       </w:r>
     </w:p>
     <w:tbl>
       <w:tblPr>
-        <w:tblW w:type="dxa" w:w="9638"/>
+        <w:tblW w:type="dxa" w:w="10205"/>
         <w:tblBorders>
           <w:top w:val="single" w:color="auto" w:sz="4"/>
           <w:left w:val="single" w:color="auto" w:sz="4"/>
@@ -3306,9 +4449,9 @@
         </w:tblBorders>
       </w:tblPr>
       <w:tblGrid>
-        <w:gridCol w:w="584"/>
-        <w:gridCol w:w="3894"/>
-        <w:gridCol w:w="5160"/>
+        <w:gridCol w:w="618"/>
+        <w:gridCol w:w="4123"/>
+        <w:gridCol w:w="5464"/>
       </w:tblGrid>
       <w:tr>
         <w:trPr>
@@ -3316,7 +4459,7 @@
         </w:trPr>
         <w:tc>
           <w:tcPr>
-            <w:tcW w:type="dxa" w:w="584"/>
+            <w:tcW w:type="dxa" w:w="618"/>
             <w:tcBorders>
               <w:top w:val="single" w:color="000000" w:sz="4"/>
               <w:left w:val="single" w:color="000000" w:sz="4"/>
@@ -3325,9 +4468,9 @@
             </w:tcBorders>
             <w:shd w:fill="E7E6E6" w:color="auto" w:val="clear"/>
             <w:tcMar>
-              <w:top w:type="dxa" w:w="60"/>
-              <w:left w:type="dxa" w:w="100"/>
-              <w:bottom w:type="dxa" w:w="60"/>
+              <w:top w:type="dxa" w:w="40"/>
+              <w:left w:type="dxa" w:w="100"/>
+              <w:bottom w:type="dxa" w:w="40"/>
               <w:right w:type="dxa" w:w="100"/>
             </w:tcMar>
             <w:vAlign w:val="center"/>
@@ -3342,8 +4485,8 @@
                 <w:rFonts w:ascii="Times New Roman" w:cs="Times New Roman" w:eastAsia="Times New Roman" w:hAnsi="Times New Roman"/>
                 <w:b/>
                 <w:bCs/>
-                <w:sz w:val="24"/>
-                <w:szCs w:val="24"/>
+                <w:sz w:val="22"/>
+                <w:szCs w:val="22"/>
               </w:rPr>
               <w:t xml:space="preserve">№</w:t>
             </w:r>
@@ -3351,7 +4494,7 @@
         </w:tc>
         <w:tc>
           <w:tcPr>
-            <w:tcW w:type="dxa" w:w="3894"/>
+            <w:tcW w:type="dxa" w:w="4123"/>
             <w:tcBorders>
               <w:top w:val="single" w:color="000000" w:sz="4"/>
               <w:left w:val="single" w:color="000000" w:sz="4"/>
@@ -3360,9 +4503,9 @@
             </w:tcBorders>
             <w:shd w:fill="E7E6E6" w:color="auto" w:val="clear"/>
             <w:tcMar>
-              <w:top w:type="dxa" w:w="60"/>
-              <w:left w:type="dxa" w:w="100"/>
-              <w:bottom w:type="dxa" w:w="60"/>
+              <w:top w:type="dxa" w:w="40"/>
+              <w:left w:type="dxa" w:w="100"/>
+              <w:bottom w:type="dxa" w:w="40"/>
               <w:right w:type="dxa" w:w="100"/>
             </w:tcMar>
             <w:vAlign w:val="center"/>
@@ -3377,8 +4520,8 @@
                 <w:rFonts w:ascii="Times New Roman" w:cs="Times New Roman" w:eastAsia="Times New Roman" w:hAnsi="Times New Roman"/>
                 <w:b/>
                 <w:bCs/>
-                <w:sz w:val="24"/>
-                <w:szCs w:val="24"/>
+                <w:sz w:val="22"/>
+                <w:szCs w:val="22"/>
               </w:rPr>
               <w:t xml:space="preserve">Вопрос</w:t>
             </w:r>
@@ -3386,7 +4529,7 @@
         </w:tc>
         <w:tc>
           <w:tcPr>
-            <w:tcW w:type="dxa" w:w="5160"/>
+            <w:tcW w:type="dxa" w:w="5464"/>
             <w:tcBorders>
               <w:top w:val="single" w:color="000000" w:sz="4"/>
               <w:left w:val="single" w:color="000000" w:sz="4"/>
@@ -3395,9 +4538,9 @@
             </w:tcBorders>
             <w:shd w:fill="E7E6E6" w:color="auto" w:val="clear"/>
             <w:tcMar>
-              <w:top w:type="dxa" w:w="60"/>
-              <w:left w:type="dxa" w:w="100"/>
-              <w:bottom w:type="dxa" w:w="60"/>
+              <w:top w:type="dxa" w:w="40"/>
+              <w:left w:type="dxa" w:w="100"/>
+              <w:bottom w:type="dxa" w:w="40"/>
               <w:right w:type="dxa" w:w="100"/>
             </w:tcMar>
             <w:vAlign w:val="center"/>
@@ -3412,8 +4555,8 @@
                 <w:rFonts w:ascii="Times New Roman" w:cs="Times New Roman" w:eastAsia="Times New Roman" w:hAnsi="Times New Roman"/>
                 <w:b/>
                 <w:bCs/>
-                <w:sz w:val="24"/>
-                <w:szCs w:val="24"/>
+                <w:sz w:val="22"/>
+                <w:szCs w:val="22"/>
               </w:rPr>
               <w:t xml:space="preserve">Ответ</w:t>
             </w:r>
@@ -3426,17 +4569,17 @@
         </w:trPr>
         <w:tc>
           <w:tcPr>
-            <w:tcW w:type="dxa" w:w="584"/>
-            <w:tcBorders>
-              <w:top w:val="single" w:color="000000" w:sz="4"/>
-              <w:left w:val="single" w:color="000000" w:sz="4"/>
-              <w:bottom w:val="single" w:color="000000" w:sz="4"/>
-              <w:right w:val="single" w:color="000000" w:sz="4"/>
-            </w:tcBorders>
-            <w:tcMar>
-              <w:top w:type="dxa" w:w="60"/>
-              <w:left w:type="dxa" w:w="100"/>
-              <w:bottom w:type="dxa" w:w="60"/>
+            <w:tcW w:type="dxa" w:w="618"/>
+            <w:tcBorders>
+              <w:top w:val="single" w:color="000000" w:sz="4"/>
+              <w:left w:val="single" w:color="000000" w:sz="4"/>
+              <w:bottom w:val="single" w:color="000000" w:sz="4"/>
+              <w:right w:val="single" w:color="000000" w:sz="4"/>
+            </w:tcBorders>
+            <w:tcMar>
+              <w:top w:type="dxa" w:w="40"/>
+              <w:left w:type="dxa" w:w="100"/>
+              <w:bottom w:type="dxa" w:w="40"/>
               <w:right w:type="dxa" w:w="100"/>
             </w:tcMar>
             <w:vAlign w:val="center"/>
@@ -3451,8 +4594,8 @@
                 <w:rFonts w:ascii="Times New Roman" w:cs="Times New Roman" w:eastAsia="Times New Roman" w:hAnsi="Times New Roman"/>
                 <w:b w:val="false"/>
                 <w:bCs w:val="false"/>
-                <w:sz w:val="24"/>
-                <w:szCs w:val="24"/>
+                <w:sz w:val="22"/>
+                <w:szCs w:val="22"/>
               </w:rPr>
               <w:t xml:space="preserve">1</w:t>
             </w:r>
@@ -3460,17 +4603,17 @@
         </w:tc>
         <w:tc>
           <w:tcPr>
-            <w:tcW w:type="dxa" w:w="3894"/>
-            <w:tcBorders>
-              <w:top w:val="single" w:color="000000" w:sz="4"/>
-              <w:left w:val="single" w:color="000000" w:sz="4"/>
-              <w:bottom w:val="single" w:color="000000" w:sz="4"/>
-              <w:right w:val="single" w:color="000000" w:sz="4"/>
-            </w:tcBorders>
-            <w:tcMar>
-              <w:top w:type="dxa" w:w="60"/>
-              <w:left w:type="dxa" w:w="100"/>
-              <w:bottom w:type="dxa" w:w="60"/>
+            <w:tcW w:type="dxa" w:w="4123"/>
+            <w:tcBorders>
+              <w:top w:val="single" w:color="000000" w:sz="4"/>
+              <w:left w:val="single" w:color="000000" w:sz="4"/>
+              <w:bottom w:val="single" w:color="000000" w:sz="4"/>
+              <w:right w:val="single" w:color="000000" w:sz="4"/>
+            </w:tcBorders>
+            <w:tcMar>
+              <w:top w:type="dxa" w:w="40"/>
+              <w:left w:type="dxa" w:w="100"/>
+              <w:bottom w:type="dxa" w:w="40"/>
               <w:right w:type="dxa" w:w="100"/>
             </w:tcMar>
             <w:vAlign w:val="center"/>
@@ -3485,8 +4628,8 @@
                 <w:rFonts w:ascii="Times New Roman" w:cs="Times New Roman" w:eastAsia="Times New Roman" w:hAnsi="Times New Roman"/>
                 <w:b w:val="false"/>
                 <w:bCs w:val="false"/>
-                <w:sz w:val="24"/>
-                <w:szCs w:val="24"/>
+                <w:sz w:val="22"/>
+                <w:szCs w:val="22"/>
               </w:rPr>
               <w:t xml:space="preserve">Почему читатель бросает план чтения?</w:t>
             </w:r>
@@ -3494,17 +4637,17 @@
         </w:tc>
         <w:tc>
           <w:tcPr>
-            <w:tcW w:type="dxa" w:w="5160"/>
-            <w:tcBorders>
-              <w:top w:val="single" w:color="000000" w:sz="4"/>
-              <w:left w:val="single" w:color="000000" w:sz="4"/>
-              <w:bottom w:val="single" w:color="000000" w:sz="4"/>
-              <w:right w:val="single" w:color="000000" w:sz="4"/>
-            </w:tcBorders>
-            <w:tcMar>
-              <w:top w:type="dxa" w:w="60"/>
-              <w:left w:type="dxa" w:w="100"/>
-              <w:bottom w:type="dxa" w:w="60"/>
+            <w:tcW w:type="dxa" w:w="5464"/>
+            <w:tcBorders>
+              <w:top w:val="single" w:color="000000" w:sz="4"/>
+              <w:left w:val="single" w:color="000000" w:sz="4"/>
+              <w:bottom w:val="single" w:color="000000" w:sz="4"/>
+              <w:right w:val="single" w:color="000000" w:sz="4"/>
+            </w:tcBorders>
+            <w:tcMar>
+              <w:top w:type="dxa" w:w="40"/>
+              <w:left w:type="dxa" w:w="100"/>
+              <w:bottom w:type="dxa" w:w="40"/>
               <w:right w:type="dxa" w:w="100"/>
             </w:tcMar>
             <w:vAlign w:val="center"/>
@@ -3519,8 +4662,8 @@
                 <w:rFonts w:ascii="Times New Roman" w:cs="Times New Roman" w:eastAsia="Times New Roman" w:hAnsi="Times New Roman"/>
                 <w:b w:val="false"/>
                 <w:bCs w:val="false"/>
-                <w:sz w:val="24"/>
-                <w:szCs w:val="24"/>
+                <w:sz w:val="22"/>
+                <w:szCs w:val="22"/>
               </w:rPr>
               <w:t xml:space="preserve">Потому что пропускает несколько дней подряд и потом не возвращается к плану.</w:t>
             </w:r>
@@ -3533,17 +4676,17 @@
         </w:trPr>
         <w:tc>
           <w:tcPr>
-            <w:tcW w:type="dxa" w:w="584"/>
-            <w:tcBorders>
-              <w:top w:val="single" w:color="000000" w:sz="4"/>
-              <w:left w:val="single" w:color="000000" w:sz="4"/>
-              <w:bottom w:val="single" w:color="000000" w:sz="4"/>
-              <w:right w:val="single" w:color="000000" w:sz="4"/>
-            </w:tcBorders>
-            <w:tcMar>
-              <w:top w:type="dxa" w:w="60"/>
-              <w:left w:type="dxa" w:w="100"/>
-              <w:bottom w:type="dxa" w:w="60"/>
+            <w:tcW w:type="dxa" w:w="618"/>
+            <w:tcBorders>
+              <w:top w:val="single" w:color="000000" w:sz="4"/>
+              <w:left w:val="single" w:color="000000" w:sz="4"/>
+              <w:bottom w:val="single" w:color="000000" w:sz="4"/>
+              <w:right w:val="single" w:color="000000" w:sz="4"/>
+            </w:tcBorders>
+            <w:tcMar>
+              <w:top w:type="dxa" w:w="40"/>
+              <w:left w:type="dxa" w:w="100"/>
+              <w:bottom w:type="dxa" w:w="40"/>
               <w:right w:type="dxa" w:w="100"/>
             </w:tcMar>
             <w:vAlign w:val="center"/>
@@ -3558,8 +4701,8 @@
                 <w:rFonts w:ascii="Times New Roman" w:cs="Times New Roman" w:eastAsia="Times New Roman" w:hAnsi="Times New Roman"/>
                 <w:b w:val="false"/>
                 <w:bCs w:val="false"/>
-                <w:sz w:val="24"/>
-                <w:szCs w:val="24"/>
+                <w:sz w:val="22"/>
+                <w:szCs w:val="22"/>
               </w:rPr>
               <w:t xml:space="preserve">2</w:t>
             </w:r>
@@ -3567,17 +4710,17 @@
         </w:tc>
         <w:tc>
           <w:tcPr>
-            <w:tcW w:type="dxa" w:w="3894"/>
-            <w:tcBorders>
-              <w:top w:val="single" w:color="000000" w:sz="4"/>
-              <w:left w:val="single" w:color="000000" w:sz="4"/>
-              <w:bottom w:val="single" w:color="000000" w:sz="4"/>
-              <w:right w:val="single" w:color="000000" w:sz="4"/>
-            </w:tcBorders>
-            <w:tcMar>
-              <w:top w:type="dxa" w:w="60"/>
-              <w:left w:type="dxa" w:w="100"/>
-              <w:bottom w:type="dxa" w:w="60"/>
+            <w:tcW w:type="dxa" w:w="4123"/>
+            <w:tcBorders>
+              <w:top w:val="single" w:color="000000" w:sz="4"/>
+              <w:left w:val="single" w:color="000000" w:sz="4"/>
+              <w:bottom w:val="single" w:color="000000" w:sz="4"/>
+              <w:right w:val="single" w:color="000000" w:sz="4"/>
+            </w:tcBorders>
+            <w:tcMar>
+              <w:top w:type="dxa" w:w="40"/>
+              <w:left w:type="dxa" w:w="100"/>
+              <w:bottom w:type="dxa" w:w="40"/>
               <w:right w:type="dxa" w:w="100"/>
             </w:tcMar>
             <w:vAlign w:val="center"/>
@@ -3592,8 +4735,8 @@
                 <w:rFonts w:ascii="Times New Roman" w:cs="Times New Roman" w:eastAsia="Times New Roman" w:hAnsi="Times New Roman"/>
                 <w:b w:val="false"/>
                 <w:bCs w:val="false"/>
-                <w:sz w:val="24"/>
-                <w:szCs w:val="24"/>
+                <w:sz w:val="22"/>
+                <w:szCs w:val="22"/>
               </w:rPr>
               <w:t xml:space="preserve">Почему пропущенные дни не наверстываются?</w:t>
             </w:r>
@@ -3601,17 +4744,17 @@
         </w:tc>
         <w:tc>
           <w:tcPr>
-            <w:tcW w:type="dxa" w:w="5160"/>
-            <w:tcBorders>
-              <w:top w:val="single" w:color="000000" w:sz="4"/>
-              <w:left w:val="single" w:color="000000" w:sz="4"/>
-              <w:bottom w:val="single" w:color="000000" w:sz="4"/>
-              <w:right w:val="single" w:color="000000" w:sz="4"/>
-            </w:tcBorders>
-            <w:tcMar>
-              <w:top w:type="dxa" w:w="60"/>
-              <w:left w:type="dxa" w:w="100"/>
-              <w:bottom w:type="dxa" w:w="60"/>
+            <w:tcW w:type="dxa" w:w="5464"/>
+            <w:tcBorders>
+              <w:top w:val="single" w:color="000000" w:sz="4"/>
+              <w:left w:val="single" w:color="000000" w:sz="4"/>
+              <w:bottom w:val="single" w:color="000000" w:sz="4"/>
+              <w:right w:val="single" w:color="000000" w:sz="4"/>
+            </w:tcBorders>
+            <w:tcMar>
+              <w:top w:type="dxa" w:w="40"/>
+              <w:left w:type="dxa" w:w="100"/>
+              <w:bottom w:type="dxa" w:w="40"/>
               <w:right w:type="dxa" w:w="100"/>
             </w:tcMar>
             <w:vAlign w:val="center"/>
@@ -3626,8 +4769,8 @@
                 <w:rFonts w:ascii="Times New Roman" w:cs="Times New Roman" w:eastAsia="Times New Roman" w:hAnsi="Times New Roman"/>
                 <w:b w:val="false"/>
                 <w:bCs w:val="false"/>
-                <w:sz w:val="24"/>
-                <w:szCs w:val="24"/>
+                <w:sz w:val="22"/>
+                <w:szCs w:val="22"/>
               </w:rPr>
               <w:t xml:space="preserve">Потому что читатель не замечает пропуск вовремя и не видит, сколько осталось до завершения плана.</w:t>
             </w:r>
@@ -3640,17 +4783,17 @@
         </w:trPr>
         <w:tc>
           <w:tcPr>
-            <w:tcW w:type="dxa" w:w="584"/>
-            <w:tcBorders>
-              <w:top w:val="single" w:color="000000" w:sz="4"/>
-              <w:left w:val="single" w:color="000000" w:sz="4"/>
-              <w:bottom w:val="single" w:color="000000" w:sz="4"/>
-              <w:right w:val="single" w:color="000000" w:sz="4"/>
-            </w:tcBorders>
-            <w:tcMar>
-              <w:top w:type="dxa" w:w="60"/>
-              <w:left w:type="dxa" w:w="100"/>
-              <w:bottom w:type="dxa" w:w="60"/>
+            <w:tcW w:type="dxa" w:w="618"/>
+            <w:tcBorders>
+              <w:top w:val="single" w:color="000000" w:sz="4"/>
+              <w:left w:val="single" w:color="000000" w:sz="4"/>
+              <w:bottom w:val="single" w:color="000000" w:sz="4"/>
+              <w:right w:val="single" w:color="000000" w:sz="4"/>
+            </w:tcBorders>
+            <w:tcMar>
+              <w:top w:type="dxa" w:w="40"/>
+              <w:left w:type="dxa" w:w="100"/>
+              <w:bottom w:type="dxa" w:w="40"/>
               <w:right w:type="dxa" w:w="100"/>
             </w:tcMar>
             <w:vAlign w:val="center"/>
@@ -3665,8 +4808,8 @@
                 <w:rFonts w:ascii="Times New Roman" w:cs="Times New Roman" w:eastAsia="Times New Roman" w:hAnsi="Times New Roman"/>
                 <w:b w:val="false"/>
                 <w:bCs w:val="false"/>
-                <w:sz w:val="24"/>
-                <w:szCs w:val="24"/>
+                <w:sz w:val="22"/>
+                <w:szCs w:val="22"/>
               </w:rPr>
               <w:t xml:space="preserve">3</w:t>
             </w:r>
@@ -3674,17 +4817,17 @@
         </w:tc>
         <w:tc>
           <w:tcPr>
-            <w:tcW w:type="dxa" w:w="3894"/>
-            <w:tcBorders>
-              <w:top w:val="single" w:color="000000" w:sz="4"/>
-              <w:left w:val="single" w:color="000000" w:sz="4"/>
-              <w:bottom w:val="single" w:color="000000" w:sz="4"/>
-              <w:right w:val="single" w:color="000000" w:sz="4"/>
-            </w:tcBorders>
-            <w:tcMar>
-              <w:top w:type="dxa" w:w="60"/>
-              <w:left w:type="dxa" w:w="100"/>
-              <w:bottom w:type="dxa" w:w="60"/>
+            <w:tcW w:type="dxa" w:w="4123"/>
+            <w:tcBorders>
+              <w:top w:val="single" w:color="000000" w:sz="4"/>
+              <w:left w:val="single" w:color="000000" w:sz="4"/>
+              <w:bottom w:val="single" w:color="000000" w:sz="4"/>
+              <w:right w:val="single" w:color="000000" w:sz="4"/>
+            </w:tcBorders>
+            <w:tcMar>
+              <w:top w:type="dxa" w:w="40"/>
+              <w:left w:type="dxa" w:w="100"/>
+              <w:bottom w:type="dxa" w:w="40"/>
               <w:right w:type="dxa" w:w="100"/>
             </w:tcMar>
             <w:vAlign w:val="center"/>
@@ -3699,8 +4842,8 @@
                 <w:rFonts w:ascii="Times New Roman" w:cs="Times New Roman" w:eastAsia="Times New Roman" w:hAnsi="Times New Roman"/>
                 <w:b w:val="false"/>
                 <w:bCs w:val="false"/>
-                <w:sz w:val="24"/>
-                <w:szCs w:val="24"/>
+                <w:sz w:val="22"/>
+                <w:szCs w:val="22"/>
               </w:rPr>
               <w:t xml:space="preserve">Почему он не видит пропусков и прогресса?</w:t>
             </w:r>
@@ -3708,17 +4851,17 @@
         </w:tc>
         <w:tc>
           <w:tcPr>
-            <w:tcW w:type="dxa" w:w="5160"/>
-            <w:tcBorders>
-              <w:top w:val="single" w:color="000000" w:sz="4"/>
-              <w:left w:val="single" w:color="000000" w:sz="4"/>
-              <w:bottom w:val="single" w:color="000000" w:sz="4"/>
-              <w:right w:val="single" w:color="000000" w:sz="4"/>
-            </w:tcBorders>
-            <w:tcMar>
-              <w:top w:type="dxa" w:w="60"/>
-              <w:left w:type="dxa" w:w="100"/>
-              <w:bottom w:type="dxa" w:w="60"/>
+            <w:tcW w:type="dxa" w:w="5464"/>
+            <w:tcBorders>
+              <w:top w:val="single" w:color="000000" w:sz="4"/>
+              <w:left w:val="single" w:color="000000" w:sz="4"/>
+              <w:bottom w:val="single" w:color="000000" w:sz="4"/>
+              <w:right w:val="single" w:color="000000" w:sz="4"/>
+            </w:tcBorders>
+            <w:tcMar>
+              <w:top w:type="dxa" w:w="40"/>
+              <w:left w:type="dxa" w:w="100"/>
+              <w:bottom w:type="dxa" w:w="40"/>
               <w:right w:type="dxa" w:w="100"/>
             </w:tcMar>
             <w:vAlign w:val="center"/>
@@ -3733,8 +4876,8 @@
                 <w:rFonts w:ascii="Times New Roman" w:cs="Times New Roman" w:eastAsia="Times New Roman" w:hAnsi="Times New Roman"/>
                 <w:b w:val="false"/>
                 <w:bCs w:val="false"/>
-                <w:sz w:val="24"/>
-                <w:szCs w:val="24"/>
+                <w:sz w:val="22"/>
+                <w:szCs w:val="22"/>
               </w:rPr>
               <w:t xml:space="preserve">Потому что план хранится отдельно от текста (распечатка, PDF, таблица), а отметки о прочтении ставятся вручную или не ставятся вовсе.</w:t>
             </w:r>
@@ -3747,17 +4890,17 @@
         </w:trPr>
         <w:tc>
           <w:tcPr>
-            <w:tcW w:type="dxa" w:w="584"/>
-            <w:tcBorders>
-              <w:top w:val="single" w:color="000000" w:sz="4"/>
-              <w:left w:val="single" w:color="000000" w:sz="4"/>
-              <w:bottom w:val="single" w:color="000000" w:sz="4"/>
-              <w:right w:val="single" w:color="000000" w:sz="4"/>
-            </w:tcBorders>
-            <w:tcMar>
-              <w:top w:type="dxa" w:w="60"/>
-              <w:left w:type="dxa" w:w="100"/>
-              <w:bottom w:type="dxa" w:w="60"/>
+            <w:tcW w:type="dxa" w:w="618"/>
+            <w:tcBorders>
+              <w:top w:val="single" w:color="000000" w:sz="4"/>
+              <w:left w:val="single" w:color="000000" w:sz="4"/>
+              <w:bottom w:val="single" w:color="000000" w:sz="4"/>
+              <w:right w:val="single" w:color="000000" w:sz="4"/>
+            </w:tcBorders>
+            <w:tcMar>
+              <w:top w:type="dxa" w:w="40"/>
+              <w:left w:type="dxa" w:w="100"/>
+              <w:bottom w:type="dxa" w:w="40"/>
               <w:right w:type="dxa" w:w="100"/>
             </w:tcMar>
             <w:vAlign w:val="center"/>
@@ -3772,8 +4915,8 @@
                 <w:rFonts w:ascii="Times New Roman" w:cs="Times New Roman" w:eastAsia="Times New Roman" w:hAnsi="Times New Roman"/>
                 <w:b w:val="false"/>
                 <w:bCs w:val="false"/>
-                <w:sz w:val="24"/>
-                <w:szCs w:val="24"/>
+                <w:sz w:val="22"/>
+                <w:szCs w:val="22"/>
               </w:rPr>
               <w:t xml:space="preserve">4</w:t>
             </w:r>
@@ -3781,17 +4924,17 @@
         </w:tc>
         <w:tc>
           <w:tcPr>
-            <w:tcW w:type="dxa" w:w="3894"/>
-            <w:tcBorders>
-              <w:top w:val="single" w:color="000000" w:sz="4"/>
-              <w:left w:val="single" w:color="000000" w:sz="4"/>
-              <w:bottom w:val="single" w:color="000000" w:sz="4"/>
-              <w:right w:val="single" w:color="000000" w:sz="4"/>
-            </w:tcBorders>
-            <w:tcMar>
-              <w:top w:type="dxa" w:w="60"/>
-              <w:left w:type="dxa" w:w="100"/>
-              <w:bottom w:type="dxa" w:w="60"/>
+            <w:tcW w:type="dxa" w:w="4123"/>
+            <w:tcBorders>
+              <w:top w:val="single" w:color="000000" w:sz="4"/>
+              <w:left w:val="single" w:color="000000" w:sz="4"/>
+              <w:bottom w:val="single" w:color="000000" w:sz="4"/>
+              <w:right w:val="single" w:color="000000" w:sz="4"/>
+            </w:tcBorders>
+            <w:tcMar>
+              <w:top w:type="dxa" w:w="40"/>
+              <w:left w:type="dxa" w:w="100"/>
+              <w:bottom w:type="dxa" w:w="40"/>
               <w:right w:type="dxa" w:w="100"/>
             </w:tcMar>
             <w:vAlign w:val="center"/>
@@ -3806,8 +4949,8 @@
                 <w:rFonts w:ascii="Times New Roman" w:cs="Times New Roman" w:eastAsia="Times New Roman" w:hAnsi="Times New Roman"/>
                 <w:b w:val="false"/>
                 <w:bCs w:val="false"/>
-                <w:sz w:val="24"/>
-                <w:szCs w:val="24"/>
+                <w:sz w:val="22"/>
+                <w:szCs w:val="22"/>
               </w:rPr>
               <w:t xml:space="preserve">Почему план и отметки отделены от текста?</w:t>
             </w:r>
@@ -3815,17 +4958,17 @@
         </w:tc>
         <w:tc>
           <w:tcPr>
-            <w:tcW w:type="dxa" w:w="5160"/>
-            <w:tcBorders>
-              <w:top w:val="single" w:color="000000" w:sz="4"/>
-              <w:left w:val="single" w:color="000000" w:sz="4"/>
-              <w:bottom w:val="single" w:color="000000" w:sz="4"/>
-              <w:right w:val="single" w:color="000000" w:sz="4"/>
-            </w:tcBorders>
-            <w:tcMar>
-              <w:top w:type="dxa" w:w="60"/>
-              <w:left w:type="dxa" w:w="100"/>
-              <w:bottom w:type="dxa" w:w="60"/>
+            <w:tcW w:type="dxa" w:w="5464"/>
+            <w:tcBorders>
+              <w:top w:val="single" w:color="000000" w:sz="4"/>
+              <w:left w:val="single" w:color="000000" w:sz="4"/>
+              <w:bottom w:val="single" w:color="000000" w:sz="4"/>
+              <w:right w:val="single" w:color="000000" w:sz="4"/>
+            </w:tcBorders>
+            <w:tcMar>
+              <w:top w:type="dxa" w:w="40"/>
+              <w:left w:type="dxa" w:w="100"/>
+              <w:bottom w:type="dxa" w:w="40"/>
               <w:right w:type="dxa" w:w="100"/>
             </w:tcMar>
             <w:vAlign w:val="center"/>
@@ -3840,8 +4983,8 @@
                 <w:rFonts w:ascii="Times New Roman" w:cs="Times New Roman" w:eastAsia="Times New Roman" w:hAnsi="Times New Roman"/>
                 <w:b w:val="false"/>
                 <w:bCs w:val="false"/>
-                <w:sz w:val="24"/>
-                <w:szCs w:val="24"/>
+                <w:sz w:val="22"/>
+                <w:szCs w:val="22"/>
               </w:rPr>
               <w:t xml:space="preserve">Потому что используемые средства решают разные задачи по отдельности: одно хранит текст, другое — план, третье — общение, и они не обмениваются данными.</w:t>
             </w:r>
@@ -3854,17 +4997,17 @@
         </w:trPr>
         <w:tc>
           <w:tcPr>
-            <w:tcW w:type="dxa" w:w="584"/>
-            <w:tcBorders>
-              <w:top w:val="single" w:color="000000" w:sz="4"/>
-              <w:left w:val="single" w:color="000000" w:sz="4"/>
-              <w:bottom w:val="single" w:color="000000" w:sz="4"/>
-              <w:right w:val="single" w:color="000000" w:sz="4"/>
-            </w:tcBorders>
-            <w:tcMar>
-              <w:top w:type="dxa" w:w="60"/>
-              <w:left w:type="dxa" w:w="100"/>
-              <w:bottom w:type="dxa" w:w="60"/>
+            <w:tcW w:type="dxa" w:w="618"/>
+            <w:tcBorders>
+              <w:top w:val="single" w:color="000000" w:sz="4"/>
+              <w:left w:val="single" w:color="000000" w:sz="4"/>
+              <w:bottom w:val="single" w:color="000000" w:sz="4"/>
+              <w:right w:val="single" w:color="000000" w:sz="4"/>
+            </w:tcBorders>
+            <w:tcMar>
+              <w:top w:type="dxa" w:w="40"/>
+              <w:left w:type="dxa" w:w="100"/>
+              <w:bottom w:type="dxa" w:w="40"/>
               <w:right w:type="dxa" w:w="100"/>
             </w:tcMar>
             <w:vAlign w:val="center"/>
@@ -3879,8 +5022,8 @@
                 <w:rFonts w:ascii="Times New Roman" w:cs="Times New Roman" w:eastAsia="Times New Roman" w:hAnsi="Times New Roman"/>
                 <w:b w:val="false"/>
                 <w:bCs w:val="false"/>
-                <w:sz w:val="24"/>
-                <w:szCs w:val="24"/>
+                <w:sz w:val="22"/>
+                <w:szCs w:val="22"/>
               </w:rPr>
               <w:t xml:space="preserve">5</w:t>
             </w:r>
@@ -3888,17 +5031,17 @@
         </w:tc>
         <w:tc>
           <w:tcPr>
-            <w:tcW w:type="dxa" w:w="3894"/>
-            <w:tcBorders>
-              <w:top w:val="single" w:color="000000" w:sz="4"/>
-              <w:left w:val="single" w:color="000000" w:sz="4"/>
-              <w:bottom w:val="single" w:color="000000" w:sz="4"/>
-              <w:right w:val="single" w:color="000000" w:sz="4"/>
-            </w:tcBorders>
-            <w:tcMar>
-              <w:top w:type="dxa" w:w="60"/>
-              <w:left w:type="dxa" w:w="100"/>
-              <w:bottom w:type="dxa" w:w="60"/>
+            <w:tcW w:type="dxa" w:w="4123"/>
+            <w:tcBorders>
+              <w:top w:val="single" w:color="000000" w:sz="4"/>
+              <w:left w:val="single" w:color="000000" w:sz="4"/>
+              <w:bottom w:val="single" w:color="000000" w:sz="4"/>
+              <w:right w:val="single" w:color="000000" w:sz="4"/>
+            </w:tcBorders>
+            <w:tcMar>
+              <w:top w:type="dxa" w:w="40"/>
+              <w:left w:type="dxa" w:w="100"/>
+              <w:bottom w:type="dxa" w:w="40"/>
               <w:right w:type="dxa" w:w="100"/>
             </w:tcMar>
             <w:vAlign w:val="center"/>
@@ -3913,8 +5056,8 @@
                 <w:rFonts w:ascii="Times New Roman" w:cs="Times New Roman" w:eastAsia="Times New Roman" w:hAnsi="Times New Roman"/>
                 <w:b w:val="false"/>
                 <w:bCs w:val="false"/>
-                <w:sz w:val="24"/>
-                <w:szCs w:val="24"/>
+                <w:sz w:val="22"/>
+                <w:szCs w:val="22"/>
               </w:rPr>
               <w:t xml:space="preserve">Почему отсутствует внешняя поддержка регулярности?</w:t>
             </w:r>
@@ -3922,17 +5065,17 @@
         </w:tc>
         <w:tc>
           <w:tcPr>
-            <w:tcW w:type="dxa" w:w="5160"/>
-            <w:tcBorders>
-              <w:top w:val="single" w:color="000000" w:sz="4"/>
-              <w:left w:val="single" w:color="000000" w:sz="4"/>
-              <w:bottom w:val="single" w:color="000000" w:sz="4"/>
-              <w:right w:val="single" w:color="000000" w:sz="4"/>
-            </w:tcBorders>
-            <w:tcMar>
-              <w:top w:type="dxa" w:w="60"/>
-              <w:left w:type="dxa" w:w="100"/>
-              <w:bottom w:type="dxa" w:w="60"/>
+            <w:tcW w:type="dxa" w:w="5464"/>
+            <w:tcBorders>
+              <w:top w:val="single" w:color="000000" w:sz="4"/>
+              <w:left w:val="single" w:color="000000" w:sz="4"/>
+              <w:bottom w:val="single" w:color="000000" w:sz="4"/>
+              <w:right w:val="single" w:color="000000" w:sz="4"/>
+            </w:tcBorders>
+            <w:tcMar>
+              <w:top w:type="dxa" w:w="40"/>
+              <w:left w:type="dxa" w:w="100"/>
+              <w:bottom w:type="dxa" w:w="40"/>
               <w:right w:type="dxa" w:w="100"/>
             </w:tcMar>
             <w:vAlign w:val="center"/>
@@ -3947,8 +5090,8 @@
                 <w:rFonts w:ascii="Times New Roman" w:cs="Times New Roman" w:eastAsia="Times New Roman" w:hAnsi="Times New Roman"/>
                 <w:b w:val="false"/>
                 <w:bCs w:val="false"/>
-                <w:sz w:val="24"/>
-                <w:szCs w:val="24"/>
+                <w:sz w:val="22"/>
+                <w:szCs w:val="22"/>
               </w:rPr>
               <w:t xml:space="preserve">Потому что прогресс читателя не виден ни ему самому, ни его группе: никто не замечает пропуска и не напоминает о нём.</w:t>
             </w:r>
@@ -3958,7 +5101,7 @@
     </w:tbl>
     <w:p>
       <w:pPr>
-        <w:spacing w:after="0" w:before="200" w:line="360"/>
+        <w:spacing w:after="0" w:before="120" w:line="360"/>
         <w:ind w:firstLine="709"/>
         <w:jc w:val="both"/>
       </w:pPr>
@@ -3967,36 +5110,37 @@
           <w:rFonts w:ascii="Times New Roman" w:cs="Times New Roman" w:eastAsia="Times New Roman" w:hAnsi="Times New Roman"/>
           <w:b/>
           <w:bCs/>
-          <w:sz w:val="28"/>
-          <w:szCs w:val="28"/>
+          <w:sz w:val="24"/>
+          <w:szCs w:val="24"/>
         </w:rPr>
         <w:t xml:space="preserve">Первопричина: </w:t>
       </w:r>
       <w:r>
         <w:rPr>
           <w:rFonts w:ascii="Times New Roman" w:cs="Times New Roman" w:eastAsia="Times New Roman" w:hAnsi="Times New Roman"/>
-          <w:sz w:val="28"/>
-          <w:szCs w:val="28"/>
+          <w:sz w:val="24"/>
+          <w:szCs w:val="24"/>
         </w:rPr>
         <w:t xml:space="preserve">отсутствие единой среды, в которой план чтения связан с самим текстом, прочтение фиксируется автоматически, а прогресс читателя виден ему самому и его группе и сопровождается своевременными напоминаниями.</w:t>
       </w:r>
     </w:p>
     <w:p>
       <w:pPr>
-        <w:pStyle w:val="Heading1"/>
+        <w:pStyle w:val="Heading2"/>
         <w:keepNext/>
-        <w:spacing w:after="120" w:before="240" w:line="360"/>
+        <w:spacing w:after="120" w:before="240" w:line="240"/>
         <w:ind w:firstLine="709"/>
+        <w:jc w:val="left"/>
       </w:pPr>
       <w:r>
         <w:rPr>
           <w:rFonts w:ascii="Times New Roman" w:cs="Times New Roman" w:eastAsia="Times New Roman" w:hAnsi="Times New Roman"/>
           <w:b/>
           <w:bCs/>
-          <w:sz w:val="28"/>
-          <w:szCs w:val="28"/>
-        </w:rPr>
-        <w:t xml:space="preserve">6. Stakeholders и их потребности</w:t>
+          <w:sz w:val="24"/>
+          <w:szCs w:val="24"/>
+        </w:rPr>
+        <w:t xml:space="preserve">2.3 Stakeholders и их потребности</w:t>
       </w:r>
     </w:p>
     <w:p>
@@ -4008,30 +5152,29 @@
       <w:r>
         <w:rPr>
           <w:rFonts w:ascii="Times New Roman" w:cs="Times New Roman" w:eastAsia="Times New Roman" w:hAnsi="Times New Roman"/>
-          <w:sz w:val="28"/>
-          <w:szCs w:val="28"/>
-        </w:rPr>
-        <w:t xml:space="preserve">Основные заинтересованные стороны будущей системы, их роли и потребности приведены в таблице 4.</w:t>
+          <w:sz w:val="24"/>
+          <w:szCs w:val="24"/>
+        </w:rPr>
+        <w:t xml:space="preserve">Заинтересованные стороны определены как лица и группы, на которых влияет будущая система или которые влияют на неё [3]. Основные заинтересованные стороны, их роли и потребности приведены в таблице 4.</w:t>
       </w:r>
     </w:p>
     <w:p>
       <w:pPr>
         <w:keepNext/>
-        <w:spacing w:after="120" w:before="120" w:line="276"/>
-        <w:jc w:val="left"/>
-      </w:pPr>
-      <w:r>
-        <w:rPr>
-          <w:rFonts w:ascii="Times New Roman" w:cs="Times New Roman" w:eastAsia="Times New Roman" w:hAnsi="Times New Roman"/>
-          <w:sz w:val="28"/>
-          <w:szCs w:val="28"/>
+        <w:spacing w:after="60" w:before="120" w:line="240"/>
+      </w:pPr>
+      <w:r>
+        <w:rPr>
+          <w:rFonts w:ascii="Times New Roman" w:cs="Times New Roman" w:eastAsia="Times New Roman" w:hAnsi="Times New Roman"/>
+          <w:sz w:val="24"/>
+          <w:szCs w:val="24"/>
         </w:rPr>
         <w:t xml:space="preserve">Таблица 4 – Заинтересованные стороны и их потребности</w:t>
       </w:r>
     </w:p>
     <w:tbl>
       <w:tblPr>
-        <w:tblW w:type="dxa" w:w="9638"/>
+        <w:tblW w:type="dxa" w:w="10205"/>
         <w:tblBorders>
           <w:top w:val="single" w:color="auto" w:sz="4"/>
           <w:left w:val="single" w:color="auto" w:sz="4"/>
@@ -4042,9 +5185,9 @@
         </w:tblBorders>
       </w:tblPr>
       <w:tblGrid>
-        <w:gridCol w:w="2336"/>
-        <w:gridCol w:w="2920"/>
-        <w:gridCol w:w="4382"/>
+        <w:gridCol w:w="2473"/>
+        <w:gridCol w:w="3092"/>
+        <w:gridCol w:w="4640"/>
       </w:tblGrid>
       <w:tr>
         <w:trPr>
@@ -4052,7 +5195,7 @@
         </w:trPr>
         <w:tc>
           <w:tcPr>
-            <w:tcW w:type="dxa" w:w="2336"/>
+            <w:tcW w:type="dxa" w:w="2473"/>
             <w:tcBorders>
               <w:top w:val="single" w:color="000000" w:sz="4"/>
               <w:left w:val="single" w:color="000000" w:sz="4"/>
@@ -4061,9 +5204,9 @@
             </w:tcBorders>
             <w:shd w:fill="E7E6E6" w:color="auto" w:val="clear"/>
             <w:tcMar>
-              <w:top w:type="dxa" w:w="60"/>
-              <w:left w:type="dxa" w:w="100"/>
-              <w:bottom w:type="dxa" w:w="60"/>
+              <w:top w:type="dxa" w:w="40"/>
+              <w:left w:type="dxa" w:w="100"/>
+              <w:bottom w:type="dxa" w:w="40"/>
               <w:right w:type="dxa" w:w="100"/>
             </w:tcMar>
             <w:vAlign w:val="center"/>
@@ -4078,8 +5221,8 @@
                 <w:rFonts w:ascii="Times New Roman" w:cs="Times New Roman" w:eastAsia="Times New Roman" w:hAnsi="Times New Roman"/>
                 <w:b/>
                 <w:bCs/>
-                <w:sz w:val="24"/>
-                <w:szCs w:val="24"/>
+                <w:sz w:val="22"/>
+                <w:szCs w:val="22"/>
               </w:rPr>
               <w:t xml:space="preserve">Stakeholder</w:t>
             </w:r>
@@ -4087,7 +5230,7 @@
         </w:tc>
         <w:tc>
           <w:tcPr>
-            <w:tcW w:type="dxa" w:w="2920"/>
+            <w:tcW w:type="dxa" w:w="3092"/>
             <w:tcBorders>
               <w:top w:val="single" w:color="000000" w:sz="4"/>
               <w:left w:val="single" w:color="000000" w:sz="4"/>
@@ -4096,9 +5239,9 @@
             </w:tcBorders>
             <w:shd w:fill="E7E6E6" w:color="auto" w:val="clear"/>
             <w:tcMar>
-              <w:top w:type="dxa" w:w="60"/>
-              <w:left w:type="dxa" w:w="100"/>
-              <w:bottom w:type="dxa" w:w="60"/>
+              <w:top w:type="dxa" w:w="40"/>
+              <w:left w:type="dxa" w:w="100"/>
+              <w:bottom w:type="dxa" w:w="40"/>
               <w:right w:type="dxa" w:w="100"/>
             </w:tcMar>
             <w:vAlign w:val="center"/>
@@ -4113,8 +5256,8 @@
                 <w:rFonts w:ascii="Times New Roman" w:cs="Times New Roman" w:eastAsia="Times New Roman" w:hAnsi="Times New Roman"/>
                 <w:b/>
                 <w:bCs/>
-                <w:sz w:val="24"/>
-                <w:szCs w:val="24"/>
+                <w:sz w:val="22"/>
+                <w:szCs w:val="22"/>
               </w:rPr>
               <w:t xml:space="preserve">Роль</w:t>
             </w:r>
@@ -4122,7 +5265,7 @@
         </w:tc>
         <w:tc>
           <w:tcPr>
-            <w:tcW w:type="dxa" w:w="4382"/>
+            <w:tcW w:type="dxa" w:w="4640"/>
             <w:tcBorders>
               <w:top w:val="single" w:color="000000" w:sz="4"/>
               <w:left w:val="single" w:color="000000" w:sz="4"/>
@@ -4131,9 +5274,9 @@
             </w:tcBorders>
             <w:shd w:fill="E7E6E6" w:color="auto" w:val="clear"/>
             <w:tcMar>
-              <w:top w:type="dxa" w:w="60"/>
-              <w:left w:type="dxa" w:w="100"/>
-              <w:bottom w:type="dxa" w:w="60"/>
+              <w:top w:type="dxa" w:w="40"/>
+              <w:left w:type="dxa" w:w="100"/>
+              <w:bottom w:type="dxa" w:w="40"/>
               <w:right w:type="dxa" w:w="100"/>
             </w:tcMar>
             <w:vAlign w:val="center"/>
@@ -4148,8 +5291,8 @@
                 <w:rFonts w:ascii="Times New Roman" w:cs="Times New Roman" w:eastAsia="Times New Roman" w:hAnsi="Times New Roman"/>
                 <w:b/>
                 <w:bCs/>
-                <w:sz w:val="24"/>
-                <w:szCs w:val="24"/>
+                <w:sz w:val="22"/>
+                <w:szCs w:val="22"/>
               </w:rPr>
               <w:t xml:space="preserve">Потребность</w:t>
             </w:r>
@@ -4162,17 +5305,17 @@
         </w:trPr>
         <w:tc>
           <w:tcPr>
-            <w:tcW w:type="dxa" w:w="2336"/>
-            <w:tcBorders>
-              <w:top w:val="single" w:color="000000" w:sz="4"/>
-              <w:left w:val="single" w:color="000000" w:sz="4"/>
-              <w:bottom w:val="single" w:color="000000" w:sz="4"/>
-              <w:right w:val="single" w:color="000000" w:sz="4"/>
-            </w:tcBorders>
-            <w:tcMar>
-              <w:top w:type="dxa" w:w="60"/>
-              <w:left w:type="dxa" w:w="100"/>
-              <w:bottom w:type="dxa" w:w="60"/>
+            <w:tcW w:type="dxa" w:w="2473"/>
+            <w:tcBorders>
+              <w:top w:val="single" w:color="000000" w:sz="4"/>
+              <w:left w:val="single" w:color="000000" w:sz="4"/>
+              <w:bottom w:val="single" w:color="000000" w:sz="4"/>
+              <w:right w:val="single" w:color="000000" w:sz="4"/>
+            </w:tcBorders>
+            <w:tcMar>
+              <w:top w:type="dxa" w:w="40"/>
+              <w:left w:type="dxa" w:w="100"/>
+              <w:bottom w:type="dxa" w:w="40"/>
               <w:right w:type="dxa" w:w="100"/>
             </w:tcMar>
             <w:vAlign w:val="center"/>
@@ -4187,8 +5330,8 @@
                 <w:rFonts w:ascii="Times New Roman" w:cs="Times New Roman" w:eastAsia="Times New Roman" w:hAnsi="Times New Roman"/>
                 <w:b w:val="false"/>
                 <w:bCs w:val="false"/>
-                <w:sz w:val="24"/>
-                <w:szCs w:val="24"/>
+                <w:sz w:val="22"/>
+                <w:szCs w:val="22"/>
               </w:rPr>
               <w:t xml:space="preserve">Читатель (основной пользователь)</w:t>
             </w:r>
@@ -4196,17 +5339,17 @@
         </w:tc>
         <w:tc>
           <w:tcPr>
-            <w:tcW w:type="dxa" w:w="2920"/>
-            <w:tcBorders>
-              <w:top w:val="single" w:color="000000" w:sz="4"/>
-              <w:left w:val="single" w:color="000000" w:sz="4"/>
-              <w:bottom w:val="single" w:color="000000" w:sz="4"/>
-              <w:right w:val="single" w:color="000000" w:sz="4"/>
-            </w:tcBorders>
-            <w:tcMar>
-              <w:top w:type="dxa" w:w="60"/>
-              <w:left w:type="dxa" w:w="100"/>
-              <w:bottom w:type="dxa" w:w="60"/>
+            <w:tcW w:type="dxa" w:w="3092"/>
+            <w:tcBorders>
+              <w:top w:val="single" w:color="000000" w:sz="4"/>
+              <w:left w:val="single" w:color="000000" w:sz="4"/>
+              <w:bottom w:val="single" w:color="000000" w:sz="4"/>
+              <w:right w:val="single" w:color="000000" w:sz="4"/>
+            </w:tcBorders>
+            <w:tcMar>
+              <w:top w:type="dxa" w:w="40"/>
+              <w:left w:type="dxa" w:w="100"/>
+              <w:bottom w:type="dxa" w:w="40"/>
               <w:right w:type="dxa" w:w="100"/>
             </w:tcMar>
             <w:vAlign w:val="center"/>
@@ -4221,8 +5364,8 @@
                 <w:rFonts w:ascii="Times New Roman" w:cs="Times New Roman" w:eastAsia="Times New Roman" w:hAnsi="Times New Roman"/>
                 <w:b w:val="false"/>
                 <w:bCs w:val="false"/>
-                <w:sz w:val="24"/>
-                <w:szCs w:val="24"/>
+                <w:sz w:val="22"/>
+                <w:szCs w:val="22"/>
               </w:rPr>
               <w:t xml:space="preserve">Ежедневно читает Библию по плану, ведёт личный дневник</w:t>
             </w:r>
@@ -4230,17 +5373,17 @@
         </w:tc>
         <w:tc>
           <w:tcPr>
-            <w:tcW w:type="dxa" w:w="4382"/>
-            <w:tcBorders>
-              <w:top w:val="single" w:color="000000" w:sz="4"/>
-              <w:left w:val="single" w:color="000000" w:sz="4"/>
-              <w:bottom w:val="single" w:color="000000" w:sz="4"/>
-              <w:right w:val="single" w:color="000000" w:sz="4"/>
-            </w:tcBorders>
-            <w:tcMar>
-              <w:top w:type="dxa" w:w="60"/>
-              <w:left w:type="dxa" w:w="100"/>
-              <w:bottom w:type="dxa" w:w="60"/>
+            <w:tcW w:type="dxa" w:w="4640"/>
+            <w:tcBorders>
+              <w:top w:val="single" w:color="000000" w:sz="4"/>
+              <w:left w:val="single" w:color="000000" w:sz="4"/>
+              <w:bottom w:val="single" w:color="000000" w:sz="4"/>
+              <w:right w:val="single" w:color="000000" w:sz="4"/>
+            </w:tcBorders>
+            <w:tcMar>
+              <w:top w:type="dxa" w:w="40"/>
+              <w:left w:type="dxa" w:w="100"/>
+              <w:bottom w:type="dxa" w:w="40"/>
               <w:right w:type="dxa" w:w="100"/>
             </w:tcMar>
             <w:vAlign w:val="center"/>
@@ -4255,8 +5398,8 @@
                 <w:rFonts w:ascii="Times New Roman" w:cs="Times New Roman" w:eastAsia="Times New Roman" w:hAnsi="Times New Roman"/>
                 <w:b w:val="false"/>
                 <w:bCs w:val="false"/>
-                <w:sz w:val="24"/>
-                <w:szCs w:val="24"/>
+                <w:sz w:val="22"/>
+                <w:szCs w:val="22"/>
               </w:rPr>
               <w:t xml:space="preserve">Видеть план на сегодня и свой прогресс, получать напоминания, быстро находить книгу, главу или стих, записывать размышления с привязкой к тексту</w:t>
             </w:r>
@@ -4269,17 +5412,17 @@
         </w:trPr>
         <w:tc>
           <w:tcPr>
-            <w:tcW w:type="dxa" w:w="2336"/>
-            <w:tcBorders>
-              <w:top w:val="single" w:color="000000" w:sz="4"/>
-              <w:left w:val="single" w:color="000000" w:sz="4"/>
-              <w:bottom w:val="single" w:color="000000" w:sz="4"/>
-              <w:right w:val="single" w:color="000000" w:sz="4"/>
-            </w:tcBorders>
-            <w:tcMar>
-              <w:top w:type="dxa" w:w="60"/>
-              <w:left w:type="dxa" w:w="100"/>
-              <w:bottom w:type="dxa" w:w="60"/>
+            <w:tcW w:type="dxa" w:w="2473"/>
+            <w:tcBorders>
+              <w:top w:val="single" w:color="000000" w:sz="4"/>
+              <w:left w:val="single" w:color="000000" w:sz="4"/>
+              <w:bottom w:val="single" w:color="000000" w:sz="4"/>
+              <w:right w:val="single" w:color="000000" w:sz="4"/>
+            </w:tcBorders>
+            <w:tcMar>
+              <w:top w:type="dxa" w:w="40"/>
+              <w:left w:type="dxa" w:w="100"/>
+              <w:bottom w:type="dxa" w:w="40"/>
               <w:right w:type="dxa" w:w="100"/>
             </w:tcMar>
             <w:vAlign w:val="center"/>
@@ -4294,8 +5437,8 @@
                 <w:rFonts w:ascii="Times New Roman" w:cs="Times New Roman" w:eastAsia="Times New Roman" w:hAnsi="Times New Roman"/>
                 <w:b w:val="false"/>
                 <w:bCs w:val="false"/>
-                <w:sz w:val="24"/>
-                <w:szCs w:val="24"/>
+                <w:sz w:val="22"/>
+                <w:szCs w:val="22"/>
               </w:rPr>
               <w:t xml:space="preserve">Участник малой группы</w:t>
             </w:r>
@@ -4303,17 +5446,17 @@
         </w:tc>
         <w:tc>
           <w:tcPr>
-            <w:tcW w:type="dxa" w:w="2920"/>
-            <w:tcBorders>
-              <w:top w:val="single" w:color="000000" w:sz="4"/>
-              <w:left w:val="single" w:color="000000" w:sz="4"/>
-              <w:bottom w:val="single" w:color="000000" w:sz="4"/>
-              <w:right w:val="single" w:color="000000" w:sz="4"/>
-            </w:tcBorders>
-            <w:tcMar>
-              <w:top w:type="dxa" w:w="60"/>
-              <w:left w:type="dxa" w:w="100"/>
-              <w:bottom w:type="dxa" w:w="60"/>
+            <w:tcW w:type="dxa" w:w="3092"/>
+            <w:tcBorders>
+              <w:top w:val="single" w:color="000000" w:sz="4"/>
+              <w:left w:val="single" w:color="000000" w:sz="4"/>
+              <w:bottom w:val="single" w:color="000000" w:sz="4"/>
+              <w:right w:val="single" w:color="000000" w:sz="4"/>
+            </w:tcBorders>
+            <w:tcMar>
+              <w:top w:type="dxa" w:w="40"/>
+              <w:left w:type="dxa" w:w="100"/>
+              <w:bottom w:type="dxa" w:w="40"/>
               <w:right w:type="dxa" w:w="100"/>
             </w:tcMar>
             <w:vAlign w:val="center"/>
@@ -4328,8 +5471,8 @@
                 <w:rFonts w:ascii="Times New Roman" w:cs="Times New Roman" w:eastAsia="Times New Roman" w:hAnsi="Times New Roman"/>
                 <w:b w:val="false"/>
                 <w:bCs w:val="false"/>
-                <w:sz w:val="24"/>
-                <w:szCs w:val="24"/>
+                <w:sz w:val="22"/>
+                <w:szCs w:val="22"/>
               </w:rPr>
               <w:t xml:space="preserve">Читает вместе с группой по общему плану, участвует в обсуждении</w:t>
             </w:r>
@@ -4337,17 +5480,17 @@
         </w:tc>
         <w:tc>
           <w:tcPr>
-            <w:tcW w:type="dxa" w:w="4382"/>
-            <w:tcBorders>
-              <w:top w:val="single" w:color="000000" w:sz="4"/>
-              <w:left w:val="single" w:color="000000" w:sz="4"/>
-              <w:bottom w:val="single" w:color="000000" w:sz="4"/>
-              <w:right w:val="single" w:color="000000" w:sz="4"/>
-            </w:tcBorders>
-            <w:tcMar>
-              <w:top w:type="dxa" w:w="60"/>
-              <w:left w:type="dxa" w:w="100"/>
-              <w:bottom w:type="dxa" w:w="60"/>
+            <w:tcW w:type="dxa" w:w="4640"/>
+            <w:tcBorders>
+              <w:top w:val="single" w:color="000000" w:sz="4"/>
+              <w:left w:val="single" w:color="000000" w:sz="4"/>
+              <w:bottom w:val="single" w:color="000000" w:sz="4"/>
+              <w:right w:val="single" w:color="000000" w:sz="4"/>
+            </w:tcBorders>
+            <w:tcMar>
+              <w:top w:type="dxa" w:w="40"/>
+              <w:left w:type="dxa" w:w="100"/>
+              <w:bottom w:type="dxa" w:w="40"/>
               <w:right w:type="dxa" w:w="100"/>
             </w:tcMar>
             <w:vAlign w:val="center"/>
@@ -4362,8 +5505,8 @@
                 <w:rFonts w:ascii="Times New Roman" w:cs="Times New Roman" w:eastAsia="Times New Roman" w:hAnsi="Times New Roman"/>
                 <w:b w:val="false"/>
                 <w:bCs w:val="false"/>
-                <w:sz w:val="24"/>
-                <w:szCs w:val="24"/>
+                <w:sz w:val="22"/>
+                <w:szCs w:val="22"/>
               </w:rPr>
               <w:t xml:space="preserve">Видеть общий план и прогресс группы, делиться мыслями и комментировать записи других, не теряя обсуждение в потоке сообщений</w:t>
             </w:r>
@@ -4376,17 +5519,17 @@
         </w:trPr>
         <w:tc>
           <w:tcPr>
-            <w:tcW w:type="dxa" w:w="2336"/>
-            <w:tcBorders>
-              <w:top w:val="single" w:color="000000" w:sz="4"/>
-              <w:left w:val="single" w:color="000000" w:sz="4"/>
-              <w:bottom w:val="single" w:color="000000" w:sz="4"/>
-              <w:right w:val="single" w:color="000000" w:sz="4"/>
-            </w:tcBorders>
-            <w:tcMar>
-              <w:top w:type="dxa" w:w="60"/>
-              <w:left w:type="dxa" w:w="100"/>
-              <w:bottom w:type="dxa" w:w="60"/>
+            <w:tcW w:type="dxa" w:w="2473"/>
+            <w:tcBorders>
+              <w:top w:val="single" w:color="000000" w:sz="4"/>
+              <w:left w:val="single" w:color="000000" w:sz="4"/>
+              <w:bottom w:val="single" w:color="000000" w:sz="4"/>
+              <w:right w:val="single" w:color="000000" w:sz="4"/>
+            </w:tcBorders>
+            <w:tcMar>
+              <w:top w:type="dxa" w:w="40"/>
+              <w:left w:type="dxa" w:w="100"/>
+              <w:bottom w:type="dxa" w:w="40"/>
               <w:right w:type="dxa" w:w="100"/>
             </w:tcMar>
             <w:vAlign w:val="center"/>
@@ -4401,8 +5544,8 @@
                 <w:rFonts w:ascii="Times New Roman" w:cs="Times New Roman" w:eastAsia="Times New Roman" w:hAnsi="Times New Roman"/>
                 <w:b w:val="false"/>
                 <w:bCs w:val="false"/>
-                <w:sz w:val="24"/>
-                <w:szCs w:val="24"/>
+                <w:sz w:val="22"/>
+                <w:szCs w:val="22"/>
               </w:rPr>
               <w:t xml:space="preserve">Лидер группы / служитель</w:t>
             </w:r>
@@ -4410,17 +5553,17 @@
         </w:tc>
         <w:tc>
           <w:tcPr>
-            <w:tcW w:type="dxa" w:w="2920"/>
-            <w:tcBorders>
-              <w:top w:val="single" w:color="000000" w:sz="4"/>
-              <w:left w:val="single" w:color="000000" w:sz="4"/>
-              <w:bottom w:val="single" w:color="000000" w:sz="4"/>
-              <w:right w:val="single" w:color="000000" w:sz="4"/>
-            </w:tcBorders>
-            <w:tcMar>
-              <w:top w:type="dxa" w:w="60"/>
-              <w:left w:type="dxa" w:w="100"/>
-              <w:bottom w:type="dxa" w:w="60"/>
+            <w:tcW w:type="dxa" w:w="3092"/>
+            <w:tcBorders>
+              <w:top w:val="single" w:color="000000" w:sz="4"/>
+              <w:left w:val="single" w:color="000000" w:sz="4"/>
+              <w:bottom w:val="single" w:color="000000" w:sz="4"/>
+              <w:right w:val="single" w:color="000000" w:sz="4"/>
+            </w:tcBorders>
+            <w:tcMar>
+              <w:top w:type="dxa" w:w="40"/>
+              <w:left w:type="dxa" w:w="100"/>
+              <w:bottom w:type="dxa" w:w="40"/>
               <w:right w:type="dxa" w:w="100"/>
             </w:tcMar>
             <w:vAlign w:val="center"/>
@@ -4435,8 +5578,8 @@
                 <w:rFonts w:ascii="Times New Roman" w:cs="Times New Roman" w:eastAsia="Times New Roman" w:hAnsi="Times New Roman"/>
                 <w:b w:val="false"/>
                 <w:bCs w:val="false"/>
-                <w:sz w:val="24"/>
-                <w:szCs w:val="24"/>
+                <w:sz w:val="22"/>
+                <w:szCs w:val="22"/>
               </w:rPr>
               <w:t xml:space="preserve">Создаёт группу, выбирает план, сопровождает участников</w:t>
             </w:r>
@@ -4444,17 +5587,17 @@
         </w:tc>
         <w:tc>
           <w:tcPr>
-            <w:tcW w:type="dxa" w:w="4382"/>
-            <w:tcBorders>
-              <w:top w:val="single" w:color="000000" w:sz="4"/>
-              <w:left w:val="single" w:color="000000" w:sz="4"/>
-              <w:bottom w:val="single" w:color="000000" w:sz="4"/>
-              <w:right w:val="single" w:color="000000" w:sz="4"/>
-            </w:tcBorders>
-            <w:tcMar>
-              <w:top w:type="dxa" w:w="60"/>
-              <w:left w:type="dxa" w:w="100"/>
-              <w:bottom w:type="dxa" w:w="60"/>
+            <w:tcW w:type="dxa" w:w="4640"/>
+            <w:tcBorders>
+              <w:top w:val="single" w:color="000000" w:sz="4"/>
+              <w:left w:val="single" w:color="000000" w:sz="4"/>
+              <w:bottom w:val="single" w:color="000000" w:sz="4"/>
+              <w:right w:val="single" w:color="000000" w:sz="4"/>
+            </w:tcBorders>
+            <w:tcMar>
+              <w:top w:type="dxa" w:w="40"/>
+              <w:left w:type="dxa" w:w="100"/>
+              <w:bottom w:type="dxa" w:w="40"/>
               <w:right w:type="dxa" w:w="100"/>
             </w:tcMar>
             <w:vAlign w:val="center"/>
@@ -4469,8 +5612,8 @@
                 <w:rFonts w:ascii="Times New Roman" w:cs="Times New Roman" w:eastAsia="Times New Roman" w:hAnsi="Times New Roman"/>
                 <w:b w:val="false"/>
                 <w:bCs w:val="false"/>
-                <w:sz w:val="24"/>
-                <w:szCs w:val="24"/>
+                <w:sz w:val="22"/>
+                <w:szCs w:val="22"/>
               </w:rPr>
               <w:t xml:space="preserve">Видеть, кто из участников прочитал главу дня, а кто отстаёт; публиковать вопросы и объявления для группы без ручного сбора отчётов</w:t>
             </w:r>
@@ -4483,17 +5626,17 @@
         </w:trPr>
         <w:tc>
           <w:tcPr>
-            <w:tcW w:type="dxa" w:w="2336"/>
-            <w:tcBorders>
-              <w:top w:val="single" w:color="000000" w:sz="4"/>
-              <w:left w:val="single" w:color="000000" w:sz="4"/>
-              <w:bottom w:val="single" w:color="000000" w:sz="4"/>
-              <w:right w:val="single" w:color="000000" w:sz="4"/>
-            </w:tcBorders>
-            <w:tcMar>
-              <w:top w:type="dxa" w:w="60"/>
-              <w:left w:type="dxa" w:w="100"/>
-              <w:bottom w:type="dxa" w:w="60"/>
+            <w:tcW w:type="dxa" w:w="2473"/>
+            <w:tcBorders>
+              <w:top w:val="single" w:color="000000" w:sz="4"/>
+              <w:left w:val="single" w:color="000000" w:sz="4"/>
+              <w:bottom w:val="single" w:color="000000" w:sz="4"/>
+              <w:right w:val="single" w:color="000000" w:sz="4"/>
+            </w:tcBorders>
+            <w:tcMar>
+              <w:top w:type="dxa" w:w="40"/>
+              <w:left w:type="dxa" w:w="100"/>
+              <w:bottom w:type="dxa" w:w="40"/>
               <w:right w:type="dxa" w:w="100"/>
             </w:tcMar>
             <w:vAlign w:val="center"/>
@@ -4508,8 +5651,8 @@
                 <w:rFonts w:ascii="Times New Roman" w:cs="Times New Roman" w:eastAsia="Times New Roman" w:hAnsi="Times New Roman"/>
                 <w:b w:val="false"/>
                 <w:bCs w:val="false"/>
-                <w:sz w:val="24"/>
-                <w:szCs w:val="24"/>
+                <w:sz w:val="22"/>
+                <w:szCs w:val="22"/>
               </w:rPr>
               <w:t xml:space="preserve">Начинающий читатель</w:t>
             </w:r>
@@ -4517,17 +5660,17 @@
         </w:tc>
         <w:tc>
           <w:tcPr>
-            <w:tcW w:type="dxa" w:w="2920"/>
-            <w:tcBorders>
-              <w:top w:val="single" w:color="000000" w:sz="4"/>
-              <w:left w:val="single" w:color="000000" w:sz="4"/>
-              <w:bottom w:val="single" w:color="000000" w:sz="4"/>
-              <w:right w:val="single" w:color="000000" w:sz="4"/>
-            </w:tcBorders>
-            <w:tcMar>
-              <w:top w:type="dxa" w:w="60"/>
-              <w:left w:type="dxa" w:w="100"/>
-              <w:bottom w:type="dxa" w:w="60"/>
+            <w:tcW w:type="dxa" w:w="3092"/>
+            <w:tcBorders>
+              <w:top w:val="single" w:color="000000" w:sz="4"/>
+              <w:left w:val="single" w:color="000000" w:sz="4"/>
+              <w:bottom w:val="single" w:color="000000" w:sz="4"/>
+              <w:right w:val="single" w:color="000000" w:sz="4"/>
+            </w:tcBorders>
+            <w:tcMar>
+              <w:top w:type="dxa" w:w="40"/>
+              <w:left w:type="dxa" w:w="100"/>
+              <w:bottom w:type="dxa" w:w="40"/>
               <w:right w:type="dxa" w:w="100"/>
             </w:tcMar>
             <w:vAlign w:val="center"/>
@@ -4542,8 +5685,8 @@
                 <w:rFonts w:ascii="Times New Roman" w:cs="Times New Roman" w:eastAsia="Times New Roman" w:hAnsi="Times New Roman"/>
                 <w:b w:val="false"/>
                 <w:bCs w:val="false"/>
-                <w:sz w:val="24"/>
-                <w:szCs w:val="24"/>
+                <w:sz w:val="22"/>
+                <w:szCs w:val="22"/>
               </w:rPr>
               <w:t xml:space="preserve">Впервые знакомится с Библией</w:t>
             </w:r>
@@ -4551,17 +5694,17 @@
         </w:tc>
         <w:tc>
           <w:tcPr>
-            <w:tcW w:type="dxa" w:w="4382"/>
-            <w:tcBorders>
-              <w:top w:val="single" w:color="000000" w:sz="4"/>
-              <w:left w:val="single" w:color="000000" w:sz="4"/>
-              <w:bottom w:val="single" w:color="000000" w:sz="4"/>
-              <w:right w:val="single" w:color="000000" w:sz="4"/>
-            </w:tcBorders>
-            <w:tcMar>
-              <w:top w:type="dxa" w:w="60"/>
-              <w:left w:type="dxa" w:w="100"/>
-              <w:bottom w:type="dxa" w:w="60"/>
+            <w:tcW w:type="dxa" w:w="4640"/>
+            <w:tcBorders>
+              <w:top w:val="single" w:color="000000" w:sz="4"/>
+              <w:left w:val="single" w:color="000000" w:sz="4"/>
+              <w:bottom w:val="single" w:color="000000" w:sz="4"/>
+              <w:right w:val="single" w:color="000000" w:sz="4"/>
+            </w:tcBorders>
+            <w:tcMar>
+              <w:top w:type="dxa" w:w="40"/>
+              <w:left w:type="dxa" w:w="100"/>
+              <w:bottom w:type="dxa" w:w="40"/>
               <w:right w:type="dxa" w:w="100"/>
             </w:tcMar>
             <w:vAlign w:val="center"/>
@@ -4576,8 +5719,8 @@
                 <w:rFonts w:ascii="Times New Roman" w:cs="Times New Roman" w:eastAsia="Times New Roman" w:hAnsi="Times New Roman"/>
                 <w:b w:val="false"/>
                 <w:bCs w:val="false"/>
-                <w:sz w:val="24"/>
-                <w:szCs w:val="24"/>
+                <w:sz w:val="22"/>
+                <w:szCs w:val="22"/>
               </w:rPr>
               <w:t xml:space="preserve">Получить понятный план с небольшими ежедневными порциями и простой навигацией по книгам, не разбираясь в структуре Писания заранее</w:t>
             </w:r>
@@ -4590,17 +5733,17 @@
         </w:trPr>
         <w:tc>
           <w:tcPr>
-            <w:tcW w:type="dxa" w:w="2336"/>
-            <w:tcBorders>
-              <w:top w:val="single" w:color="000000" w:sz="4"/>
-              <w:left w:val="single" w:color="000000" w:sz="4"/>
-              <w:bottom w:val="single" w:color="000000" w:sz="4"/>
-              <w:right w:val="single" w:color="000000" w:sz="4"/>
-            </w:tcBorders>
-            <w:tcMar>
-              <w:top w:type="dxa" w:w="60"/>
-              <w:left w:type="dxa" w:w="100"/>
-              <w:bottom w:type="dxa" w:w="60"/>
+            <w:tcW w:type="dxa" w:w="2473"/>
+            <w:tcBorders>
+              <w:top w:val="single" w:color="000000" w:sz="4"/>
+              <w:left w:val="single" w:color="000000" w:sz="4"/>
+              <w:bottom w:val="single" w:color="000000" w:sz="4"/>
+              <w:right w:val="single" w:color="000000" w:sz="4"/>
+            </w:tcBorders>
+            <w:tcMar>
+              <w:top w:type="dxa" w:w="40"/>
+              <w:left w:type="dxa" w:w="100"/>
+              <w:bottom w:type="dxa" w:w="40"/>
               <w:right w:type="dxa" w:w="100"/>
             </w:tcMar>
             <w:vAlign w:val="center"/>
@@ -4615,8 +5758,8 @@
                 <w:rFonts w:ascii="Times New Roman" w:cs="Times New Roman" w:eastAsia="Times New Roman" w:hAnsi="Times New Roman"/>
                 <w:b w:val="false"/>
                 <w:bCs w:val="false"/>
-                <w:sz w:val="24"/>
-                <w:szCs w:val="24"/>
+                <w:sz w:val="22"/>
+                <w:szCs w:val="22"/>
               </w:rPr>
               <w:t xml:space="preserve">Модератор сообщества</w:t>
             </w:r>
@@ -4624,17 +5767,17 @@
         </w:tc>
         <w:tc>
           <w:tcPr>
-            <w:tcW w:type="dxa" w:w="2920"/>
-            <w:tcBorders>
-              <w:top w:val="single" w:color="000000" w:sz="4"/>
-              <w:left w:val="single" w:color="000000" w:sz="4"/>
-              <w:bottom w:val="single" w:color="000000" w:sz="4"/>
-              <w:right w:val="single" w:color="000000" w:sz="4"/>
-            </w:tcBorders>
-            <w:tcMar>
-              <w:top w:type="dxa" w:w="60"/>
-              <w:left w:type="dxa" w:w="100"/>
-              <w:bottom w:type="dxa" w:w="60"/>
+            <w:tcW w:type="dxa" w:w="3092"/>
+            <w:tcBorders>
+              <w:top w:val="single" w:color="000000" w:sz="4"/>
+              <w:left w:val="single" w:color="000000" w:sz="4"/>
+              <w:bottom w:val="single" w:color="000000" w:sz="4"/>
+              <w:right w:val="single" w:color="000000" w:sz="4"/>
+            </w:tcBorders>
+            <w:tcMar>
+              <w:top w:type="dxa" w:w="40"/>
+              <w:left w:type="dxa" w:w="100"/>
+              <w:bottom w:type="dxa" w:w="40"/>
               <w:right w:type="dxa" w:w="100"/>
             </w:tcMar>
             <w:vAlign w:val="center"/>
@@ -4649,8 +5792,8 @@
                 <w:rFonts w:ascii="Times New Roman" w:cs="Times New Roman" w:eastAsia="Times New Roman" w:hAnsi="Times New Roman"/>
                 <w:b w:val="false"/>
                 <w:bCs w:val="false"/>
-                <w:sz w:val="24"/>
-                <w:szCs w:val="24"/>
+                <w:sz w:val="22"/>
+                <w:szCs w:val="22"/>
               </w:rPr>
               <w:t xml:space="preserve">Следит за содержимым публикаций и комментариев</w:t>
             </w:r>
@@ -4658,17 +5801,17 @@
         </w:tc>
         <w:tc>
           <w:tcPr>
-            <w:tcW w:type="dxa" w:w="4382"/>
-            <w:tcBorders>
-              <w:top w:val="single" w:color="000000" w:sz="4"/>
-              <w:left w:val="single" w:color="000000" w:sz="4"/>
-              <w:bottom w:val="single" w:color="000000" w:sz="4"/>
-              <w:right w:val="single" w:color="000000" w:sz="4"/>
-            </w:tcBorders>
-            <w:tcMar>
-              <w:top w:type="dxa" w:w="60"/>
-              <w:left w:type="dxa" w:w="100"/>
-              <w:bottom w:type="dxa" w:w="60"/>
+            <w:tcW w:type="dxa" w:w="4640"/>
+            <w:tcBorders>
+              <w:top w:val="single" w:color="000000" w:sz="4"/>
+              <w:left w:val="single" w:color="000000" w:sz="4"/>
+              <w:bottom w:val="single" w:color="000000" w:sz="4"/>
+              <w:right w:val="single" w:color="000000" w:sz="4"/>
+            </w:tcBorders>
+            <w:tcMar>
+              <w:top w:type="dxa" w:w="40"/>
+              <w:left w:type="dxa" w:w="100"/>
+              <w:bottom w:type="dxa" w:w="40"/>
               <w:right w:type="dxa" w:w="100"/>
             </w:tcMar>
             <w:vAlign w:val="center"/>
@@ -4683,8 +5826,8 @@
                 <w:rFonts w:ascii="Times New Roman" w:cs="Times New Roman" w:eastAsia="Times New Roman" w:hAnsi="Times New Roman"/>
                 <w:b w:val="false"/>
                 <w:bCs w:val="false"/>
-                <w:sz w:val="24"/>
-                <w:szCs w:val="24"/>
+                <w:sz w:val="22"/>
+                <w:szCs w:val="22"/>
               </w:rPr>
               <w:t xml:space="preserve">Получать жалобы на публикации, скрывать или удалять неуместный контент, поддерживать доброжелательную атмосферу сообщества</w:t>
             </w:r>
@@ -4696,18 +5839,38 @@
       <w:pPr>
         <w:pStyle w:val="Heading1"/>
         <w:keepNext/>
-        <w:spacing w:after="120" w:before="240" w:line="360"/>
-        <w:ind w:firstLine="709"/>
+        <w:pageBreakBefore/>
+        <w:spacing w:after="240" w:before="0" w:line="240"/>
+        <w:jc w:val="center"/>
       </w:pPr>
       <w:r>
         <w:rPr>
           <w:rFonts w:ascii="Times New Roman" w:cs="Times New Roman" w:eastAsia="Times New Roman" w:hAnsi="Times New Roman"/>
           <w:b/>
           <w:bCs/>
-          <w:sz w:val="28"/>
-          <w:szCs w:val="28"/>
-        </w:rPr>
-        <w:t xml:space="preserve">7. Problem Statement</w:t>
+          <w:sz w:val="26"/>
+          <w:szCs w:val="26"/>
+        </w:rPr>
+        <w:t xml:space="preserve">3 ПОСТАНОВКА ПРОБЛЕМЫ И ЦЕЛИ ПРОЕКТА</w:t>
+      </w:r>
+    </w:p>
+    <w:p>
+      <w:pPr>
+        <w:pStyle w:val="Heading2"/>
+        <w:keepNext/>
+        <w:spacing w:after="120" w:before="240" w:line="240"/>
+        <w:ind w:firstLine="709"/>
+        <w:jc w:val="left"/>
+      </w:pPr>
+      <w:r>
+        <w:rPr>
+          <w:rFonts w:ascii="Times New Roman" w:cs="Times New Roman" w:eastAsia="Times New Roman" w:hAnsi="Times New Roman"/>
+          <w:b/>
+          <w:bCs/>
+          <w:sz w:val="24"/>
+          <w:szCs w:val="24"/>
+        </w:rPr>
+        <w:t xml:space="preserve">3.1 Problem Statement</w:t>
       </w:r>
     </w:p>
     <w:p>
@@ -4719,28 +5882,29 @@
       <w:r>
         <w:rPr>
           <w:rFonts w:ascii="Times New Roman" w:cs="Times New Roman" w:eastAsia="Times New Roman" w:hAnsi="Times New Roman"/>
-          <w:sz w:val="28"/>
-          <w:szCs w:val="28"/>
+          <w:sz w:val="24"/>
+          <w:szCs w:val="24"/>
         </w:rPr>
         <w:t xml:space="preserve">В настоящее время христиане, читающие Библию самостоятельно и в малых группах, выполняют регулярное чтение по плану с использованием набора разрозненных средств — печатной Библии или отдельного приложения, распечатанных планов, тетрадей и заметок, а также групповых чатов в мессенджерах. Это приводит к тому, что план, текст, личные записи и общение группы не связаны между собой, прогресс чтения не фиксируется и не виден ни читателю, ни лидеру группы, а размышления и обсуждения теряются. Вследствие этого читатели пропускают дни и бросают планы, лидеры тратят время на ручной сбор отчётов, а личный духовный опыт не накапливается. Необходимо обеспечить единое пространство, в котором чтение по плану, учёт прогресса, личные записи и совместное обсуждение связаны между собой и поддерживают регулярность чтения.</w:t>
       </w:r>
     </w:p>
     <w:p>
       <w:pPr>
-        <w:pStyle w:val="Heading1"/>
+        <w:pStyle w:val="Heading2"/>
         <w:keepNext/>
-        <w:spacing w:after="120" w:before="240" w:line="360"/>
+        <w:spacing w:after="120" w:before="240" w:line="240"/>
         <w:ind w:firstLine="709"/>
+        <w:jc w:val="left"/>
       </w:pPr>
       <w:r>
         <w:rPr>
           <w:rFonts w:ascii="Times New Roman" w:cs="Times New Roman" w:eastAsia="Times New Roman" w:hAnsi="Times New Roman"/>
           <w:b/>
           <w:bCs/>
-          <w:sz w:val="28"/>
-          <w:szCs w:val="28"/>
-        </w:rPr>
-        <w:t xml:space="preserve">8. Цель проекта</w:t>
+          <w:sz w:val="24"/>
+          <w:szCs w:val="24"/>
+        </w:rPr>
+        <w:t xml:space="preserve">3.2 Цель проекта</w:t>
       </w:r>
     </w:p>
     <w:p>
@@ -4752,8 +5916,8 @@
       <w:r>
         <w:rPr>
           <w:rFonts w:ascii="Times New Roman" w:cs="Times New Roman" w:eastAsia="Times New Roman" w:hAnsi="Times New Roman"/>
-          <w:sz w:val="28"/>
-          <w:szCs w:val="28"/>
+          <w:sz w:val="24"/>
+          <w:szCs w:val="24"/>
         </w:rPr>
         <w:t xml:space="preserve">Целью проекта является повышение регулярности и осмысленности личного и совместного чтения Библии посредством объединения в одном мобильном приложении текста Писания, планов чтения с автоматическим учётом прогресса и напоминаниями, личного дневника с привязкой записей к стихам и групп совместного чтения, в которых прогресс и обсуждение доступны всем участникам.</w:t>
       </w:r>
@@ -4767,119 +5931,10 @@
       <w:r>
         <w:rPr>
           <w:rFonts w:ascii="Times New Roman" w:cs="Times New Roman" w:eastAsia="Times New Roman" w:hAnsi="Times New Roman"/>
-          <w:b/>
-          <w:bCs/>
-          <w:sz w:val="28"/>
-          <w:szCs w:val="28"/>
-        </w:rPr>
-        <w:t xml:space="preserve">Проблема</w:t>
-      </w:r>
-      <w:r>
-        <w:rPr>
-          <w:rFonts w:ascii="Times New Roman" w:cs="Times New Roman" w:eastAsia="Times New Roman" w:hAnsi="Times New Roman"/>
-          <w:sz w:val="28"/>
-          <w:szCs w:val="28"/>
-        </w:rPr>
-        <w:t xml:space="preserve"> — регулярность чтения нарушается, а записи и обсуждения теряются из-за разрозненных средств. </w:t>
-      </w:r>
-      <w:r>
-        <w:rPr>
-          <w:rFonts w:ascii="Times New Roman" w:cs="Times New Roman" w:eastAsia="Times New Roman" w:hAnsi="Times New Roman"/>
-          <w:b/>
-          <w:bCs/>
-          <w:sz w:val="28"/>
-          <w:szCs w:val="28"/>
-        </w:rPr>
-        <w:t xml:space="preserve">Цель</w:t>
-      </w:r>
-      <w:r>
-        <w:rPr>
-          <w:rFonts w:ascii="Times New Roman" w:cs="Times New Roman" w:eastAsia="Times New Roman" w:hAnsi="Times New Roman"/>
-          <w:sz w:val="28"/>
-          <w:szCs w:val="28"/>
-        </w:rPr>
-        <w:t xml:space="preserve"> — регулярное и осмысленное чтение с видимым прогрессом и сохраняемым опытом. </w:t>
-      </w:r>
-      <w:r>
-        <w:rPr>
-          <w:rFonts w:ascii="Times New Roman" w:cs="Times New Roman" w:eastAsia="Times New Roman" w:hAnsi="Times New Roman"/>
-          <w:b/>
-          <w:bCs/>
-          <w:sz w:val="28"/>
-          <w:szCs w:val="28"/>
-        </w:rPr>
-        <w:t xml:space="preserve">Программный продукт</w:t>
-      </w:r>
-      <w:r>
-        <w:rPr>
-          <w:rFonts w:ascii="Times New Roman" w:cs="Times New Roman" w:eastAsia="Times New Roman" w:hAnsi="Times New Roman"/>
-          <w:sz w:val="28"/>
-          <w:szCs w:val="28"/>
-        </w:rPr>
-        <w:t xml:space="preserve"> — мобильное приложение Bibly как средство достижения цели.</w:t>
-      </w:r>
-    </w:p>
-    <w:p>
-      <w:pPr>
-        <w:pStyle w:val="Heading1"/>
-        <w:keepNext/>
-        <w:spacing w:after="120" w:before="240" w:line="360"/>
-        <w:ind w:firstLine="709"/>
-      </w:pPr>
-      <w:r>
-        <w:rPr>
-          <w:rFonts w:ascii="Times New Roman" w:cs="Times New Roman" w:eastAsia="Times New Roman" w:hAnsi="Times New Roman"/>
-          <w:b/>
-          <w:bCs/>
-          <w:sz w:val="28"/>
-          <w:szCs w:val="28"/>
-        </w:rPr>
-        <w:t xml:space="preserve">9. Предварительное описание TO-BE</w:t>
-      </w:r>
-    </w:p>
-    <w:p>
-      <w:pPr>
-        <w:spacing w:after="0" w:before="0" w:line="360"/>
-        <w:ind w:firstLine="709"/>
-        <w:jc w:val="both"/>
-      </w:pPr>
-      <w:r>
-        <w:rPr>
-          <w:rFonts w:ascii="Times New Roman" w:cs="Times New Roman" w:eastAsia="Times New Roman" w:hAnsi="Times New Roman"/>
-          <w:sz w:val="28"/>
-          <w:szCs w:val="28"/>
-        </w:rPr>
-        <w:t xml:space="preserve">После внедрения приложения читатель регистрируется и выбирает план чтения — личный или общий для группы. Каждый день на экране «Мой день» он видит главу дня и свой прогресс, а в выбранное время получает напоминание. Глава открывается прямо из плана; после чтения отметка о прочтении ставится автоматически, и прогресс плана обновляется.</w:t>
-      </w:r>
-    </w:p>
-    <w:p>
-      <w:pPr>
-        <w:spacing w:after="0" w:before="0" w:line="360"/>
-        <w:ind w:firstLine="709"/>
-        <w:jc w:val="both"/>
-      </w:pPr>
-      <w:r>
-        <w:rPr>
-          <w:rFonts w:ascii="Times New Roman" w:cs="Times New Roman" w:eastAsia="Times New Roman" w:hAnsi="Times New Roman"/>
-          <w:sz w:val="28"/>
-          <w:szCs w:val="28"/>
-        </w:rPr>
-        <w:t xml:space="preserve">Размышления записываются в дневник сразу во время чтения и привязываются к стиху, поэтому их можно найти по месту Писания или по дате. Сугубо личные записи сохраняются в отдельном разделе, защищённом паролем. В группе совместного чтения участники видят общий план и прогресс друг друга, публикуют мысли и комментируют их, а лидер видит, кто отстаёт, и публикует вопрос дня — без ручного сбора отчётов в мессенджере.</w:t>
-      </w:r>
-    </w:p>
-    <w:p>
-      <w:pPr>
-        <w:spacing w:after="0" w:before="0" w:line="360"/>
-        <w:ind w:firstLine="709"/>
-        <w:jc w:val="both"/>
-      </w:pPr>
-      <w:r>
-        <w:rPr>
-          <w:rFonts w:ascii="Times New Roman" w:cs="Times New Roman" w:eastAsia="Times New Roman" w:hAnsi="Times New Roman"/>
-          <w:sz w:val="28"/>
-          <w:szCs w:val="28"/>
-        </w:rPr>
-        <w:t xml:space="preserve">Основные изменения по сравнению с AS-IS:</w:t>
+          <w:sz w:val="24"/>
+          <w:szCs w:val="24"/>
+        </w:rPr>
+        <w:t xml:space="preserve">Проблема, цель и программный продукт при этом различаются следующим образом:</w:t>
       </w:r>
     </w:p>
     <w:p>
@@ -4897,18 +5952,18 @@
           <w:rFonts w:ascii="Times New Roman" w:cs="Times New Roman" w:eastAsia="Times New Roman" w:hAnsi="Times New Roman"/>
           <w:b/>
           <w:bCs/>
-          <w:sz w:val="28"/>
-          <w:szCs w:val="28"/>
-        </w:rPr>
-        <w:t xml:space="preserve">AS-IS: </w:t>
-      </w:r>
-      <w:r>
-        <w:rPr>
-          <w:rFonts w:ascii="Times New Roman" w:cs="Times New Roman" w:eastAsia="Times New Roman" w:hAnsi="Times New Roman"/>
-          <w:sz w:val="28"/>
-          <w:szCs w:val="28"/>
-        </w:rPr>
-        <w:t xml:space="preserve">план на бумаге → чтение в отдельном источнике → ручная отметка → запись в тетрадь → отчёт в чат → ручной сбор отчётов лидером.</w:t>
+          <w:sz w:val="24"/>
+          <w:szCs w:val="24"/>
+        </w:rPr>
+        <w:t xml:space="preserve">проблема</w:t>
+      </w:r>
+      <w:r>
+        <w:rPr>
+          <w:rFonts w:ascii="Times New Roman" w:cs="Times New Roman" w:eastAsia="Times New Roman" w:hAnsi="Times New Roman"/>
+          <w:sz w:val="24"/>
+          <w:szCs w:val="24"/>
+        </w:rPr>
+        <w:t xml:space="preserve"> — регулярность чтения нарушается, а записи и обсуждения теряются из-за разрозненных средств;</w:t>
       </w:r>
     </w:p>
     <w:p>
@@ -4926,18 +5981,66 @@
           <w:rFonts w:ascii="Times New Roman" w:cs="Times New Roman" w:eastAsia="Times New Roman" w:hAnsi="Times New Roman"/>
           <w:b/>
           <w:bCs/>
-          <w:sz w:val="28"/>
-          <w:szCs w:val="28"/>
-        </w:rPr>
-        <w:t xml:space="preserve">TO-BE: </w:t>
-      </w:r>
-      <w:r>
-        <w:rPr>
-          <w:rFonts w:ascii="Times New Roman" w:cs="Times New Roman" w:eastAsia="Times New Roman" w:hAnsi="Times New Roman"/>
-          <w:sz w:val="28"/>
-          <w:szCs w:val="28"/>
-        </w:rPr>
-        <w:t xml:space="preserve">выбор плана в приложении → глава дня и напоминание → чтение в приложении → автоматическая отметка → запись с привязкой к стиху → прогресс и обсуждение видны группе.</w:t>
+          <w:sz w:val="24"/>
+          <w:szCs w:val="24"/>
+        </w:rPr>
+        <w:t xml:space="preserve">цель</w:t>
+      </w:r>
+      <w:r>
+        <w:rPr>
+          <w:rFonts w:ascii="Times New Roman" w:cs="Times New Roman" w:eastAsia="Times New Roman" w:hAnsi="Times New Roman"/>
+          <w:sz w:val="24"/>
+          <w:szCs w:val="24"/>
+        </w:rPr>
+        <w:t xml:space="preserve"> — регулярное и осмысленное чтение с видимым прогрессом и сохраняемым опытом;</w:t>
+      </w:r>
+    </w:p>
+    <w:p>
+      <w:pPr>
+        <w:pStyle w:val="ListParagraph"/>
+        <w:numPr>
+          <w:ilvl w:val="0"/>
+          <w:numId w:val="2"/>
+        </w:numPr>
+        <w:spacing w:line="360"/>
+        <w:jc w:val="both"/>
+      </w:pPr>
+      <w:r>
+        <w:rPr>
+          <w:rFonts w:ascii="Times New Roman" w:cs="Times New Roman" w:eastAsia="Times New Roman" w:hAnsi="Times New Roman"/>
+          <w:b/>
+          <w:bCs/>
+          <w:sz w:val="24"/>
+          <w:szCs w:val="24"/>
+        </w:rPr>
+        <w:t xml:space="preserve">программный продукт</w:t>
+      </w:r>
+      <w:r>
+        <w:rPr>
+          <w:rFonts w:ascii="Times New Roman" w:cs="Times New Roman" w:eastAsia="Times New Roman" w:hAnsi="Times New Roman"/>
+          <w:sz w:val="24"/>
+          <w:szCs w:val="24"/>
+        </w:rPr>
+        <w:t xml:space="preserve"> — мобильное приложение Bibly как средство достижения цели.</w:t>
+      </w:r>
+    </w:p>
+    <w:p>
+      <w:pPr>
+        <w:pStyle w:val="Heading2"/>
+        <w:keepNext/>
+        <w:spacing w:after="120" w:before="240" w:line="240"/>
+        <w:ind w:firstLine="709"/>
+        <w:jc w:val="left"/>
+      </w:pPr>
+      <w:r>
+        <w:rPr>
+          <w:rFonts w:ascii="Times New Roman" w:cs="Times New Roman" w:eastAsia="Times New Roman" w:hAnsi="Times New Roman"/>
+          <w:b/>
+          <w:bCs/>
+          <w:sz w:val="24"/>
+          <w:szCs w:val="24"/>
+        </w:rPr>
+        <w:t xml:space="preserve">3.3 Предварительное описание TO-BE</w:t>
       </w:r>
     </w:p>
     <w:p>
@@ -4949,21 +6052,118 @@
       <w:r>
         <w:rPr>
           <w:rFonts w:ascii="Times New Roman" w:cs="Times New Roman" w:eastAsia="Times New Roman" w:hAnsi="Times New Roman"/>
-          <w:sz w:val="28"/>
-          <w:szCs w:val="28"/>
+          <w:sz w:val="24"/>
+          <w:szCs w:val="24"/>
+        </w:rPr>
+        <w:t xml:space="preserve">После внедрения приложения читатель регистрируется и выбирает план чтения — личный или общий для группы. Каждый день на экране «Мой день» он видит главу дня и свой прогресс, а в выбранное время получает напоминание. Глава открывается прямо из плана; после чтения отметка о прочтении ставится автоматически, и прогресс плана обновляется.</w:t>
+      </w:r>
+    </w:p>
+    <w:p>
+      <w:pPr>
+        <w:spacing w:after="0" w:before="0" w:line="360"/>
+        <w:ind w:firstLine="709"/>
+        <w:jc w:val="both"/>
+      </w:pPr>
+      <w:r>
+        <w:rPr>
+          <w:rFonts w:ascii="Times New Roman" w:cs="Times New Roman" w:eastAsia="Times New Roman" w:hAnsi="Times New Roman"/>
+          <w:sz w:val="24"/>
+          <w:szCs w:val="24"/>
+        </w:rPr>
+        <w:t xml:space="preserve">Размышления записываются в дневник сразу во время чтения и привязываются к стиху, поэтому их можно найти по месту Писания или по дате. Сугубо личные записи сохраняются в отдельном разделе, защищённом паролем. В группе совместного чтения участники видят общий план и прогресс друг друга, публикуют мысли и комментируют их, а лидер видит, кто отстаёт, и публикует вопрос дня — без ручного сбора отчётов в мессенджере.</w:t>
+      </w:r>
+    </w:p>
+    <w:p>
+      <w:pPr>
+        <w:spacing w:after="0" w:before="0" w:line="360"/>
+        <w:ind w:firstLine="709"/>
+        <w:jc w:val="both"/>
+      </w:pPr>
+      <w:r>
+        <w:rPr>
+          <w:rFonts w:ascii="Times New Roman" w:cs="Times New Roman" w:eastAsia="Times New Roman" w:hAnsi="Times New Roman"/>
+          <w:sz w:val="24"/>
+          <w:szCs w:val="24"/>
+        </w:rPr>
+        <w:t xml:space="preserve">Основные изменения по сравнению с AS-IS:</w:t>
+      </w:r>
+    </w:p>
+    <w:p>
+      <w:pPr>
+        <w:pStyle w:val="ListParagraph"/>
+        <w:numPr>
+          <w:ilvl w:val="0"/>
+          <w:numId w:val="2"/>
+        </w:numPr>
+        <w:spacing w:line="360"/>
+        <w:jc w:val="both"/>
+      </w:pPr>
+      <w:r>
+        <w:rPr>
+          <w:rFonts w:ascii="Times New Roman" w:cs="Times New Roman" w:eastAsia="Times New Roman" w:hAnsi="Times New Roman"/>
+          <w:b/>
+          <w:bCs/>
+          <w:sz w:val="24"/>
+          <w:szCs w:val="24"/>
+        </w:rPr>
+        <w:t xml:space="preserve">AS-IS: </w:t>
+      </w:r>
+      <w:r>
+        <w:rPr>
+          <w:rFonts w:ascii="Times New Roman" w:cs="Times New Roman" w:eastAsia="Times New Roman" w:hAnsi="Times New Roman"/>
+          <w:sz w:val="24"/>
+          <w:szCs w:val="24"/>
+        </w:rPr>
+        <w:t xml:space="preserve">план на бумаге → чтение в отдельном источнике → ручная отметка → запись в тетрадь → отчёт в чат → ручной сбор отчётов лидером;</w:t>
+      </w:r>
+    </w:p>
+    <w:p>
+      <w:pPr>
+        <w:pStyle w:val="ListParagraph"/>
+        <w:numPr>
+          <w:ilvl w:val="0"/>
+          <w:numId w:val="2"/>
+        </w:numPr>
+        <w:spacing w:line="360"/>
+        <w:jc w:val="both"/>
+      </w:pPr>
+      <w:r>
+        <w:rPr>
+          <w:rFonts w:ascii="Times New Roman" w:cs="Times New Roman" w:eastAsia="Times New Roman" w:hAnsi="Times New Roman"/>
+          <w:b/>
+          <w:bCs/>
+          <w:sz w:val="24"/>
+          <w:szCs w:val="24"/>
+        </w:rPr>
+        <w:t xml:space="preserve">TO-BE: </w:t>
+      </w:r>
+      <w:r>
+        <w:rPr>
+          <w:rFonts w:ascii="Times New Roman" w:cs="Times New Roman" w:eastAsia="Times New Roman" w:hAnsi="Times New Roman"/>
+          <w:sz w:val="24"/>
+          <w:szCs w:val="24"/>
+        </w:rPr>
+        <w:t xml:space="preserve">выбор плана в приложении → глава дня и напоминание → чтение в приложении → автоматическая отметка → запись с привязкой к стиху → прогресс и обсуждение видны группе.</w:t>
+      </w:r>
+    </w:p>
+    <w:p>
+      <w:pPr>
+        <w:spacing w:after="0" w:before="0" w:line="360"/>
+        <w:ind w:firstLine="709"/>
+        <w:jc w:val="both"/>
+      </w:pPr>
+      <w:r>
+        <w:rPr>
+          <w:rFonts w:ascii="Times New Roman" w:cs="Times New Roman" w:eastAsia="Times New Roman" w:hAnsi="Times New Roman"/>
+          <w:sz w:val="24"/>
+          <w:szCs w:val="24"/>
         </w:rPr>
         <w:t xml:space="preserve">Схема процесса TO-BE показана на рисунке 2.</w:t>
       </w:r>
-    </w:p>
-    <w:p>
-      <w:pPr>
-        <w:keepNext/>
-        <w:spacing w:before="120"/>
-      </w:pPr>
     </w:p>
     <w:tbl>
       <w:tblPr>
-        <w:tblW w:type="dxa" w:w="9638"/>
+        <w:tblW w:type="dxa" w:w="10205"/>
         <w:tblBorders>
           <w:top w:val="single" w:color="auto" w:sz="4"/>
           <w:left w:val="single" w:color="auto" w:sz="4"/>
@@ -4974,7 +6174,7 @@
         </w:tblBorders>
       </w:tblPr>
       <w:tblGrid>
-        <w:gridCol w:w="9638"/>
+        <w:gridCol w:w="10205"/>
       </w:tblGrid>
       <w:tr>
         <w:trPr>
@@ -4982,7 +6182,7 @@
         </w:trPr>
         <w:tc>
           <w:tcPr>
-            <w:tcW w:type="dxa" w:w="9638"/>
+            <w:tcW w:type="dxa" w:w="10205"/>
             <w:tcBorders>
               <w:top w:val="none" w:color="FFFFFF" w:sz="0"/>
               <w:left w:val="none" w:color="FFFFFF" w:sz="0"/>
@@ -4990,6 +6190,11 @@
               <w:right w:val="none" w:color="FFFFFF" w:sz="0"/>
             </w:tcBorders>
           </w:tcPr>
+          <w:p>
+            <w:pPr>
+              <w:spacing w:line="240"/>
+            </w:pPr>
+          </w:p>
           <w:tbl>
             <w:tblPr>
               <w:tblW w:type="dxa" w:w="6800"/>
@@ -5021,15 +6226,14 @@
                   </w:tcBorders>
                   <w:shd w:fill="F2F2F2" w:color="auto" w:val="clear"/>
                   <w:tcMar>
-                    <w:top w:type="dxa" w:w="60"/>
+                    <w:top w:type="dxa" w:w="50"/>
                     <w:left w:type="dxa" w:w="120"/>
-                    <w:bottom w:type="dxa" w:w="60"/>
+                    <w:bottom w:type="dxa" w:w="50"/>
                     <w:right w:type="dxa" w:w="120"/>
                   </w:tcMar>
                 </w:tcPr>
                 <w:p>
                   <w:pPr>
-                    <w:keepNext/>
                     <w:spacing w:line="240"/>
                     <w:jc w:val="center"/>
                   </w:pPr>
@@ -5038,15 +6242,14 @@
                       <w:rFonts w:ascii="Times New Roman" w:cs="Times New Roman" w:eastAsia="Times New Roman" w:hAnsi="Times New Roman"/>
                       <w:b/>
                       <w:bCs/>
-                      <w:sz w:val="24"/>
-                      <w:szCs w:val="24"/>
+                      <w:sz w:val="22"/>
+                      <w:szCs w:val="22"/>
                     </w:rPr>
                     <w:t xml:space="preserve">1. Регистрация и выбор плана чтения в приложении (лично или для группы)</w:t>
                   </w:r>
                 </w:p>
                 <w:p>
                   <w:pPr>
-                    <w:keepNext/>
                     <w:spacing w:line="240"/>
                     <w:jc w:val="center"/>
                   </w:pPr>
@@ -5066,7 +6269,6 @@
           </w:tbl>
           <w:p>
             <w:pPr>
-              <w:keepNext/>
               <w:spacing w:line="240"/>
               <w:jc w:val="center"/>
             </w:pPr>
@@ -5075,8 +6277,8 @@
                 <w:rFonts w:ascii="Times New Roman" w:cs="Times New Roman" w:eastAsia="Times New Roman" w:hAnsi="Times New Roman"/>
                 <w:b/>
                 <w:bCs/>
-                <w:sz w:val="28"/>
-                <w:szCs w:val="28"/>
+                <w:sz w:val="24"/>
+                <w:szCs w:val="24"/>
               </w:rPr>
               <w:t xml:space="preserve">↓</w:t>
             </w:r>
@@ -5112,15 +6314,14 @@
                   </w:tcBorders>
                   <w:shd w:fill="F2F2F2" w:color="auto" w:val="clear"/>
                   <w:tcMar>
-                    <w:top w:type="dxa" w:w="60"/>
+                    <w:top w:type="dxa" w:w="50"/>
                     <w:left w:type="dxa" w:w="120"/>
-                    <w:bottom w:type="dxa" w:w="60"/>
+                    <w:bottom w:type="dxa" w:w="50"/>
                     <w:right w:type="dxa" w:w="120"/>
                   </w:tcMar>
                 </w:tcPr>
                 <w:p>
                   <w:pPr>
-                    <w:keepNext/>
                     <w:spacing w:line="240"/>
                     <w:jc w:val="center"/>
                   </w:pPr>
@@ -5129,15 +6330,14 @@
                       <w:rFonts w:ascii="Times New Roman" w:cs="Times New Roman" w:eastAsia="Times New Roman" w:hAnsi="Times New Roman"/>
                       <w:b/>
                       <w:bCs/>
-                      <w:sz w:val="24"/>
-                      <w:szCs w:val="24"/>
+                      <w:sz w:val="22"/>
+                      <w:szCs w:val="22"/>
                     </w:rPr>
                     <w:t xml:space="preserve">2. Экран «Мой день»: глава дня и напоминание в выбранное время</w:t>
                   </w:r>
                 </w:p>
                 <w:p>
                   <w:pPr>
-                    <w:keepNext/>
                     <w:spacing w:line="240"/>
                     <w:jc w:val="center"/>
                   </w:pPr>
@@ -5157,7 +6357,6 @@
           </w:tbl>
           <w:p>
             <w:pPr>
-              <w:keepNext/>
               <w:spacing w:line="240"/>
               <w:jc w:val="center"/>
             </w:pPr>
@@ -5166,8 +6365,8 @@
                 <w:rFonts w:ascii="Times New Roman" w:cs="Times New Roman" w:eastAsia="Times New Roman" w:hAnsi="Times New Roman"/>
                 <w:b/>
                 <w:bCs/>
-                <w:sz w:val="28"/>
-                <w:szCs w:val="28"/>
+                <w:sz w:val="24"/>
+                <w:szCs w:val="24"/>
               </w:rPr>
               <w:t xml:space="preserve">↓</w:t>
             </w:r>
@@ -5203,15 +6402,14 @@
                   </w:tcBorders>
                   <w:shd w:fill="F2F2F2" w:color="auto" w:val="clear"/>
                   <w:tcMar>
-                    <w:top w:type="dxa" w:w="60"/>
+                    <w:top w:type="dxa" w:w="50"/>
                     <w:left w:type="dxa" w:w="120"/>
-                    <w:bottom w:type="dxa" w:w="60"/>
+                    <w:bottom w:type="dxa" w:w="50"/>
                     <w:right w:type="dxa" w:w="120"/>
                   </w:tcMar>
                 </w:tcPr>
                 <w:p>
                   <w:pPr>
-                    <w:keepNext/>
                     <w:spacing w:line="240"/>
                     <w:jc w:val="center"/>
                   </w:pPr>
@@ -5220,15 +6418,14 @@
                       <w:rFonts w:ascii="Times New Roman" w:cs="Times New Roman" w:eastAsia="Times New Roman" w:hAnsi="Times New Roman"/>
                       <w:b/>
                       <w:bCs/>
-                      <w:sz w:val="24"/>
-                      <w:szCs w:val="24"/>
+                      <w:sz w:val="22"/>
+                      <w:szCs w:val="22"/>
                     </w:rPr>
                     <w:t xml:space="preserve">3. Чтение главы в приложении, выделение стихов и закладки</w:t>
                   </w:r>
                 </w:p>
                 <w:p>
                   <w:pPr>
-                    <w:keepNext/>
                     <w:spacing w:line="240"/>
                     <w:jc w:val="center"/>
                   </w:pPr>
@@ -5248,7 +6445,6 @@
           </w:tbl>
           <w:p>
             <w:pPr>
-              <w:keepNext/>
               <w:spacing w:line="240"/>
               <w:jc w:val="center"/>
             </w:pPr>
@@ -5257,8 +6453,8 @@
                 <w:rFonts w:ascii="Times New Roman" w:cs="Times New Roman" w:eastAsia="Times New Roman" w:hAnsi="Times New Roman"/>
                 <w:b/>
                 <w:bCs/>
-                <w:sz w:val="28"/>
-                <w:szCs w:val="28"/>
+                <w:sz w:val="24"/>
+                <w:szCs w:val="24"/>
               </w:rPr>
               <w:t xml:space="preserve">↓</w:t>
             </w:r>
@@ -5294,15 +6490,14 @@
                   </w:tcBorders>
                   <w:shd w:fill="F2F2F2" w:color="auto" w:val="clear"/>
                   <w:tcMar>
-                    <w:top w:type="dxa" w:w="60"/>
+                    <w:top w:type="dxa" w:w="50"/>
                     <w:left w:type="dxa" w:w="120"/>
-                    <w:bottom w:type="dxa" w:w="60"/>
+                    <w:bottom w:type="dxa" w:w="50"/>
                     <w:right w:type="dxa" w:w="120"/>
                   </w:tcMar>
                 </w:tcPr>
                 <w:p>
                   <w:pPr>
-                    <w:keepNext/>
                     <w:spacing w:line="240"/>
                     <w:jc w:val="center"/>
                   </w:pPr>
@@ -5311,15 +6506,14 @@
                       <w:rFonts w:ascii="Times New Roman" w:cs="Times New Roman" w:eastAsia="Times New Roman" w:hAnsi="Times New Roman"/>
                       <w:b/>
                       <w:bCs/>
-                      <w:sz w:val="24"/>
-                      <w:szCs w:val="24"/>
+                      <w:sz w:val="22"/>
+                      <w:szCs w:val="22"/>
                     </w:rPr>
                     <w:t xml:space="preserve">4. Автоматическая отметка прочтения, обновление личного прогресса</w:t>
                   </w:r>
                 </w:p>
                 <w:p>
                   <w:pPr>
-                    <w:keepNext/>
                     <w:spacing w:line="240"/>
                     <w:jc w:val="center"/>
                   </w:pPr>
@@ -5339,7 +6533,6 @@
           </w:tbl>
           <w:p>
             <w:pPr>
-              <w:keepNext/>
               <w:spacing w:line="240"/>
               <w:jc w:val="center"/>
             </w:pPr>
@@ -5348,8 +6541,8 @@
                 <w:rFonts w:ascii="Times New Roman" w:cs="Times New Roman" w:eastAsia="Times New Roman" w:hAnsi="Times New Roman"/>
                 <w:b/>
                 <w:bCs/>
-                <w:sz w:val="28"/>
-                <w:szCs w:val="28"/>
+                <w:sz w:val="24"/>
+                <w:szCs w:val="24"/>
               </w:rPr>
               <w:t xml:space="preserve">↓</w:t>
             </w:r>
@@ -5385,15 +6578,14 @@
                   </w:tcBorders>
                   <w:shd w:fill="F2F2F2" w:color="auto" w:val="clear"/>
                   <w:tcMar>
-                    <w:top w:type="dxa" w:w="60"/>
+                    <w:top w:type="dxa" w:w="50"/>
                     <w:left w:type="dxa" w:w="120"/>
-                    <w:bottom w:type="dxa" w:w="60"/>
+                    <w:bottom w:type="dxa" w:w="50"/>
                     <w:right w:type="dxa" w:w="120"/>
                   </w:tcMar>
                 </w:tcPr>
                 <w:p>
                   <w:pPr>
-                    <w:keepNext/>
                     <w:spacing w:line="240"/>
                     <w:jc w:val="center"/>
                   </w:pPr>
@@ -5402,15 +6594,14 @@
                       <w:rFonts w:ascii="Times New Roman" w:cs="Times New Roman" w:eastAsia="Times New Roman" w:hAnsi="Times New Roman"/>
                       <w:b/>
                       <w:bCs/>
-                      <w:sz w:val="24"/>
-                      <w:szCs w:val="24"/>
+                      <w:sz w:val="22"/>
+                      <w:szCs w:val="22"/>
                     </w:rPr>
                     <w:t xml:space="preserve">5. Запись размышления в дневник с привязкой к стиху; личное — в защищённый раздел</w:t>
                   </w:r>
                 </w:p>
                 <w:p>
                   <w:pPr>
-                    <w:keepNext/>
                     <w:spacing w:line="240"/>
                     <w:jc w:val="center"/>
                   </w:pPr>
@@ -5430,7 +6621,6 @@
           </w:tbl>
           <w:p>
             <w:pPr>
-              <w:keepNext/>
               <w:spacing w:line="240"/>
               <w:jc w:val="center"/>
             </w:pPr>
@@ -5439,8 +6629,8 @@
                 <w:rFonts w:ascii="Times New Roman" w:cs="Times New Roman" w:eastAsia="Times New Roman" w:hAnsi="Times New Roman"/>
                 <w:b/>
                 <w:bCs/>
-                <w:sz w:val="28"/>
-                <w:szCs w:val="28"/>
+                <w:sz w:val="24"/>
+                <w:szCs w:val="24"/>
               </w:rPr>
               <w:t xml:space="preserve">↓</w:t>
             </w:r>
@@ -5476,15 +6666,14 @@
                   </w:tcBorders>
                   <w:shd w:fill="F2F2F2" w:color="auto" w:val="clear"/>
                   <w:tcMar>
-                    <w:top w:type="dxa" w:w="60"/>
+                    <w:top w:type="dxa" w:w="50"/>
                     <w:left w:type="dxa" w:w="120"/>
-                    <w:bottom w:type="dxa" w:w="60"/>
+                    <w:bottom w:type="dxa" w:w="50"/>
                     <w:right w:type="dxa" w:w="120"/>
                   </w:tcMar>
                 </w:tcPr>
                 <w:p>
                   <w:pPr>
-                    <w:keepNext/>
                     <w:spacing w:line="240"/>
                     <w:jc w:val="center"/>
                   </w:pPr>
@@ -5493,15 +6682,14 @@
                       <w:rFonts w:ascii="Times New Roman" w:cs="Times New Roman" w:eastAsia="Times New Roman" w:hAnsi="Times New Roman"/>
                       <w:b/>
                       <w:bCs/>
-                      <w:sz w:val="24"/>
-                      <w:szCs w:val="24"/>
+                      <w:sz w:val="22"/>
+                      <w:szCs w:val="22"/>
                     </w:rPr>
                     <w:t xml:space="preserve">6. Прогресс и публикация видны в группе; участники комментируют</w:t>
                   </w:r>
                 </w:p>
                 <w:p>
                   <w:pPr>
-                    <w:keepNext/>
                     <w:spacing w:line="240"/>
                     <w:jc w:val="center"/>
                   </w:pPr>
@@ -5521,7 +6709,6 @@
           </w:tbl>
           <w:p>
             <w:pPr>
-              <w:keepNext/>
               <w:spacing w:line="240"/>
               <w:jc w:val="center"/>
             </w:pPr>
@@ -5530,8 +6717,8 @@
                 <w:rFonts w:ascii="Times New Roman" w:cs="Times New Roman" w:eastAsia="Times New Roman" w:hAnsi="Times New Roman"/>
                 <w:b/>
                 <w:bCs/>
-                <w:sz w:val="28"/>
-                <w:szCs w:val="28"/>
+                <w:sz w:val="24"/>
+                <w:szCs w:val="24"/>
               </w:rPr>
               <w:t xml:space="preserve">↓</w:t>
             </w:r>
@@ -5567,15 +6754,14 @@
                   </w:tcBorders>
                   <w:shd w:fill="F2F2F2" w:color="auto" w:val="clear"/>
                   <w:tcMar>
-                    <w:top w:type="dxa" w:w="60"/>
+                    <w:top w:type="dxa" w:w="50"/>
                     <w:left w:type="dxa" w:w="120"/>
-                    <w:bottom w:type="dxa" w:w="60"/>
+                    <w:bottom w:type="dxa" w:w="50"/>
                     <w:right w:type="dxa" w:w="120"/>
                   </w:tcMar>
                 </w:tcPr>
                 <w:p>
                   <w:pPr>
-                    <w:keepNext/>
                     <w:spacing w:line="240"/>
                     <w:jc w:val="center"/>
                   </w:pPr>
@@ -5584,15 +6770,14 @@
                       <w:rFonts w:ascii="Times New Roman" w:cs="Times New Roman" w:eastAsia="Times New Roman" w:hAnsi="Times New Roman"/>
                       <w:b/>
                       <w:bCs/>
-                      <w:sz w:val="24"/>
-                      <w:szCs w:val="24"/>
+                      <w:sz w:val="22"/>
+                      <w:szCs w:val="22"/>
                     </w:rPr>
                     <w:t xml:space="preserve">7. Просмотр прогресса участников, вопрос дня, поддержка отстающих</w:t>
                   </w:r>
                 </w:p>
                 <w:p>
                   <w:pPr>
-                    <w:keepNext/>
                     <w:spacing w:line="240"/>
                     <w:jc w:val="center"/>
                   </w:pPr>
@@ -5612,7 +6797,6 @@
           </w:tbl>
           <w:p>
             <w:pPr>
-              <w:keepNext/>
               <w:spacing w:line="240"/>
               <w:jc w:val="center"/>
             </w:pPr>
@@ -5621,8 +6805,8 @@
                 <w:rFonts w:ascii="Times New Roman" w:cs="Times New Roman" w:eastAsia="Times New Roman" w:hAnsi="Times New Roman"/>
                 <w:b/>
                 <w:bCs/>
-                <w:sz w:val="28"/>
-                <w:szCs w:val="28"/>
+                <w:sz w:val="24"/>
+                <w:szCs w:val="24"/>
               </w:rPr>
               <w:t xml:space="preserve">↓</w:t>
             </w:r>
@@ -5658,15 +6842,14 @@
                   </w:tcBorders>
                   <w:shd w:fill="F2F2F2" w:color="auto" w:val="clear"/>
                   <w:tcMar>
-                    <w:top w:type="dxa" w:w="60"/>
+                    <w:top w:type="dxa" w:w="50"/>
                     <w:left w:type="dxa" w:w="120"/>
-                    <w:bottom w:type="dxa" w:w="60"/>
+                    <w:bottom w:type="dxa" w:w="50"/>
                     <w:right w:type="dxa" w:w="120"/>
                   </w:tcMar>
                 </w:tcPr>
                 <w:p>
                   <w:pPr>
-                    <w:keepNext/>
                     <w:spacing w:line="240"/>
                     <w:jc w:val="center"/>
                   </w:pPr>
@@ -5675,15 +6858,14 @@
                       <w:rFonts w:ascii="Times New Roman" w:cs="Times New Roman" w:eastAsia="Times New Roman" w:hAnsi="Times New Roman"/>
                       <w:b/>
                       <w:bCs/>
-                      <w:sz w:val="24"/>
-                      <w:szCs w:val="24"/>
+                      <w:sz w:val="22"/>
+                      <w:szCs w:val="22"/>
                     </w:rPr>
                     <w:t xml:space="preserve">8. Результат: план завершён, записи сохранены и доступны по стиху и дате</w:t>
                   </w:r>
                 </w:p>
                 <w:p>
                   <w:pPr>
-                    <w:keepNext/>
                     <w:spacing w:line="240"/>
                     <w:jc w:val="center"/>
                   </w:pPr>
@@ -5701,25 +6883,20 @@
               </w:tc>
             </w:tr>
           </w:tbl>
-          <w:p>
-            <w:pPr>
-              <w:spacing w:line="240"/>
-            </w:pPr>
-          </w:p>
+          <w:p/>
         </w:tc>
       </w:tr>
     </w:tbl>
     <w:p>
       <w:pPr>
-        <w:keepNext w:val="false"/>
-        <w:spacing w:after="120" w:before="120" w:line="276"/>
+        <w:spacing w:after="120" w:before="60" w:line="240"/>
         <w:jc w:val="center"/>
       </w:pPr>
       <w:r>
         <w:rPr>
           <w:rFonts w:ascii="Times New Roman" w:cs="Times New Roman" w:eastAsia="Times New Roman" w:hAnsi="Times New Roman"/>
-          <w:sz w:val="28"/>
-          <w:szCs w:val="28"/>
+          <w:sz w:val="24"/>
+          <w:szCs w:val="24"/>
         </w:rPr>
         <w:t xml:space="preserve">Рисунок 2 – Предварительная схема процесса TO-BE</w:t>
       </w:r>
@@ -5728,18 +6905,19 @@
       <w:pPr>
         <w:pStyle w:val="Heading1"/>
         <w:keepNext/>
-        <w:spacing w:after="120" w:before="240" w:line="360"/>
-        <w:ind w:firstLine="709"/>
+        <w:pageBreakBefore/>
+        <w:spacing w:after="240" w:before="0" w:line="240"/>
+        <w:jc w:val="center"/>
       </w:pPr>
       <w:r>
         <w:rPr>
           <w:rFonts w:ascii="Times New Roman" w:cs="Times New Roman" w:eastAsia="Times New Roman" w:hAnsi="Times New Roman"/>
           <w:b/>
           <w:bCs/>
-          <w:sz w:val="28"/>
-          <w:szCs w:val="28"/>
-        </w:rPr>
-        <w:t xml:space="preserve">10. Вывод</w:t>
+          <w:sz w:val="26"/>
+          <w:szCs w:val="26"/>
+        </w:rPr>
+        <w:t xml:space="preserve">ВЫВОДЫ</w:t>
       </w:r>
     </w:p>
     <w:p>
@@ -5751,8 +6929,8 @@
       <w:r>
         <w:rPr>
           <w:rFonts w:ascii="Times New Roman" w:cs="Times New Roman" w:eastAsia="Times New Roman" w:hAnsi="Times New Roman"/>
-          <w:sz w:val="28"/>
-          <w:szCs w:val="28"/>
+          <w:sz w:val="24"/>
+          <w:szCs w:val="24"/>
         </w:rPr>
         <w:t xml:space="preserve">В рамках лабораторной работы проанализирована предметная область личного и совместного чтения Библии и сформулирована проблема программного проекта Bibly.</w:t>
       </w:r>
@@ -5768,16 +6946,16 @@
           <w:rFonts w:ascii="Times New Roman" w:cs="Times New Roman" w:eastAsia="Times New Roman" w:hAnsi="Times New Roman"/>
           <w:b/>
           <w:bCs/>
-          <w:sz w:val="28"/>
-          <w:szCs w:val="28"/>
+          <w:sz w:val="24"/>
+          <w:szCs w:val="24"/>
         </w:rPr>
         <w:t xml:space="preserve">Какая проблема решается? </w:t>
       </w:r>
       <w:r>
         <w:rPr>
           <w:rFonts w:ascii="Times New Roman" w:cs="Times New Roman" w:eastAsia="Times New Roman" w:hAnsi="Times New Roman"/>
-          <w:sz w:val="28"/>
-          <w:szCs w:val="28"/>
+          <w:sz w:val="24"/>
+          <w:szCs w:val="24"/>
         </w:rPr>
         <w:t xml:space="preserve">Читатели не выдерживают регулярности и бросают планы чтения, личные размышления теряются, а лидеры групп не видят прогресса участников и вынуждены собирать отчёты вручную.</w:t>
       </w:r>
@@ -5793,16 +6971,16 @@
           <w:rFonts w:ascii="Times New Roman" w:cs="Times New Roman" w:eastAsia="Times New Roman" w:hAnsi="Times New Roman"/>
           <w:b/>
           <w:bCs/>
-          <w:sz w:val="28"/>
-          <w:szCs w:val="28"/>
+          <w:sz w:val="24"/>
+          <w:szCs w:val="24"/>
         </w:rPr>
         <w:t xml:space="preserve">Почему она возникает? </w:t>
       </w:r>
       <w:r>
         <w:rPr>
           <w:rFonts w:ascii="Times New Roman" w:cs="Times New Roman" w:eastAsia="Times New Roman" w:hAnsi="Times New Roman"/>
-          <w:sz w:val="28"/>
-          <w:szCs w:val="28"/>
+          <w:sz w:val="24"/>
+          <w:szCs w:val="24"/>
         </w:rPr>
         <w:t xml:space="preserve">Текст, план, отметки о прочтении, дневник и общение группы находятся в разных, не связанных между собой средствах. Анализ «5 Почему?» показал первопричину — отсутствие единой среды, где прочтение фиксируется автоматически, а прогресс виден читателю и группе.</w:t>
       </w:r>
@@ -5818,16 +6996,16 @@
           <w:rFonts w:ascii="Times New Roman" w:cs="Times New Roman" w:eastAsia="Times New Roman" w:hAnsi="Times New Roman"/>
           <w:b/>
           <w:bCs/>
-          <w:sz w:val="28"/>
-          <w:szCs w:val="28"/>
+          <w:sz w:val="24"/>
+          <w:szCs w:val="24"/>
         </w:rPr>
         <w:t xml:space="preserve">Кого она затрагивает? </w:t>
       </w:r>
       <w:r>
         <w:rPr>
           <w:rFonts w:ascii="Times New Roman" w:cs="Times New Roman" w:eastAsia="Times New Roman" w:hAnsi="Times New Roman"/>
-          <w:sz w:val="28"/>
-          <w:szCs w:val="28"/>
+          <w:sz w:val="24"/>
+          <w:szCs w:val="24"/>
         </w:rPr>
         <w:t xml:space="preserve">Читателей, участников малых групп, лидеров групп и начинающих читателей; для социальной части системы — также модераторов сообщества.</w:t>
       </w:r>
@@ -5843,26 +7021,105 @@
           <w:rFonts w:ascii="Times New Roman" w:cs="Times New Roman" w:eastAsia="Times New Roman" w:hAnsi="Times New Roman"/>
           <w:b/>
           <w:bCs/>
-          <w:sz w:val="28"/>
-          <w:szCs w:val="28"/>
+          <w:sz w:val="24"/>
+          <w:szCs w:val="24"/>
         </w:rPr>
         <w:t xml:space="preserve">Какой результат должен обеспечить проект? </w:t>
       </w:r>
       <w:r>
         <w:rPr>
           <w:rFonts w:ascii="Times New Roman" w:cs="Times New Roman" w:eastAsia="Times New Roman" w:hAnsi="Times New Roman"/>
-          <w:sz w:val="28"/>
-          <w:szCs w:val="28"/>
+          <w:sz w:val="24"/>
+          <w:szCs w:val="24"/>
         </w:rPr>
         <w:t xml:space="preserve">Регулярное и осмысленное чтение Библии с видимым прогрессом, напоминаниями, сохраняемыми и находимыми личными записями (с защищённым разделом для личного) и групповым обсуждением, которое не теряется в мессенджерах. Полученные результаты станут основой для выявления и спецификации требований в лабораторной работе №2.</w:t>
       </w:r>
     </w:p>
+    <w:p>
+      <w:pPr>
+        <w:pStyle w:val="Heading1"/>
+        <w:keepNext/>
+        <w:pageBreakBefore/>
+        <w:spacing w:after="240" w:before="0" w:line="240"/>
+        <w:jc w:val="center"/>
+      </w:pPr>
+      <w:r>
+        <w:rPr>
+          <w:rFonts w:ascii="Times New Roman" w:cs="Times New Roman" w:eastAsia="Times New Roman" w:hAnsi="Times New Roman"/>
+          <w:b/>
+          <w:bCs/>
+          <w:sz w:val="26"/>
+          <w:szCs w:val="26"/>
+        </w:rPr>
+        <w:t xml:space="preserve">БИБЛИОГРАФИЯ</w:t>
+      </w:r>
+    </w:p>
+    <w:p>
+      <w:pPr>
+        <w:spacing w:after="0" w:before="0" w:line="360"/>
+        <w:ind w:firstLine="709"/>
+        <w:jc w:val="both"/>
+      </w:pPr>
+      <w:r>
+        <w:rPr>
+          <w:rFonts w:ascii="Times New Roman" w:cs="Times New Roman" w:eastAsia="Times New Roman" w:hAnsi="Times New Roman"/>
+          <w:sz w:val="24"/>
+          <w:szCs w:val="24"/>
+        </w:rPr>
+        <w:t xml:space="preserve">1. Методические указания к выполнению лабораторных работ по дисциплине «Анализ и спецификация требований программного обеспечения». – Кишинёв: Технический университет Молдовы, 2026.</w:t>
+      </w:r>
+    </w:p>
+    <w:p>
+      <w:pPr>
+        <w:spacing w:after="0" w:before="0" w:line="360"/>
+        <w:ind w:firstLine="709"/>
+        <w:jc w:val="both"/>
+      </w:pPr>
+      <w:r>
+        <w:rPr>
+          <w:rFonts w:ascii="Times New Roman" w:cs="Times New Roman" w:eastAsia="Times New Roman" w:hAnsi="Times New Roman"/>
+          <w:sz w:val="24"/>
+          <w:szCs w:val="24"/>
+        </w:rPr>
+        <w:t xml:space="preserve">2. Ormanji N. Propunere de proiect: «Мобильное приложение для изучения Библии и духовного планирования с элементами социальной сети». – Chișinău: UTM, 2026.</w:t>
+      </w:r>
+    </w:p>
+    <w:p>
+      <w:pPr>
+        <w:spacing w:after="0" w:before="0" w:line="360"/>
+        <w:ind w:firstLine="709"/>
+        <w:jc w:val="both"/>
+      </w:pPr>
+      <w:r>
+        <w:rPr>
+          <w:rFonts w:ascii="Times New Roman" w:cs="Times New Roman" w:eastAsia="Times New Roman" w:hAnsi="Times New Roman"/>
+          <w:sz w:val="24"/>
+          <w:szCs w:val="24"/>
+        </w:rPr>
+        <w:t xml:space="preserve">3. Wiegers K., Beatty J. Software Requirements. 3rd ed. – Redmond: Microsoft Press, 2013. – 672 p.</w:t>
+      </w:r>
+    </w:p>
+    <w:p>
+      <w:pPr>
+        <w:spacing w:after="0" w:before="0" w:line="360"/>
+        <w:ind w:firstLine="709"/>
+        <w:jc w:val="both"/>
+      </w:pPr>
+      <w:r>
+        <w:rPr>
+          <w:rFonts w:ascii="Times New Roman" w:cs="Times New Roman" w:eastAsia="Times New Roman" w:hAnsi="Times New Roman"/>
+          <w:sz w:val="24"/>
+          <w:szCs w:val="24"/>
+        </w:rPr>
+        <w:t xml:space="preserve">4. YouVersion Bible App [online]. – Disponibil: https://www.bible.com (accesat 19.10.2026).</w:t>
+      </w:r>
+    </w:p>
     <w:sectPr>
-      <w:footerReference w:type="default" r:id="rId7"/>
+      <w:footerReference w:type="default" r:id="rId8"/>
+      <w:type w:val="nextPage"/>
       <w:pgSz w:w="11906" w:h="16838" w:orient="portrait"/>
-      <w:pgMar w:top="1134" w:right="567" w:bottom="1134" w:left="1701" w:header="708" w:footer="708" w:gutter="0"/>
+      <w:pgMar w:top="1134" w:right="567" w:bottom="1134" w:left="1134" w:header="708" w:footer="708" w:gutter="0"/>
       <w:pgNumType/>
-      <w:titlePg/>
       <w:docGrid w:linePitch="360"/>
     </w:sectPr>
   </w:body>
@@ -5911,6 +7168,12 @@
 </file>
 
 <file path=word/footer1.xml><?xml version="1.0" encoding="utf-8"?>
+<w:ftr xmlns:wpc="http://schemas.microsoft.com/office/word/2010/wordprocessingCanvas" xmlns:mc="http://schemas.openxmlformats.org/markup-compatibility/2006" xmlns:o="urn:schemas-microsoft-com:office:office" xmlns:r="http://schemas.openxmlformats.org/officeDocument/2006/relationships" xmlns:m="http://schemas.openxmlformats.org/officeDocument/2006/math" xmlns:v="urn:schemas-microsoft-com:vml" xmlns:wp14="http://schemas.microsoft.com/office/word/2010/wordprocessingDrawing" xmlns:wp="http://schemas.openxmlformats.org/drawingml/2006/wordprocessingDrawing" xmlns:w10="urn:schemas-microsoft-com:office:word" xmlns:w="http://schemas.openxmlformats.org/wordprocessingml/2006/main" xmlns:w14="http://schemas.microsoft.com/office/word/2010/wordml" xmlns:w15="http://schemas.microsoft.com/office/word/2012/wordml" xmlns:wpg="http://schemas.microsoft.com/office/word/2010/wordprocessingGroup" xmlns:wpi="http://schemas.microsoft.com/office/word/2010/wordprocessingInk" xmlns:wne="http://schemas.microsoft.com/office/word/2006/wordml" xmlns:wps="http://schemas.microsoft.com/office/word/2010/wordprocessingShape">
+  <w:p/>
+</w:ftr>
+</file>
+
+<file path=word/footer2.xml><?xml version="1.0" encoding="utf-8"?>
 <w:ftr xmlns:wpc="http://schemas.microsoft.com/office/word/2010/wordprocessingCanvas" xmlns:mc="http://schemas.openxmlformats.org/markup-compatibility/2006" xmlns:o="urn:schemas-microsoft-com:office:office" xmlns:r="http://schemas.openxmlformats.org/officeDocument/2006/relationships" xmlns:m="http://schemas.openxmlformats.org/officeDocument/2006/math" xmlns:v="urn:schemas-microsoft-com:vml" xmlns:wp14="http://schemas.microsoft.com/office/word/2010/wordprocessingDrawing" xmlns:wp="http://schemas.openxmlformats.org/drawingml/2006/wordprocessingDrawing" xmlns:w10="urn:schemas-microsoft-com:office:word" xmlns:w="http://schemas.openxmlformats.org/wordprocessingml/2006/main" xmlns:w14="http://schemas.microsoft.com/office/word/2010/wordml" xmlns:w15="http://schemas.microsoft.com/office/word/2012/wordml" xmlns:wpg="http://schemas.microsoft.com/office/word/2010/wordprocessingGroup" xmlns:wpi="http://schemas.microsoft.com/office/word/2010/wordprocessingInk" xmlns:wne="http://schemas.microsoft.com/office/word/2006/wordml" xmlns:wps="http://schemas.microsoft.com/office/word/2010/wordprocessingShape">
   <w:p>
     <w:pPr>
@@ -6087,8 +7350,9 @@
     <w:rPrDefault>
       <w:rPr>
         <w:rFonts w:ascii="Times New Roman" w:cs="Times New Roman" w:eastAsia="Times New Roman" w:hAnsi="Times New Roman"/>
-        <w:sz w:val="28"/>
-        <w:szCs w:val="28"/>
+        <w:color w:val="000000"/>
+        <w:sz w:val="24"/>
+        <w:szCs w:val="24"/>
       </w:rPr>
     </w:rPrDefault>
     <w:pPrDefault/>
@@ -6277,8 +7541,25 @@
       <w:b/>
       <w:bCs/>
       <w:color w:val="000000"/>
-      <w:sz w:val="28"/>
-      <w:szCs w:val="28"/>
+      <w:sz w:val="26"/>
+      <w:szCs w:val="26"/>
+    </w:rPr>
+  </w:style>
+  <w:style w:type="paragraph" w:styleId="Heading2">
+    <w:name w:val="Heading 2"/>
+    <w:basedOn w:val="Normal"/>
+    <w:next w:val="Normal"/>
+    <w:qFormat/>
+    <w:pPr>
+      <w:outlineLvl w:val="1"/>
+    </w:pPr>
+    <w:rPr>
+      <w:rFonts w:ascii="Times New Roman" w:cs="Times New Roman" w:eastAsia="Times New Roman" w:hAnsi="Times New Roman"/>
+      <w:b/>
+      <w:bCs/>
+      <w:color w:val="000000"/>
+      <w:sz w:val="24"/>
+      <w:szCs w:val="24"/>
     </w:rPr>
   </w:style>
 </w:styles>
